--- a/predictive_maintenance/Documentation_of_processes_and_the_logic_behind_it_during_the_project/Documentation_of_the_model_training_process/Training_the_models.docx
+++ b/predictive_maintenance/Documentation_of_processes_and_the_logic_behind_it_during_the_project/Documentation_of_the_model_training_process/Training_the_models.docx
@@ -12,19 +12,19 @@
           <w:b/>
           <w:bCs/>
           <w:kern w:val="0"/>
-          <w:sz w:val="32"/>
-          <w:szCs w:val="32"/>
-          <w14:ligatures w14:val="none"/>
-        </w:rPr>
-      </w:pPr>
-      <w:r>
-        <w:rPr>
-          <w:rFonts w:ascii="Times New Roman" w:eastAsia="Times New Roman" w:hAnsi="Times New Roman" w:cs="Times New Roman"/>
-          <w:b/>
-          <w:bCs/>
-          <w:kern w:val="0"/>
-          <w:sz w:val="32"/>
-          <w:szCs w:val="32"/>
+          <w:sz w:val="44"/>
+          <w:szCs w:val="44"/>
+          <w14:ligatures w14:val="none"/>
+        </w:rPr>
+      </w:pPr>
+      <w:r>
+        <w:rPr>
+          <w:rFonts w:ascii="Times New Roman" w:eastAsia="Times New Roman" w:hAnsi="Times New Roman" w:cs="Times New Roman"/>
+          <w:b/>
+          <w:bCs/>
+          <w:kern w:val="0"/>
+          <w:sz w:val="44"/>
+          <w:szCs w:val="44"/>
           <w14:ligatures w14:val="none"/>
         </w:rPr>
         <w:t>Documentation: Model Training for Predictive Maintenance Project</w:t>
@@ -37,17 +37,17 @@
         <w:rPr>
           <w:rFonts w:ascii="Times New Roman" w:eastAsia="Times New Roman" w:hAnsi="Times New Roman" w:cs="Times New Roman"/>
           <w:kern w:val="0"/>
-          <w:sz w:val="28"/>
-          <w:szCs w:val="28"/>
-          <w14:ligatures w14:val="none"/>
-        </w:rPr>
-      </w:pPr>
-      <w:r>
-        <w:rPr>
-          <w:rFonts w:ascii="Times New Roman" w:eastAsia="Times New Roman" w:hAnsi="Times New Roman" w:cs="Times New Roman"/>
-          <w:kern w:val="0"/>
-          <w:sz w:val="28"/>
-          <w:szCs w:val="28"/>
+          <w:sz w:val="40"/>
+          <w:szCs w:val="40"/>
+          <w14:ligatures w14:val="none"/>
+        </w:rPr>
+      </w:pPr>
+      <w:r>
+        <w:rPr>
+          <w:rFonts w:ascii="Times New Roman" w:eastAsia="Times New Roman" w:hAnsi="Times New Roman" w:cs="Times New Roman"/>
+          <w:kern w:val="0"/>
+          <w:sz w:val="40"/>
+          <w:szCs w:val="40"/>
           <w14:ligatures w14:val="none"/>
         </w:rPr>
         <w:pict w14:anchorId="2EC6C734">
@@ -58,8 +58,8 @@
         <w:rPr>
           <w:rFonts w:ascii="Times New Roman" w:eastAsia="Times New Roman" w:hAnsi="Times New Roman" w:cs="Times New Roman"/>
           <w:kern w:val="0"/>
-          <w:sz w:val="28"/>
-          <w:szCs w:val="28"/>
+          <w:sz w:val="40"/>
+          <w:szCs w:val="40"/>
           <w14:ligatures w14:val="none"/>
         </w:rPr>
         <w:br/>
@@ -68,8 +68,8 @@
         <w:rPr>
           <w:rFonts w:ascii="Times New Roman" w:eastAsia="Times New Roman" w:hAnsi="Times New Roman" w:cs="Times New Roman"/>
           <w:kern w:val="0"/>
-          <w:sz w:val="28"/>
-          <w:szCs w:val="28"/>
+          <w:sz w:val="40"/>
+          <w:szCs w:val="40"/>
           <w14:ligatures w14:val="none"/>
         </w:rPr>
         <w:br/>
@@ -78,8 +78,8 @@
         <w:rPr>
           <w:rFonts w:ascii="Times New Roman" w:eastAsia="Times New Roman" w:hAnsi="Times New Roman" w:cs="Times New Roman"/>
           <w:kern w:val="0"/>
-          <w:sz w:val="28"/>
-          <w:szCs w:val="28"/>
+          <w:sz w:val="40"/>
+          <w:szCs w:val="40"/>
           <w14:ligatures w14:val="none"/>
         </w:rPr>
         <w:br/>
@@ -88,8 +88,8 @@
         <w:rPr>
           <w:rFonts w:ascii="Times New Roman" w:eastAsia="Times New Roman" w:hAnsi="Times New Roman" w:cs="Times New Roman"/>
           <w:kern w:val="0"/>
-          <w:sz w:val="28"/>
-          <w:szCs w:val="28"/>
+          <w:sz w:val="40"/>
+          <w:szCs w:val="40"/>
           <w14:ligatures w14:val="none"/>
         </w:rPr>
         <w:br/>
@@ -98,8 +98,8 @@
         <w:rPr>
           <w:rFonts w:ascii="Times New Roman" w:eastAsia="Times New Roman" w:hAnsi="Times New Roman" w:cs="Times New Roman"/>
           <w:kern w:val="0"/>
-          <w:sz w:val="28"/>
-          <w:szCs w:val="28"/>
+          <w:sz w:val="40"/>
+          <w:szCs w:val="40"/>
           <w14:ligatures w14:val="none"/>
         </w:rPr>
         <w:br/>
@@ -110,8 +110,8 @@
           <w:b/>
           <w:bCs/>
           <w:kern w:val="0"/>
-          <w:sz w:val="28"/>
-          <w:szCs w:val="28"/>
+          <w:sz w:val="40"/>
+          <w:szCs w:val="40"/>
           <w:highlight w:val="yellow"/>
           <w14:ligatures w14:val="none"/>
         </w:rPr>
@@ -121,8 +121,8 @@
         <w:rPr>
           <w:rFonts w:ascii="Times New Roman" w:eastAsia="Times New Roman" w:hAnsi="Times New Roman" w:cs="Times New Roman"/>
           <w:kern w:val="0"/>
-          <w:sz w:val="28"/>
-          <w:szCs w:val="28"/>
+          <w:sz w:val="40"/>
+          <w:szCs w:val="40"/>
           <w:highlight w:val="yellow"/>
           <w14:ligatures w14:val="none"/>
         </w:rPr>
@@ -134,8 +134,8 @@
           <w:b/>
           <w:bCs/>
           <w:kern w:val="0"/>
-          <w:sz w:val="28"/>
-          <w:szCs w:val="28"/>
+          <w:sz w:val="40"/>
+          <w:szCs w:val="40"/>
           <w:highlight w:val="yellow"/>
           <w14:ligatures w14:val="none"/>
         </w:rPr>
@@ -568,6 +568,7 @@
           <w:kern w:val="0"/>
           <w14:ligatures w14:val="none"/>
         </w:rPr>
+        <w:lastRenderedPageBreak/>
         <w:t>Model Selection Rationale:</w:t>
       </w:r>
       <w:r>
@@ -952,7 +953,6 @@
           <w:kern w:val="0"/>
           <w14:ligatures w14:val="none"/>
         </w:rPr>
-        <w:lastRenderedPageBreak/>
         <w:t>Features:</w:t>
       </w:r>
       <w:r>
@@ -1266,6 +1266,7 @@
           <w:kern w:val="0"/>
           <w14:ligatures w14:val="none"/>
         </w:rPr>
+        <w:lastRenderedPageBreak/>
         <w:t>Each dataset required unique preprocessing due to its nature. The simulated data, for example, required additional validation to ensure its integrity compared to the real data.</w:t>
       </w:r>
     </w:p>
@@ -1612,7 +1613,6 @@
           <w:kern w:val="0"/>
           <w14:ligatures w14:val="none"/>
         </w:rPr>
-        <w:lastRenderedPageBreak/>
         <w:t>Final Iteration:</w:t>
       </w:r>
       <w:r>
@@ -1919,6 +1919,7 @@
           <w:szCs w:val="27"/>
           <w14:ligatures w14:val="none"/>
         </w:rPr>
+        <w:lastRenderedPageBreak/>
         <w:t>Training on Different Datasets</w:t>
       </w:r>
     </w:p>
@@ -2232,7 +2233,6 @@
           <w:kern w:val="0"/>
           <w14:ligatures w14:val="none"/>
         </w:rPr>
-        <w:lastRenderedPageBreak/>
         <w:t>Model Selection:</w:t>
       </w:r>
       <w:r>
@@ -2577,6 +2577,7 @@
           <w:szCs w:val="36"/>
           <w14:ligatures w14:val="none"/>
         </w:rPr>
+        <w:lastRenderedPageBreak/>
         <w:t>7. Final Model and Results</w:t>
       </w:r>
     </w:p>
@@ -2884,7 +2885,6 @@
           <w:kern w:val="0"/>
           <w14:ligatures w14:val="none"/>
         </w:rPr>
-        <w:lastRenderedPageBreak/>
         <w:t>Implications:</w:t>
       </w:r>
       <w:r>
@@ -3137,6 +3137,7 @@
           <w:kern w:val="0"/>
           <w14:ligatures w14:val="none"/>
         </w:rPr>
+        <w:lastRenderedPageBreak/>
         <w:t>The simulated data generation process could be refined to better mimic real-world conditions.</w:t>
       </w:r>
     </w:p>
@@ -3415,7 +3416,6 @@
           <w:szCs w:val="27"/>
           <w14:ligatures w14:val="none"/>
         </w:rPr>
-        <w:lastRenderedPageBreak/>
         <w:t>References</w:t>
       </w:r>
     </w:p>
@@ -3445,6 +3445,3351 @@
     <w:p>
       <w:pPr>
         <w:bidi w:val="0"/>
+        <w:rPr>
+          <w:rFonts w:ascii="Times New Roman" w:eastAsia="Times New Roman" w:hAnsi="Times New Roman" w:cs="Times New Roman"/>
+          <w:b/>
+          <w:bCs/>
+          <w:kern w:val="0"/>
+          <w:sz w:val="40"/>
+          <w:szCs w:val="40"/>
+          <w:highlight w:val="yellow"/>
+          <w14:ligatures w14:val="none"/>
+        </w:rPr>
+      </w:pPr>
+      <w:r>
+        <w:rPr>
+          <w:sz w:val="40"/>
+          <w:szCs w:val="40"/>
+        </w:rPr>
+        <w:br/>
+      </w:r>
+      <w:r>
+        <w:rPr>
+          <w:sz w:val="40"/>
+          <w:szCs w:val="40"/>
+        </w:rPr>
+        <w:br/>
+      </w:r>
+      <w:r>
+        <w:rPr>
+          <w:sz w:val="40"/>
+          <w:szCs w:val="40"/>
+        </w:rPr>
+        <w:br/>
+      </w:r>
+      <w:r>
+        <w:rPr>
+          <w:sz w:val="40"/>
+          <w:szCs w:val="40"/>
+        </w:rPr>
+        <w:br/>
+      </w:r>
+      <w:r>
+        <w:rPr>
+          <w:sz w:val="40"/>
+          <w:szCs w:val="40"/>
+        </w:rPr>
+        <w:br/>
+      </w:r>
+      <w:r>
+        <w:rPr>
+          <w:sz w:val="40"/>
+          <w:szCs w:val="40"/>
+        </w:rPr>
+        <w:br/>
+      </w:r>
+    </w:p>
+    <w:p>
+      <w:pPr>
+        <w:bidi w:val="0"/>
+        <w:rPr>
+          <w:rFonts w:ascii="Times New Roman" w:eastAsia="Times New Roman" w:hAnsi="Times New Roman" w:cs="Times New Roman"/>
+          <w:b/>
+          <w:bCs/>
+          <w:kern w:val="0"/>
+          <w:sz w:val="40"/>
+          <w:szCs w:val="40"/>
+          <w:highlight w:val="yellow"/>
+          <w14:ligatures w14:val="none"/>
+        </w:rPr>
+      </w:pPr>
+    </w:p>
+    <w:p>
+      <w:pPr>
+        <w:bidi w:val="0"/>
+        <w:rPr>
+          <w:rFonts w:ascii="Times New Roman" w:eastAsia="Times New Roman" w:hAnsi="Times New Roman" w:cs="Times New Roman"/>
+          <w:b/>
+          <w:bCs/>
+          <w:kern w:val="0"/>
+          <w:sz w:val="40"/>
+          <w:szCs w:val="40"/>
+          <w:highlight w:val="yellow"/>
+          <w14:ligatures w14:val="none"/>
+        </w:rPr>
+      </w:pPr>
+    </w:p>
+    <w:p>
+      <w:pPr>
+        <w:pStyle w:val="NormalWeb"/>
+        <w:bidi w:val="0"/>
+        <w:rPr>
+          <w:rFonts w:eastAsia="Times New Roman"/>
+          <w:kern w:val="0"/>
+          <w14:ligatures w14:val="none"/>
+        </w:rPr>
+      </w:pPr>
+      <w:r>
+        <w:rPr>
+          <w:rFonts w:eastAsia="Times New Roman"/>
+          <w:b/>
+          <w:bCs/>
+          <w:kern w:val="0"/>
+          <w:sz w:val="40"/>
+          <w:szCs w:val="40"/>
+          <w:highlight w:val="yellow"/>
+          <w14:ligatures w14:val="none"/>
+        </w:rPr>
+        <w:lastRenderedPageBreak/>
+        <w:t>CNN</w:t>
+      </w:r>
+      <w:r>
+        <w:rPr>
+          <w:rFonts w:eastAsia="Times New Roman"/>
+          <w:kern w:val="0"/>
+          <w:sz w:val="40"/>
+          <w:szCs w:val="40"/>
+          <w:highlight w:val="yellow"/>
+          <w14:ligatures w14:val="none"/>
+        </w:rPr>
+        <w:t xml:space="preserve"> </w:t>
+      </w:r>
+      <w:r>
+        <w:rPr>
+          <w:rFonts w:eastAsia="Times New Roman"/>
+          <w:b/>
+          <w:bCs/>
+          <w:kern w:val="0"/>
+          <w:sz w:val="40"/>
+          <w:szCs w:val="40"/>
+          <w:highlight w:val="yellow"/>
+          <w14:ligatures w14:val="none"/>
+        </w:rPr>
+        <w:t>Documentation</w:t>
+      </w:r>
+      <w:r>
+        <w:rPr>
+          <w:sz w:val="40"/>
+          <w:szCs w:val="40"/>
+        </w:rPr>
+        <w:br/>
+      </w:r>
+      <w:r>
+        <w:rPr>
+          <w:sz w:val="40"/>
+          <w:szCs w:val="40"/>
+        </w:rPr>
+        <w:br/>
+      </w:r>
+      <w:r>
+        <w:rPr>
+          <w:sz w:val="40"/>
+          <w:szCs w:val="40"/>
+        </w:rPr>
+        <w:br/>
+      </w:r>
+      <w:r>
+        <w:rPr>
+          <w:rFonts w:eastAsia="Times New Roman"/>
+          <w:b/>
+          <w:bCs/>
+          <w:kern w:val="0"/>
+          <w14:ligatures w14:val="none"/>
+        </w:rPr>
+        <w:t>1. Introduction</w:t>
+      </w:r>
+      <w:r>
+        <w:rPr>
+          <w:rFonts w:eastAsia="Times New Roman"/>
+          <w:kern w:val="0"/>
+          <w14:ligatures w14:val="none"/>
+        </w:rPr>
+        <w:br/>
+      </w:r>
+      <w:r>
+        <w:rPr>
+          <w:rFonts w:eastAsia="Times New Roman"/>
+          <w:b/>
+          <w:bCs/>
+          <w:kern w:val="0"/>
+          <w14:ligatures w14:val="none"/>
+        </w:rPr>
+        <w:t>Overview of the Project</w:t>
+      </w:r>
+      <w:r>
+        <w:rPr>
+          <w:rFonts w:eastAsia="Times New Roman"/>
+          <w:kern w:val="0"/>
+          <w14:ligatures w14:val="none"/>
+        </w:rPr>
+        <w:br/>
+        <w:t>This project focuses on the development and training of Convolutional Neural Networks (CNNs) for predictive maintenance in manufacturing equipment. The aim is to identify potential failures before they occur, utilizing sensor data in both real-time and simulated formats. The three datasets used in this project—real sensor data, simulated data, and a combination of both—provide varying perspectives on sensor readings and equipment health. The objective is to compare the effectiveness of these datasets in generating accurate failure predictions.</w:t>
+      </w:r>
+    </w:p>
+    <w:p>
+      <w:pPr>
+        <w:bidi w:val="0"/>
+        <w:spacing w:before="100" w:beforeAutospacing="1" w:after="100" w:afterAutospacing="1" w:line="240" w:lineRule="auto"/>
+        <w:rPr>
+          <w:rFonts w:ascii="Times New Roman" w:eastAsia="Times New Roman" w:hAnsi="Times New Roman" w:cs="Times New Roman"/>
+          <w:kern w:val="0"/>
+          <w14:ligatures w14:val="none"/>
+        </w:rPr>
+      </w:pPr>
+      <w:r>
+        <w:rPr>
+          <w:rFonts w:ascii="Times New Roman" w:eastAsia="Times New Roman" w:hAnsi="Times New Roman" w:cs="Times New Roman"/>
+          <w:b/>
+          <w:bCs/>
+          <w:kern w:val="0"/>
+          <w14:ligatures w14:val="none"/>
+        </w:rPr>
+        <w:t>Datasets Description</w:t>
+      </w:r>
+    </w:p>
+    <w:p>
+      <w:pPr>
+        <w:numPr>
+          <w:ilvl w:val="0"/>
+          <w:numId w:val="27"/>
+        </w:numPr>
+        <w:bidi w:val="0"/>
+        <w:spacing w:before="100" w:beforeAutospacing="1" w:after="100" w:afterAutospacing="1" w:line="240" w:lineRule="auto"/>
+        <w:rPr>
+          <w:rFonts w:ascii="Times New Roman" w:eastAsia="Times New Roman" w:hAnsi="Times New Roman" w:cs="Times New Roman"/>
+          <w:kern w:val="0"/>
+          <w14:ligatures w14:val="none"/>
+        </w:rPr>
+      </w:pPr>
+      <w:r>
+        <w:rPr>
+          <w:rFonts w:ascii="Times New Roman" w:eastAsia="Times New Roman" w:hAnsi="Times New Roman" w:cs="Times New Roman"/>
+          <w:b/>
+          <w:bCs/>
+          <w:kern w:val="0"/>
+          <w14:ligatures w14:val="none"/>
+        </w:rPr>
+        <w:t>Real Sensor Data:</w:t>
+      </w:r>
+      <w:r>
+        <w:rPr>
+          <w:rFonts w:ascii="Times New Roman" w:eastAsia="Times New Roman" w:hAnsi="Times New Roman" w:cs="Times New Roman"/>
+          <w:kern w:val="0"/>
+          <w14:ligatures w14:val="none"/>
+        </w:rPr>
+        <w:t xml:space="preserve"> Data collected directly from manufacturing equipment in operation.</w:t>
+      </w:r>
+    </w:p>
+    <w:p>
+      <w:pPr>
+        <w:numPr>
+          <w:ilvl w:val="0"/>
+          <w:numId w:val="27"/>
+        </w:numPr>
+        <w:bidi w:val="0"/>
+        <w:spacing w:before="100" w:beforeAutospacing="1" w:after="100" w:afterAutospacing="1" w:line="240" w:lineRule="auto"/>
+        <w:rPr>
+          <w:rFonts w:ascii="Times New Roman" w:eastAsia="Times New Roman" w:hAnsi="Times New Roman" w:cs="Times New Roman"/>
+          <w:kern w:val="0"/>
+          <w14:ligatures w14:val="none"/>
+        </w:rPr>
+      </w:pPr>
+      <w:r>
+        <w:rPr>
+          <w:rFonts w:ascii="Times New Roman" w:eastAsia="Times New Roman" w:hAnsi="Times New Roman" w:cs="Times New Roman"/>
+          <w:b/>
+          <w:bCs/>
+          <w:kern w:val="0"/>
+          <w14:ligatures w14:val="none"/>
+        </w:rPr>
+        <w:t>Simulated Data:</w:t>
+      </w:r>
+      <w:r>
+        <w:rPr>
+          <w:rFonts w:ascii="Times New Roman" w:eastAsia="Times New Roman" w:hAnsi="Times New Roman" w:cs="Times New Roman"/>
+          <w:kern w:val="0"/>
+          <w14:ligatures w14:val="none"/>
+        </w:rPr>
+        <w:t xml:space="preserve"> Artificially generated data mimicking real sensor readings with controlled variations.</w:t>
+      </w:r>
+    </w:p>
+    <w:p>
+      <w:pPr>
+        <w:numPr>
+          <w:ilvl w:val="0"/>
+          <w:numId w:val="27"/>
+        </w:numPr>
+        <w:bidi w:val="0"/>
+        <w:spacing w:before="100" w:beforeAutospacing="1" w:after="100" w:afterAutospacing="1" w:line="240" w:lineRule="auto"/>
+        <w:rPr>
+          <w:rFonts w:ascii="Times New Roman" w:eastAsia="Times New Roman" w:hAnsi="Times New Roman" w:cs="Times New Roman"/>
+          <w:kern w:val="0"/>
+          <w14:ligatures w14:val="none"/>
+        </w:rPr>
+      </w:pPr>
+      <w:r>
+        <w:rPr>
+          <w:rFonts w:ascii="Times New Roman" w:eastAsia="Times New Roman" w:hAnsi="Times New Roman" w:cs="Times New Roman"/>
+          <w:b/>
+          <w:bCs/>
+          <w:kern w:val="0"/>
+          <w14:ligatures w14:val="none"/>
+        </w:rPr>
+        <w:t>Combined Data:</w:t>
+      </w:r>
+      <w:r>
+        <w:rPr>
+          <w:rFonts w:ascii="Times New Roman" w:eastAsia="Times New Roman" w:hAnsi="Times New Roman" w:cs="Times New Roman"/>
+          <w:kern w:val="0"/>
+          <w14:ligatures w14:val="none"/>
+        </w:rPr>
+        <w:t xml:space="preserve"> A blend of real and simulated data to enhance generalization and robustness in model predictions.</w:t>
+      </w:r>
+    </w:p>
+    <w:p>
+      <w:pPr>
+        <w:bidi w:val="0"/>
+        <w:spacing w:before="100" w:beforeAutospacing="1" w:after="100" w:afterAutospacing="1" w:line="240" w:lineRule="auto"/>
+        <w:rPr>
+          <w:rFonts w:ascii="Times New Roman" w:eastAsia="Times New Roman" w:hAnsi="Times New Roman" w:cs="Times New Roman"/>
+          <w:kern w:val="0"/>
+          <w14:ligatures w14:val="none"/>
+        </w:rPr>
+      </w:pPr>
+      <w:r>
+        <w:rPr>
+          <w:rFonts w:ascii="Times New Roman" w:eastAsia="Times New Roman" w:hAnsi="Times New Roman" w:cs="Times New Roman"/>
+          <w:b/>
+          <w:bCs/>
+          <w:kern w:val="0"/>
+          <w14:ligatures w14:val="none"/>
+        </w:rPr>
+        <w:t>Goals</w:t>
+      </w:r>
+    </w:p>
+    <w:p>
+      <w:pPr>
+        <w:numPr>
+          <w:ilvl w:val="0"/>
+          <w:numId w:val="28"/>
+        </w:numPr>
+        <w:bidi w:val="0"/>
+        <w:spacing w:before="100" w:beforeAutospacing="1" w:after="100" w:afterAutospacing="1" w:line="240" w:lineRule="auto"/>
+        <w:rPr>
+          <w:rFonts w:ascii="Times New Roman" w:eastAsia="Times New Roman" w:hAnsi="Times New Roman" w:cs="Times New Roman"/>
+          <w:kern w:val="0"/>
+          <w14:ligatures w14:val="none"/>
+        </w:rPr>
+      </w:pPr>
+      <w:r>
+        <w:rPr>
+          <w:rFonts w:ascii="Times New Roman" w:eastAsia="Times New Roman" w:hAnsi="Times New Roman" w:cs="Times New Roman"/>
+          <w:kern w:val="0"/>
+          <w14:ligatures w14:val="none"/>
+        </w:rPr>
+        <w:t>Develop CNN models to predict equipment failures efficiently.</w:t>
+      </w:r>
+    </w:p>
+    <w:p>
+      <w:pPr>
+        <w:numPr>
+          <w:ilvl w:val="0"/>
+          <w:numId w:val="28"/>
+        </w:numPr>
+        <w:bidi w:val="0"/>
+        <w:spacing w:before="100" w:beforeAutospacing="1" w:after="100" w:afterAutospacing="1" w:line="240" w:lineRule="auto"/>
+        <w:rPr>
+          <w:rFonts w:ascii="Times New Roman" w:eastAsia="Times New Roman" w:hAnsi="Times New Roman" w:cs="Times New Roman"/>
+          <w:kern w:val="0"/>
+          <w14:ligatures w14:val="none"/>
+        </w:rPr>
+      </w:pPr>
+      <w:r>
+        <w:rPr>
+          <w:rFonts w:ascii="Times New Roman" w:eastAsia="Times New Roman" w:hAnsi="Times New Roman" w:cs="Times New Roman"/>
+          <w:kern w:val="0"/>
+          <w14:ligatures w14:val="none"/>
+        </w:rPr>
+        <w:t>Compare the performance of CNN models trained on real, simulated, and combined datasets to identify the best approach.</w:t>
+      </w:r>
+    </w:p>
+    <w:p>
+      <w:pPr>
+        <w:bidi w:val="0"/>
+        <w:spacing w:after="0" w:line="240" w:lineRule="auto"/>
+        <w:rPr>
+          <w:rFonts w:ascii="Times New Roman" w:eastAsia="Times New Roman" w:hAnsi="Times New Roman" w:cs="Times New Roman"/>
+          <w:kern w:val="0"/>
+          <w14:ligatures w14:val="none"/>
+        </w:rPr>
+      </w:pPr>
+      <w:r>
+        <w:rPr>
+          <w:rFonts w:ascii="Times New Roman" w:eastAsia="Times New Roman" w:hAnsi="Times New Roman" w:cs="Times New Roman"/>
+          <w:kern w:val="0"/>
+          <w14:ligatures w14:val="none"/>
+        </w:rPr>
+        <w:pict w14:anchorId="4874DF72">
+          <v:rect id="_x0000_i1131" style="width:0;height:1.5pt" o:hralign="center" o:hrstd="t" o:hr="t" fillcolor="#a0a0a0" stroked="f"/>
+        </w:pict>
+      </w:r>
+    </w:p>
+    <w:p>
+      <w:pPr>
+        <w:bidi w:val="0"/>
+        <w:spacing w:before="100" w:beforeAutospacing="1" w:after="100" w:afterAutospacing="1" w:line="240" w:lineRule="auto"/>
+        <w:rPr>
+          <w:rFonts w:ascii="Times New Roman" w:eastAsia="Times New Roman" w:hAnsi="Times New Roman" w:cs="Times New Roman"/>
+          <w:kern w:val="0"/>
+          <w14:ligatures w14:val="none"/>
+        </w:rPr>
+      </w:pPr>
+      <w:r>
+        <w:rPr>
+          <w:rFonts w:ascii="Times New Roman" w:eastAsia="Times New Roman" w:hAnsi="Times New Roman" w:cs="Times New Roman"/>
+          <w:b/>
+          <w:bCs/>
+          <w:kern w:val="0"/>
+          <w14:ligatures w14:val="none"/>
+        </w:rPr>
+        <w:t>2. Project Setup and Initial Considerations</w:t>
+      </w:r>
+      <w:r>
+        <w:rPr>
+          <w:rFonts w:ascii="Times New Roman" w:eastAsia="Times New Roman" w:hAnsi="Times New Roman" w:cs="Times New Roman"/>
+          <w:kern w:val="0"/>
+          <w14:ligatures w14:val="none"/>
+        </w:rPr>
+        <w:br/>
+      </w:r>
+      <w:r>
+        <w:rPr>
+          <w:rFonts w:ascii="Times New Roman" w:eastAsia="Times New Roman" w:hAnsi="Times New Roman" w:cs="Times New Roman"/>
+          <w:b/>
+          <w:bCs/>
+          <w:kern w:val="0"/>
+          <w14:ligatures w14:val="none"/>
+        </w:rPr>
+        <w:t>Initial Setup</w:t>
+      </w:r>
+    </w:p>
+    <w:p>
+      <w:pPr>
+        <w:numPr>
+          <w:ilvl w:val="0"/>
+          <w:numId w:val="29"/>
+        </w:numPr>
+        <w:bidi w:val="0"/>
+        <w:spacing w:before="100" w:beforeAutospacing="1" w:after="100" w:afterAutospacing="1" w:line="240" w:lineRule="auto"/>
+        <w:rPr>
+          <w:rFonts w:ascii="Times New Roman" w:eastAsia="Times New Roman" w:hAnsi="Times New Roman" w:cs="Times New Roman"/>
+          <w:kern w:val="0"/>
+          <w14:ligatures w14:val="none"/>
+        </w:rPr>
+      </w:pPr>
+      <w:r>
+        <w:rPr>
+          <w:rFonts w:ascii="Times New Roman" w:eastAsia="Times New Roman" w:hAnsi="Times New Roman" w:cs="Times New Roman"/>
+          <w:b/>
+          <w:bCs/>
+          <w:kern w:val="0"/>
+          <w14:ligatures w14:val="none"/>
+        </w:rPr>
+        <w:t>Environment Configuration:</w:t>
+      </w:r>
+      <w:r>
+        <w:rPr>
+          <w:rFonts w:ascii="Times New Roman" w:eastAsia="Times New Roman" w:hAnsi="Times New Roman" w:cs="Times New Roman"/>
+          <w:kern w:val="0"/>
+          <w14:ligatures w14:val="none"/>
+        </w:rPr>
+        <w:t xml:space="preserve"> Python 3.8, TensorFlow 2.x, </w:t>
+      </w:r>
+      <w:proofErr w:type="spellStart"/>
+      <w:r>
+        <w:rPr>
+          <w:rFonts w:ascii="Times New Roman" w:eastAsia="Times New Roman" w:hAnsi="Times New Roman" w:cs="Times New Roman"/>
+          <w:kern w:val="0"/>
+          <w14:ligatures w14:val="none"/>
+        </w:rPr>
+        <w:t>Keras</w:t>
+      </w:r>
+      <w:proofErr w:type="spellEnd"/>
+      <w:r>
+        <w:rPr>
+          <w:rFonts w:ascii="Times New Roman" w:eastAsia="Times New Roman" w:hAnsi="Times New Roman" w:cs="Times New Roman"/>
+          <w:kern w:val="0"/>
+          <w14:ligatures w14:val="none"/>
+        </w:rPr>
+        <w:t>, Pandas, NumPy, Scikit-learn, Matplotlib, and relevant libraries.</w:t>
+      </w:r>
+    </w:p>
+    <w:p>
+      <w:pPr>
+        <w:numPr>
+          <w:ilvl w:val="0"/>
+          <w:numId w:val="29"/>
+        </w:numPr>
+        <w:bidi w:val="0"/>
+        <w:spacing w:before="100" w:beforeAutospacing="1" w:after="100" w:afterAutospacing="1" w:line="240" w:lineRule="auto"/>
+        <w:rPr>
+          <w:rFonts w:ascii="Times New Roman" w:eastAsia="Times New Roman" w:hAnsi="Times New Roman" w:cs="Times New Roman"/>
+          <w:kern w:val="0"/>
+          <w14:ligatures w14:val="none"/>
+        </w:rPr>
+      </w:pPr>
+      <w:r>
+        <w:rPr>
+          <w:rFonts w:ascii="Times New Roman" w:eastAsia="Times New Roman" w:hAnsi="Times New Roman" w:cs="Times New Roman"/>
+          <w:b/>
+          <w:bCs/>
+          <w:kern w:val="0"/>
+          <w14:ligatures w14:val="none"/>
+        </w:rPr>
+        <w:t>Model Selection Rationale:</w:t>
+      </w:r>
+      <w:r>
+        <w:rPr>
+          <w:rFonts w:ascii="Times New Roman" w:eastAsia="Times New Roman" w:hAnsi="Times New Roman" w:cs="Times New Roman"/>
+          <w:kern w:val="0"/>
+          <w14:ligatures w14:val="none"/>
+        </w:rPr>
+        <w:t xml:space="preserve"> CNNs are known for their strength in feature extraction from spatial data. Though traditionally used for images, CNNs have proven effective in predictive maintenance by extracting important features from time-series data in equipment monitoring.</w:t>
+      </w:r>
+    </w:p>
+    <w:p>
+      <w:pPr>
+        <w:bidi w:val="0"/>
+        <w:spacing w:before="100" w:beforeAutospacing="1" w:after="100" w:afterAutospacing="1" w:line="240" w:lineRule="auto"/>
+        <w:rPr>
+          <w:rFonts w:ascii="Times New Roman" w:eastAsia="Times New Roman" w:hAnsi="Times New Roman" w:cs="Times New Roman"/>
+          <w:kern w:val="0"/>
+          <w14:ligatures w14:val="none"/>
+        </w:rPr>
+      </w:pPr>
+      <w:r>
+        <w:rPr>
+          <w:rFonts w:ascii="Times New Roman" w:eastAsia="Times New Roman" w:hAnsi="Times New Roman" w:cs="Times New Roman"/>
+          <w:b/>
+          <w:bCs/>
+          <w:kern w:val="0"/>
+          <w14:ligatures w14:val="none"/>
+        </w:rPr>
+        <w:t>Initial Thoughts</w:t>
+      </w:r>
+    </w:p>
+    <w:p>
+      <w:pPr>
+        <w:numPr>
+          <w:ilvl w:val="0"/>
+          <w:numId w:val="30"/>
+        </w:numPr>
+        <w:bidi w:val="0"/>
+        <w:spacing w:before="100" w:beforeAutospacing="1" w:after="100" w:afterAutospacing="1" w:line="240" w:lineRule="auto"/>
+        <w:rPr>
+          <w:rFonts w:ascii="Times New Roman" w:eastAsia="Times New Roman" w:hAnsi="Times New Roman" w:cs="Times New Roman"/>
+          <w:kern w:val="0"/>
+          <w14:ligatures w14:val="none"/>
+        </w:rPr>
+      </w:pPr>
+      <w:r>
+        <w:rPr>
+          <w:rFonts w:ascii="Times New Roman" w:eastAsia="Times New Roman" w:hAnsi="Times New Roman" w:cs="Times New Roman"/>
+          <w:b/>
+          <w:bCs/>
+          <w:kern w:val="0"/>
+          <w14:ligatures w14:val="none"/>
+        </w:rPr>
+        <w:t>Directory Structure:</w:t>
+      </w:r>
+    </w:p>
+    <w:p>
+      <w:pPr>
+        <w:tabs>
+          <w:tab w:val="left" w:pos="916"/>
+          <w:tab w:val="left" w:pos="1832"/>
+          <w:tab w:val="left" w:pos="2748"/>
+          <w:tab w:val="left" w:pos="3664"/>
+          <w:tab w:val="left" w:pos="4580"/>
+          <w:tab w:val="left" w:pos="5496"/>
+          <w:tab w:val="left" w:pos="6412"/>
+          <w:tab w:val="left" w:pos="7328"/>
+          <w:tab w:val="left" w:pos="8244"/>
+          <w:tab w:val="left" w:pos="9160"/>
+          <w:tab w:val="left" w:pos="10076"/>
+          <w:tab w:val="left" w:pos="10992"/>
+          <w:tab w:val="left" w:pos="11908"/>
+          <w:tab w:val="left" w:pos="12824"/>
+          <w:tab w:val="left" w:pos="13740"/>
+          <w:tab w:val="left" w:pos="14656"/>
+        </w:tabs>
+        <w:bidi w:val="0"/>
+        <w:spacing w:after="0" w:line="240" w:lineRule="auto"/>
+        <w:ind w:left="720"/>
+        <w:rPr>
+          <w:rFonts w:ascii="Courier New" w:eastAsia="Times New Roman" w:hAnsi="Courier New" w:cs="Courier New"/>
+          <w:kern w:val="0"/>
+          <w:sz w:val="20"/>
+          <w:szCs w:val="20"/>
+          <w14:ligatures w14:val="none"/>
+        </w:rPr>
+      </w:pPr>
+      <w:proofErr w:type="spellStart"/>
+      <w:r>
+        <w:rPr>
+          <w:rFonts w:ascii="Courier New" w:eastAsia="Times New Roman" w:hAnsi="Courier New" w:cs="Courier New"/>
+          <w:kern w:val="0"/>
+          <w:sz w:val="20"/>
+          <w:szCs w:val="20"/>
+          <w14:ligatures w14:val="none"/>
+        </w:rPr>
+        <w:t>kotlin</w:t>
+      </w:r>
+      <w:proofErr w:type="spellEnd"/>
+    </w:p>
+    <w:p>
+      <w:pPr>
+        <w:tabs>
+          <w:tab w:val="left" w:pos="916"/>
+          <w:tab w:val="left" w:pos="1832"/>
+          <w:tab w:val="left" w:pos="2748"/>
+          <w:tab w:val="left" w:pos="3664"/>
+          <w:tab w:val="left" w:pos="4580"/>
+          <w:tab w:val="left" w:pos="5496"/>
+          <w:tab w:val="left" w:pos="6412"/>
+          <w:tab w:val="left" w:pos="7328"/>
+          <w:tab w:val="left" w:pos="8244"/>
+          <w:tab w:val="left" w:pos="9160"/>
+          <w:tab w:val="left" w:pos="10076"/>
+          <w:tab w:val="left" w:pos="10992"/>
+          <w:tab w:val="left" w:pos="11908"/>
+          <w:tab w:val="left" w:pos="12824"/>
+          <w:tab w:val="left" w:pos="13740"/>
+          <w:tab w:val="left" w:pos="14656"/>
+        </w:tabs>
+        <w:bidi w:val="0"/>
+        <w:spacing w:after="0" w:line="240" w:lineRule="auto"/>
+        <w:ind w:left="720"/>
+        <w:rPr>
+          <w:rFonts w:ascii="Courier New" w:eastAsia="Times New Roman" w:hAnsi="Courier New" w:cs="Courier New"/>
+          <w:kern w:val="0"/>
+          <w:sz w:val="20"/>
+          <w:szCs w:val="20"/>
+          <w14:ligatures w14:val="none"/>
+        </w:rPr>
+      </w:pPr>
+      <w:r>
+        <w:rPr>
+          <w:rFonts w:ascii="Courier New" w:eastAsia="Times New Roman" w:hAnsi="Courier New" w:cs="Courier New"/>
+          <w:kern w:val="0"/>
+          <w:sz w:val="20"/>
+          <w:szCs w:val="20"/>
+          <w14:ligatures w14:val="none"/>
+        </w:rPr>
+        <w:t>Copy code</w:t>
+      </w:r>
+    </w:p>
+    <w:p>
+      <w:pPr>
+        <w:tabs>
+          <w:tab w:val="left" w:pos="916"/>
+          <w:tab w:val="left" w:pos="1832"/>
+          <w:tab w:val="left" w:pos="2748"/>
+          <w:tab w:val="left" w:pos="3664"/>
+          <w:tab w:val="left" w:pos="4580"/>
+          <w:tab w:val="left" w:pos="5496"/>
+          <w:tab w:val="left" w:pos="6412"/>
+          <w:tab w:val="left" w:pos="7328"/>
+          <w:tab w:val="left" w:pos="8244"/>
+          <w:tab w:val="left" w:pos="9160"/>
+          <w:tab w:val="left" w:pos="10076"/>
+          <w:tab w:val="left" w:pos="10992"/>
+          <w:tab w:val="left" w:pos="11908"/>
+          <w:tab w:val="left" w:pos="12824"/>
+          <w:tab w:val="left" w:pos="13740"/>
+          <w:tab w:val="left" w:pos="14656"/>
+        </w:tabs>
+        <w:bidi w:val="0"/>
+        <w:spacing w:after="0" w:line="240" w:lineRule="auto"/>
+        <w:ind w:left="720"/>
+        <w:rPr>
+          <w:rFonts w:ascii="Courier New" w:eastAsia="Times New Roman" w:hAnsi="Courier New" w:cs="Courier New"/>
+          <w:kern w:val="0"/>
+          <w:sz w:val="20"/>
+          <w:szCs w:val="20"/>
+          <w14:ligatures w14:val="none"/>
+        </w:rPr>
+      </w:pPr>
+      <w:proofErr w:type="spellStart"/>
+      <w:r>
+        <w:rPr>
+          <w:rFonts w:ascii="Courier New" w:eastAsia="Times New Roman" w:hAnsi="Courier New" w:cs="Courier New"/>
+          <w:kern w:val="0"/>
+          <w:sz w:val="20"/>
+          <w:szCs w:val="20"/>
+          <w14:ligatures w14:val="none"/>
+        </w:rPr>
+        <w:lastRenderedPageBreak/>
+        <w:t>predictive_maintenance</w:t>
+      </w:r>
+      <w:proofErr w:type="spellEnd"/>
+      <w:r>
+        <w:rPr>
+          <w:rFonts w:ascii="Courier New" w:eastAsia="Times New Roman" w:hAnsi="Courier New" w:cs="Courier New"/>
+          <w:kern w:val="0"/>
+          <w:sz w:val="20"/>
+          <w:szCs w:val="20"/>
+          <w14:ligatures w14:val="none"/>
+        </w:rPr>
+        <w:t>/</w:t>
+      </w:r>
+    </w:p>
+    <w:p>
+      <w:pPr>
+        <w:tabs>
+          <w:tab w:val="left" w:pos="916"/>
+          <w:tab w:val="left" w:pos="1832"/>
+          <w:tab w:val="left" w:pos="2748"/>
+          <w:tab w:val="left" w:pos="3664"/>
+          <w:tab w:val="left" w:pos="4580"/>
+          <w:tab w:val="left" w:pos="5496"/>
+          <w:tab w:val="left" w:pos="6412"/>
+          <w:tab w:val="left" w:pos="7328"/>
+          <w:tab w:val="left" w:pos="8244"/>
+          <w:tab w:val="left" w:pos="9160"/>
+          <w:tab w:val="left" w:pos="10076"/>
+          <w:tab w:val="left" w:pos="10992"/>
+          <w:tab w:val="left" w:pos="11908"/>
+          <w:tab w:val="left" w:pos="12824"/>
+          <w:tab w:val="left" w:pos="13740"/>
+          <w:tab w:val="left" w:pos="14656"/>
+        </w:tabs>
+        <w:bidi w:val="0"/>
+        <w:spacing w:after="0" w:line="240" w:lineRule="auto"/>
+        <w:ind w:left="720"/>
+        <w:rPr>
+          <w:rFonts w:ascii="Courier New" w:eastAsia="Times New Roman" w:hAnsi="Courier New" w:cs="Courier New"/>
+          <w:kern w:val="0"/>
+          <w:sz w:val="20"/>
+          <w:szCs w:val="20"/>
+          <w14:ligatures w14:val="none"/>
+        </w:rPr>
+      </w:pPr>
+      <w:r>
+        <w:rPr>
+          <w:rFonts w:ascii="Courier New" w:eastAsia="Times New Roman" w:hAnsi="Courier New" w:cs="Courier New"/>
+          <w:kern w:val="0"/>
+          <w:sz w:val="20"/>
+          <w:szCs w:val="20"/>
+          <w14:ligatures w14:val="none"/>
+        </w:rPr>
+        <w:t xml:space="preserve">    models/</w:t>
+      </w:r>
+    </w:p>
+    <w:p>
+      <w:pPr>
+        <w:tabs>
+          <w:tab w:val="left" w:pos="916"/>
+          <w:tab w:val="left" w:pos="1832"/>
+          <w:tab w:val="left" w:pos="2748"/>
+          <w:tab w:val="left" w:pos="3664"/>
+          <w:tab w:val="left" w:pos="4580"/>
+          <w:tab w:val="left" w:pos="5496"/>
+          <w:tab w:val="left" w:pos="6412"/>
+          <w:tab w:val="left" w:pos="7328"/>
+          <w:tab w:val="left" w:pos="8244"/>
+          <w:tab w:val="left" w:pos="9160"/>
+          <w:tab w:val="left" w:pos="10076"/>
+          <w:tab w:val="left" w:pos="10992"/>
+          <w:tab w:val="left" w:pos="11908"/>
+          <w:tab w:val="left" w:pos="12824"/>
+          <w:tab w:val="left" w:pos="13740"/>
+          <w:tab w:val="left" w:pos="14656"/>
+        </w:tabs>
+        <w:bidi w:val="0"/>
+        <w:spacing w:after="0" w:line="240" w:lineRule="auto"/>
+        <w:ind w:left="720"/>
+        <w:rPr>
+          <w:rFonts w:ascii="Courier New" w:eastAsia="Times New Roman" w:hAnsi="Courier New" w:cs="Courier New"/>
+          <w:kern w:val="0"/>
+          <w:sz w:val="20"/>
+          <w:szCs w:val="20"/>
+          <w14:ligatures w14:val="none"/>
+        </w:rPr>
+      </w:pPr>
+      <w:r>
+        <w:rPr>
+          <w:rFonts w:ascii="Courier New" w:eastAsia="Times New Roman" w:hAnsi="Courier New" w:cs="Courier New"/>
+          <w:kern w:val="0"/>
+          <w:sz w:val="20"/>
+          <w:szCs w:val="20"/>
+          <w14:ligatures w14:val="none"/>
+        </w:rPr>
+        <w:t xml:space="preserve">    data/</w:t>
+      </w:r>
+    </w:p>
+    <w:p>
+      <w:pPr>
+        <w:tabs>
+          <w:tab w:val="left" w:pos="916"/>
+          <w:tab w:val="left" w:pos="1832"/>
+          <w:tab w:val="left" w:pos="2748"/>
+          <w:tab w:val="left" w:pos="3664"/>
+          <w:tab w:val="left" w:pos="4580"/>
+          <w:tab w:val="left" w:pos="5496"/>
+          <w:tab w:val="left" w:pos="6412"/>
+          <w:tab w:val="left" w:pos="7328"/>
+          <w:tab w:val="left" w:pos="8244"/>
+          <w:tab w:val="left" w:pos="9160"/>
+          <w:tab w:val="left" w:pos="10076"/>
+          <w:tab w:val="left" w:pos="10992"/>
+          <w:tab w:val="left" w:pos="11908"/>
+          <w:tab w:val="left" w:pos="12824"/>
+          <w:tab w:val="left" w:pos="13740"/>
+          <w:tab w:val="left" w:pos="14656"/>
+        </w:tabs>
+        <w:bidi w:val="0"/>
+        <w:spacing w:after="0" w:line="240" w:lineRule="auto"/>
+        <w:ind w:left="720"/>
+        <w:rPr>
+          <w:rFonts w:ascii="Courier New" w:eastAsia="Times New Roman" w:hAnsi="Courier New" w:cs="Courier New"/>
+          <w:kern w:val="0"/>
+          <w:sz w:val="20"/>
+          <w:szCs w:val="20"/>
+          <w14:ligatures w14:val="none"/>
+        </w:rPr>
+      </w:pPr>
+      <w:r>
+        <w:rPr>
+          <w:rFonts w:ascii="Courier New" w:eastAsia="Times New Roman" w:hAnsi="Courier New" w:cs="Courier New"/>
+          <w:kern w:val="0"/>
+          <w:sz w:val="20"/>
+          <w:szCs w:val="20"/>
+          <w14:ligatures w14:val="none"/>
+        </w:rPr>
+        <w:t xml:space="preserve">    scripts/</w:t>
+      </w:r>
+    </w:p>
+    <w:p>
+      <w:pPr>
+        <w:tabs>
+          <w:tab w:val="left" w:pos="916"/>
+          <w:tab w:val="left" w:pos="1832"/>
+          <w:tab w:val="left" w:pos="2748"/>
+          <w:tab w:val="left" w:pos="3664"/>
+          <w:tab w:val="left" w:pos="4580"/>
+          <w:tab w:val="left" w:pos="5496"/>
+          <w:tab w:val="left" w:pos="6412"/>
+          <w:tab w:val="left" w:pos="7328"/>
+          <w:tab w:val="left" w:pos="8244"/>
+          <w:tab w:val="left" w:pos="9160"/>
+          <w:tab w:val="left" w:pos="10076"/>
+          <w:tab w:val="left" w:pos="10992"/>
+          <w:tab w:val="left" w:pos="11908"/>
+          <w:tab w:val="left" w:pos="12824"/>
+          <w:tab w:val="left" w:pos="13740"/>
+          <w:tab w:val="left" w:pos="14656"/>
+        </w:tabs>
+        <w:bidi w:val="0"/>
+        <w:spacing w:after="0" w:line="240" w:lineRule="auto"/>
+        <w:ind w:left="720"/>
+        <w:rPr>
+          <w:rFonts w:ascii="Courier New" w:eastAsia="Times New Roman" w:hAnsi="Courier New" w:cs="Courier New"/>
+          <w:kern w:val="0"/>
+          <w:sz w:val="20"/>
+          <w:szCs w:val="20"/>
+          <w14:ligatures w14:val="none"/>
+        </w:rPr>
+      </w:pPr>
+      <w:r>
+        <w:rPr>
+          <w:rFonts w:ascii="Courier New" w:eastAsia="Times New Roman" w:hAnsi="Courier New" w:cs="Courier New"/>
+          <w:kern w:val="0"/>
+          <w:sz w:val="20"/>
+          <w:szCs w:val="20"/>
+          <w14:ligatures w14:val="none"/>
+        </w:rPr>
+        <w:t xml:space="preserve">    logs/</w:t>
+      </w:r>
+    </w:p>
+    <w:p>
+      <w:pPr>
+        <w:numPr>
+          <w:ilvl w:val="0"/>
+          <w:numId w:val="30"/>
+        </w:numPr>
+        <w:bidi w:val="0"/>
+        <w:spacing w:before="100" w:beforeAutospacing="1" w:after="100" w:afterAutospacing="1" w:line="240" w:lineRule="auto"/>
+        <w:rPr>
+          <w:rFonts w:ascii="Times New Roman" w:eastAsia="Times New Roman" w:hAnsi="Times New Roman" w:cs="Times New Roman"/>
+          <w:kern w:val="0"/>
+          <w14:ligatures w14:val="none"/>
+        </w:rPr>
+      </w:pPr>
+      <w:r>
+        <w:rPr>
+          <w:rFonts w:ascii="Times New Roman" w:eastAsia="Times New Roman" w:hAnsi="Times New Roman" w:cs="Times New Roman"/>
+          <w:b/>
+          <w:bCs/>
+          <w:kern w:val="0"/>
+          <w14:ligatures w14:val="none"/>
+        </w:rPr>
+        <w:t>Model Selection:</w:t>
+      </w:r>
+      <w:r>
+        <w:rPr>
+          <w:rFonts w:ascii="Times New Roman" w:eastAsia="Times New Roman" w:hAnsi="Times New Roman" w:cs="Times New Roman"/>
+          <w:kern w:val="0"/>
+          <w14:ligatures w14:val="none"/>
+        </w:rPr>
+        <w:t xml:space="preserve"> Decided to use CNNs due to their efficiency in recognizing patterns, even in complex, noisy data environments, such as manufacturing sensor data.</w:t>
+      </w:r>
+    </w:p>
+    <w:p>
+      <w:pPr>
+        <w:bidi w:val="0"/>
+        <w:spacing w:before="100" w:beforeAutospacing="1" w:after="100" w:afterAutospacing="1" w:line="240" w:lineRule="auto"/>
+        <w:rPr>
+          <w:rFonts w:ascii="Times New Roman" w:eastAsia="Times New Roman" w:hAnsi="Times New Roman" w:cs="Times New Roman"/>
+          <w:kern w:val="0"/>
+          <w14:ligatures w14:val="none"/>
+        </w:rPr>
+      </w:pPr>
+      <w:r>
+        <w:rPr>
+          <w:rFonts w:ascii="Times New Roman" w:eastAsia="Times New Roman" w:hAnsi="Times New Roman" w:cs="Times New Roman"/>
+          <w:b/>
+          <w:bCs/>
+          <w:kern w:val="0"/>
+          <w14:ligatures w14:val="none"/>
+        </w:rPr>
+        <w:t>Initial Hesitations</w:t>
+      </w:r>
+    </w:p>
+    <w:p>
+      <w:pPr>
+        <w:numPr>
+          <w:ilvl w:val="0"/>
+          <w:numId w:val="31"/>
+        </w:numPr>
+        <w:bidi w:val="0"/>
+        <w:spacing w:before="100" w:beforeAutospacing="1" w:after="100" w:afterAutospacing="1" w:line="240" w:lineRule="auto"/>
+        <w:rPr>
+          <w:rFonts w:ascii="Times New Roman" w:eastAsia="Times New Roman" w:hAnsi="Times New Roman" w:cs="Times New Roman"/>
+          <w:kern w:val="0"/>
+          <w14:ligatures w14:val="none"/>
+        </w:rPr>
+      </w:pPr>
+      <w:r>
+        <w:rPr>
+          <w:rFonts w:ascii="Times New Roman" w:eastAsia="Times New Roman" w:hAnsi="Times New Roman" w:cs="Times New Roman"/>
+          <w:kern w:val="0"/>
+          <w14:ligatures w14:val="none"/>
+        </w:rPr>
+        <w:t>Whether to use CNN alone or integrate it with another architecture, such as LSTM, to handle sequential patterns. Started with CNN only, leaving room for future exploration of hybrid models.</w:t>
+      </w:r>
+    </w:p>
+    <w:p>
+      <w:pPr>
+        <w:bidi w:val="0"/>
+        <w:spacing w:after="0" w:line="240" w:lineRule="auto"/>
+        <w:rPr>
+          <w:rFonts w:ascii="Times New Roman" w:eastAsia="Times New Roman" w:hAnsi="Times New Roman" w:cs="Times New Roman"/>
+          <w:kern w:val="0"/>
+          <w14:ligatures w14:val="none"/>
+        </w:rPr>
+      </w:pPr>
+      <w:r>
+        <w:rPr>
+          <w:rFonts w:ascii="Times New Roman" w:eastAsia="Times New Roman" w:hAnsi="Times New Roman" w:cs="Times New Roman"/>
+          <w:kern w:val="0"/>
+          <w14:ligatures w14:val="none"/>
+        </w:rPr>
+        <w:pict w14:anchorId="46ACEB96">
+          <v:rect id="_x0000_i1132" style="width:0;height:1.5pt" o:hralign="center" o:hrstd="t" o:hr="t" fillcolor="#a0a0a0" stroked="f"/>
+        </w:pict>
+      </w:r>
+    </w:p>
+    <w:p>
+      <w:pPr>
+        <w:bidi w:val="0"/>
+        <w:spacing w:before="100" w:beforeAutospacing="1" w:after="100" w:afterAutospacing="1" w:line="240" w:lineRule="auto"/>
+        <w:rPr>
+          <w:rFonts w:ascii="Times New Roman" w:eastAsia="Times New Roman" w:hAnsi="Times New Roman" w:cs="Times New Roman"/>
+          <w:kern w:val="0"/>
+          <w14:ligatures w14:val="none"/>
+        </w:rPr>
+      </w:pPr>
+      <w:r>
+        <w:rPr>
+          <w:rFonts w:ascii="Times New Roman" w:eastAsia="Times New Roman" w:hAnsi="Times New Roman" w:cs="Times New Roman"/>
+          <w:b/>
+          <w:bCs/>
+          <w:kern w:val="0"/>
+          <w14:ligatures w14:val="none"/>
+        </w:rPr>
+        <w:t>3. Data Preparation</w:t>
+      </w:r>
+      <w:r>
+        <w:rPr>
+          <w:rFonts w:ascii="Times New Roman" w:eastAsia="Times New Roman" w:hAnsi="Times New Roman" w:cs="Times New Roman"/>
+          <w:kern w:val="0"/>
+          <w14:ligatures w14:val="none"/>
+        </w:rPr>
+        <w:br/>
+      </w:r>
+      <w:r>
+        <w:rPr>
+          <w:rFonts w:ascii="Times New Roman" w:eastAsia="Times New Roman" w:hAnsi="Times New Roman" w:cs="Times New Roman"/>
+          <w:b/>
+          <w:bCs/>
+          <w:kern w:val="0"/>
+          <w14:ligatures w14:val="none"/>
+        </w:rPr>
+        <w:t>Data Collection and Understanding</w:t>
+      </w:r>
+    </w:p>
+    <w:p>
+      <w:pPr>
+        <w:numPr>
+          <w:ilvl w:val="0"/>
+          <w:numId w:val="32"/>
+        </w:numPr>
+        <w:bidi w:val="0"/>
+        <w:spacing w:before="100" w:beforeAutospacing="1" w:after="100" w:afterAutospacing="1" w:line="240" w:lineRule="auto"/>
+        <w:rPr>
+          <w:rFonts w:ascii="Times New Roman" w:eastAsia="Times New Roman" w:hAnsi="Times New Roman" w:cs="Times New Roman"/>
+          <w:kern w:val="0"/>
+          <w14:ligatures w14:val="none"/>
+        </w:rPr>
+      </w:pPr>
+      <w:r>
+        <w:rPr>
+          <w:rFonts w:ascii="Times New Roman" w:eastAsia="Times New Roman" w:hAnsi="Times New Roman" w:cs="Times New Roman"/>
+          <w:b/>
+          <w:bCs/>
+          <w:kern w:val="0"/>
+          <w14:ligatures w14:val="none"/>
+        </w:rPr>
+        <w:t>Exploration:</w:t>
+      </w:r>
+      <w:r>
+        <w:rPr>
+          <w:rFonts w:ascii="Times New Roman" w:eastAsia="Times New Roman" w:hAnsi="Times New Roman" w:cs="Times New Roman"/>
+          <w:kern w:val="0"/>
+          <w14:ligatures w14:val="none"/>
+        </w:rPr>
+        <w:t xml:space="preserve"> Analyzed the distribution of sensor data and failure rates across the datasets. Paid particular attention to identifying trends and potential biases in simulated data.</w:t>
+      </w:r>
+    </w:p>
+    <w:p>
+      <w:pPr>
+        <w:numPr>
+          <w:ilvl w:val="0"/>
+          <w:numId w:val="32"/>
+        </w:numPr>
+        <w:bidi w:val="0"/>
+        <w:spacing w:before="100" w:beforeAutospacing="1" w:after="100" w:afterAutospacing="1" w:line="240" w:lineRule="auto"/>
+        <w:rPr>
+          <w:rFonts w:ascii="Times New Roman" w:eastAsia="Times New Roman" w:hAnsi="Times New Roman" w:cs="Times New Roman"/>
+          <w:kern w:val="0"/>
+          <w14:ligatures w14:val="none"/>
+        </w:rPr>
+      </w:pPr>
+      <w:r>
+        <w:rPr>
+          <w:rFonts w:ascii="Times New Roman" w:eastAsia="Times New Roman" w:hAnsi="Times New Roman" w:cs="Times New Roman"/>
+          <w:b/>
+          <w:bCs/>
+          <w:kern w:val="0"/>
+          <w14:ligatures w14:val="none"/>
+        </w:rPr>
+        <w:t>Feature Selection:</w:t>
+      </w:r>
+      <w:r>
+        <w:rPr>
+          <w:rFonts w:ascii="Times New Roman" w:eastAsia="Times New Roman" w:hAnsi="Times New Roman" w:cs="Times New Roman"/>
+          <w:kern w:val="0"/>
+          <w14:ligatures w14:val="none"/>
+        </w:rPr>
+        <w:t xml:space="preserve"> Focused on features that most directly impact equipment health, such as temperature, rotational speed, torque, and tool wear.</w:t>
+      </w:r>
+    </w:p>
+    <w:p>
+      <w:pPr>
+        <w:bidi w:val="0"/>
+        <w:spacing w:before="100" w:beforeAutospacing="1" w:after="100" w:afterAutospacing="1" w:line="240" w:lineRule="auto"/>
+        <w:rPr>
+          <w:rFonts w:ascii="Times New Roman" w:eastAsia="Times New Roman" w:hAnsi="Times New Roman" w:cs="Times New Roman"/>
+          <w:kern w:val="0"/>
+          <w14:ligatures w14:val="none"/>
+        </w:rPr>
+      </w:pPr>
+      <w:r>
+        <w:rPr>
+          <w:rFonts w:ascii="Times New Roman" w:eastAsia="Times New Roman" w:hAnsi="Times New Roman" w:cs="Times New Roman"/>
+          <w:b/>
+          <w:bCs/>
+          <w:kern w:val="0"/>
+          <w14:ligatures w14:val="none"/>
+        </w:rPr>
+        <w:t>Feature Engineering</w:t>
+      </w:r>
+    </w:p>
+    <w:p>
+      <w:pPr>
+        <w:numPr>
+          <w:ilvl w:val="0"/>
+          <w:numId w:val="33"/>
+        </w:numPr>
+        <w:bidi w:val="0"/>
+        <w:spacing w:before="100" w:beforeAutospacing="1" w:after="100" w:afterAutospacing="1" w:line="240" w:lineRule="auto"/>
+        <w:rPr>
+          <w:rFonts w:ascii="Times New Roman" w:eastAsia="Times New Roman" w:hAnsi="Times New Roman" w:cs="Times New Roman"/>
+          <w:kern w:val="0"/>
+          <w14:ligatures w14:val="none"/>
+        </w:rPr>
+      </w:pPr>
+      <w:r>
+        <w:rPr>
+          <w:rFonts w:ascii="Times New Roman" w:eastAsia="Times New Roman" w:hAnsi="Times New Roman" w:cs="Times New Roman"/>
+          <w:b/>
+          <w:bCs/>
+          <w:kern w:val="0"/>
+          <w14:ligatures w14:val="none"/>
+        </w:rPr>
+        <w:t>Feature Selection:</w:t>
+      </w:r>
+      <w:r>
+        <w:rPr>
+          <w:rFonts w:ascii="Times New Roman" w:eastAsia="Times New Roman" w:hAnsi="Times New Roman" w:cs="Times New Roman"/>
+          <w:kern w:val="0"/>
+          <w14:ligatures w14:val="none"/>
+        </w:rPr>
+        <w:t xml:space="preserve"> Chose core sensor readings, creating additional lagged and scaled features.</w:t>
+      </w:r>
+    </w:p>
+    <w:p>
+      <w:pPr>
+        <w:numPr>
+          <w:ilvl w:val="0"/>
+          <w:numId w:val="33"/>
+        </w:numPr>
+        <w:bidi w:val="0"/>
+        <w:spacing w:before="100" w:beforeAutospacing="1" w:after="100" w:afterAutospacing="1" w:line="240" w:lineRule="auto"/>
+        <w:rPr>
+          <w:rFonts w:ascii="Times New Roman" w:eastAsia="Times New Roman" w:hAnsi="Times New Roman" w:cs="Times New Roman"/>
+          <w:kern w:val="0"/>
+          <w14:ligatures w14:val="none"/>
+        </w:rPr>
+      </w:pPr>
+      <w:r>
+        <w:rPr>
+          <w:rFonts w:ascii="Times New Roman" w:eastAsia="Times New Roman" w:hAnsi="Times New Roman" w:cs="Times New Roman"/>
+          <w:b/>
+          <w:bCs/>
+          <w:kern w:val="0"/>
+          <w14:ligatures w14:val="none"/>
+        </w:rPr>
+        <w:t>Feature Augmentation:</w:t>
+      </w:r>
+      <w:r>
+        <w:rPr>
+          <w:rFonts w:ascii="Times New Roman" w:eastAsia="Times New Roman" w:hAnsi="Times New Roman" w:cs="Times New Roman"/>
+          <w:kern w:val="0"/>
+          <w14:ligatures w14:val="none"/>
+        </w:rPr>
+        <w:t xml:space="preserve"> Applied transformations, such as scaling and normalization, to ensure uniform input across datasets.</w:t>
+      </w:r>
+    </w:p>
+    <w:p>
+      <w:pPr>
+        <w:numPr>
+          <w:ilvl w:val="0"/>
+          <w:numId w:val="33"/>
+        </w:numPr>
+        <w:bidi w:val="0"/>
+        <w:spacing w:before="100" w:beforeAutospacing="1" w:after="100" w:afterAutospacing="1" w:line="240" w:lineRule="auto"/>
+        <w:rPr>
+          <w:rFonts w:ascii="Times New Roman" w:eastAsia="Times New Roman" w:hAnsi="Times New Roman" w:cs="Times New Roman"/>
+          <w:kern w:val="0"/>
+          <w14:ligatures w14:val="none"/>
+        </w:rPr>
+      </w:pPr>
+      <w:r>
+        <w:rPr>
+          <w:rFonts w:ascii="Times New Roman" w:eastAsia="Times New Roman" w:hAnsi="Times New Roman" w:cs="Times New Roman"/>
+          <w:b/>
+          <w:bCs/>
+          <w:kern w:val="0"/>
+          <w14:ligatures w14:val="none"/>
+        </w:rPr>
+        <w:t>Handling Missing Data:</w:t>
+      </w:r>
+      <w:r>
+        <w:rPr>
+          <w:rFonts w:ascii="Times New Roman" w:eastAsia="Times New Roman" w:hAnsi="Times New Roman" w:cs="Times New Roman"/>
+          <w:kern w:val="0"/>
+          <w14:ligatures w14:val="none"/>
+        </w:rPr>
+        <w:t xml:space="preserve"> Imputed missing values using statistical methods and eliminated highly incomplete records.</w:t>
+      </w:r>
+    </w:p>
+    <w:p>
+      <w:pPr>
+        <w:bidi w:val="0"/>
+        <w:spacing w:before="100" w:beforeAutospacing="1" w:after="100" w:afterAutospacing="1" w:line="240" w:lineRule="auto"/>
+        <w:rPr>
+          <w:rFonts w:ascii="Times New Roman" w:eastAsia="Times New Roman" w:hAnsi="Times New Roman" w:cs="Times New Roman"/>
+          <w:kern w:val="0"/>
+          <w14:ligatures w14:val="none"/>
+        </w:rPr>
+      </w:pPr>
+      <w:r>
+        <w:rPr>
+          <w:rFonts w:ascii="Times New Roman" w:eastAsia="Times New Roman" w:hAnsi="Times New Roman" w:cs="Times New Roman"/>
+          <w:b/>
+          <w:bCs/>
+          <w:kern w:val="0"/>
+          <w14:ligatures w14:val="none"/>
+        </w:rPr>
+        <w:t>Data Preprocessing</w:t>
+      </w:r>
+    </w:p>
+    <w:p>
+      <w:pPr>
+        <w:numPr>
+          <w:ilvl w:val="0"/>
+          <w:numId w:val="34"/>
+        </w:numPr>
+        <w:bidi w:val="0"/>
+        <w:spacing w:before="100" w:beforeAutospacing="1" w:after="100" w:afterAutospacing="1" w:line="240" w:lineRule="auto"/>
+        <w:rPr>
+          <w:rFonts w:ascii="Times New Roman" w:eastAsia="Times New Roman" w:hAnsi="Times New Roman" w:cs="Times New Roman"/>
+          <w:kern w:val="0"/>
+          <w14:ligatures w14:val="none"/>
+        </w:rPr>
+      </w:pPr>
+      <w:r>
+        <w:rPr>
+          <w:rFonts w:ascii="Times New Roman" w:eastAsia="Times New Roman" w:hAnsi="Times New Roman" w:cs="Times New Roman"/>
+          <w:b/>
+          <w:bCs/>
+          <w:kern w:val="0"/>
+          <w14:ligatures w14:val="none"/>
+        </w:rPr>
+        <w:t>Scaling and Normalization:</w:t>
+      </w:r>
+      <w:r>
+        <w:rPr>
+          <w:rFonts w:ascii="Times New Roman" w:eastAsia="Times New Roman" w:hAnsi="Times New Roman" w:cs="Times New Roman"/>
+          <w:kern w:val="0"/>
+          <w14:ligatures w14:val="none"/>
+        </w:rPr>
+        <w:t xml:space="preserve"> Used Min-Max scaling for features to fit within the 0-1 range, which is essential for CNN convergence.</w:t>
+      </w:r>
+    </w:p>
+    <w:p>
+      <w:pPr>
+        <w:numPr>
+          <w:ilvl w:val="0"/>
+          <w:numId w:val="34"/>
+        </w:numPr>
+        <w:bidi w:val="0"/>
+        <w:spacing w:before="100" w:beforeAutospacing="1" w:after="100" w:afterAutospacing="1" w:line="240" w:lineRule="auto"/>
+        <w:rPr>
+          <w:rFonts w:ascii="Times New Roman" w:eastAsia="Times New Roman" w:hAnsi="Times New Roman" w:cs="Times New Roman"/>
+          <w:kern w:val="0"/>
+          <w14:ligatures w14:val="none"/>
+        </w:rPr>
+      </w:pPr>
+      <w:r>
+        <w:rPr>
+          <w:rFonts w:ascii="Times New Roman" w:eastAsia="Times New Roman" w:hAnsi="Times New Roman" w:cs="Times New Roman"/>
+          <w:b/>
+          <w:bCs/>
+          <w:kern w:val="0"/>
+          <w14:ligatures w14:val="none"/>
+        </w:rPr>
+        <w:t>Class Imbalance:</w:t>
+      </w:r>
+      <w:r>
+        <w:rPr>
+          <w:rFonts w:ascii="Times New Roman" w:eastAsia="Times New Roman" w:hAnsi="Times New Roman" w:cs="Times New Roman"/>
+          <w:kern w:val="0"/>
+          <w14:ligatures w14:val="none"/>
+        </w:rPr>
+        <w:t xml:space="preserve"> Applied SMOTE to address imbalance in failure prediction classes.</w:t>
+      </w:r>
+    </w:p>
+    <w:p>
+      <w:pPr>
+        <w:numPr>
+          <w:ilvl w:val="0"/>
+          <w:numId w:val="34"/>
+        </w:numPr>
+        <w:bidi w:val="0"/>
+        <w:spacing w:before="100" w:beforeAutospacing="1" w:after="100" w:afterAutospacing="1" w:line="240" w:lineRule="auto"/>
+        <w:rPr>
+          <w:rFonts w:ascii="Times New Roman" w:eastAsia="Times New Roman" w:hAnsi="Times New Roman" w:cs="Times New Roman"/>
+          <w:kern w:val="0"/>
+          <w14:ligatures w14:val="none"/>
+        </w:rPr>
+      </w:pPr>
+      <w:r>
+        <w:rPr>
+          <w:rFonts w:ascii="Times New Roman" w:eastAsia="Times New Roman" w:hAnsi="Times New Roman" w:cs="Times New Roman"/>
+          <w:b/>
+          <w:bCs/>
+          <w:kern w:val="0"/>
+          <w14:ligatures w14:val="none"/>
+        </w:rPr>
+        <w:t>Splitting Data:</w:t>
+      </w:r>
+      <w:r>
+        <w:rPr>
+          <w:rFonts w:ascii="Times New Roman" w:eastAsia="Times New Roman" w:hAnsi="Times New Roman" w:cs="Times New Roman"/>
+          <w:kern w:val="0"/>
+          <w14:ligatures w14:val="none"/>
+        </w:rPr>
+        <w:t xml:space="preserve"> Data was split into training (80%) and testing (20%) sets across all datasets.</w:t>
+      </w:r>
+    </w:p>
+    <w:p>
+      <w:pPr>
+        <w:bidi w:val="0"/>
+        <w:spacing w:before="100" w:beforeAutospacing="1" w:after="100" w:afterAutospacing="1" w:line="240" w:lineRule="auto"/>
+        <w:rPr>
+          <w:rFonts w:ascii="Times New Roman" w:eastAsia="Times New Roman" w:hAnsi="Times New Roman" w:cs="Times New Roman"/>
+          <w:kern w:val="0"/>
+          <w14:ligatures w14:val="none"/>
+        </w:rPr>
+      </w:pPr>
+      <w:r>
+        <w:rPr>
+          <w:rFonts w:ascii="Times New Roman" w:eastAsia="Times New Roman" w:hAnsi="Times New Roman" w:cs="Times New Roman"/>
+          <w:b/>
+          <w:bCs/>
+          <w:kern w:val="0"/>
+          <w14:ligatures w14:val="none"/>
+        </w:rPr>
+        <w:t>Special Considerations</w:t>
+      </w:r>
+    </w:p>
+    <w:p>
+      <w:pPr>
+        <w:numPr>
+          <w:ilvl w:val="0"/>
+          <w:numId w:val="35"/>
+        </w:numPr>
+        <w:bidi w:val="0"/>
+        <w:spacing w:before="100" w:beforeAutospacing="1" w:after="100" w:afterAutospacing="1" w:line="240" w:lineRule="auto"/>
+        <w:rPr>
+          <w:rFonts w:ascii="Times New Roman" w:eastAsia="Times New Roman" w:hAnsi="Times New Roman" w:cs="Times New Roman"/>
+          <w:kern w:val="0"/>
+          <w14:ligatures w14:val="none"/>
+        </w:rPr>
+      </w:pPr>
+      <w:r>
+        <w:rPr>
+          <w:rFonts w:ascii="Times New Roman" w:eastAsia="Times New Roman" w:hAnsi="Times New Roman" w:cs="Times New Roman"/>
+          <w:kern w:val="0"/>
+          <w14:ligatures w14:val="none"/>
+        </w:rPr>
+        <w:t>Careful validation of simulated data was needed to ensure it followed a realistic distribution, minimizing bias.</w:t>
+      </w:r>
+    </w:p>
+    <w:p>
+      <w:pPr>
+        <w:bidi w:val="0"/>
+        <w:spacing w:after="0" w:line="240" w:lineRule="auto"/>
+        <w:rPr>
+          <w:rFonts w:ascii="Times New Roman" w:eastAsia="Times New Roman" w:hAnsi="Times New Roman" w:cs="Times New Roman"/>
+          <w:kern w:val="0"/>
+          <w14:ligatures w14:val="none"/>
+        </w:rPr>
+      </w:pPr>
+      <w:r>
+        <w:rPr>
+          <w:rFonts w:ascii="Times New Roman" w:eastAsia="Times New Roman" w:hAnsi="Times New Roman" w:cs="Times New Roman"/>
+          <w:kern w:val="0"/>
+          <w14:ligatures w14:val="none"/>
+        </w:rPr>
+        <w:pict w14:anchorId="72D6A4CB">
+          <v:rect id="_x0000_i1133" style="width:0;height:1.5pt" o:hralign="center" o:hrstd="t" o:hr="t" fillcolor="#a0a0a0" stroked="f"/>
+        </w:pict>
+      </w:r>
+    </w:p>
+    <w:p>
+      <w:pPr>
+        <w:bidi w:val="0"/>
+        <w:spacing w:before="100" w:beforeAutospacing="1" w:after="100" w:afterAutospacing="1" w:line="240" w:lineRule="auto"/>
+        <w:rPr>
+          <w:rFonts w:ascii="Times New Roman" w:eastAsia="Times New Roman" w:hAnsi="Times New Roman" w:cs="Times New Roman"/>
+          <w:kern w:val="0"/>
+          <w14:ligatures w14:val="none"/>
+        </w:rPr>
+      </w:pPr>
+      <w:r>
+        <w:rPr>
+          <w:rFonts w:ascii="Times New Roman" w:eastAsia="Times New Roman" w:hAnsi="Times New Roman" w:cs="Times New Roman"/>
+          <w:b/>
+          <w:bCs/>
+          <w:kern w:val="0"/>
+          <w14:ligatures w14:val="none"/>
+        </w:rPr>
+        <w:lastRenderedPageBreak/>
+        <w:t>4. Model Design and Architecture</w:t>
+      </w:r>
+      <w:r>
+        <w:rPr>
+          <w:rFonts w:ascii="Times New Roman" w:eastAsia="Times New Roman" w:hAnsi="Times New Roman" w:cs="Times New Roman"/>
+          <w:kern w:val="0"/>
+          <w14:ligatures w14:val="none"/>
+        </w:rPr>
+        <w:br/>
+      </w:r>
+      <w:r>
+        <w:rPr>
+          <w:rFonts w:ascii="Times New Roman" w:eastAsia="Times New Roman" w:hAnsi="Times New Roman" w:cs="Times New Roman"/>
+          <w:b/>
+          <w:bCs/>
+          <w:kern w:val="0"/>
+          <w14:ligatures w14:val="none"/>
+        </w:rPr>
+        <w:t>Initial Model Design</w:t>
+      </w:r>
+    </w:p>
+    <w:p>
+      <w:pPr>
+        <w:numPr>
+          <w:ilvl w:val="0"/>
+          <w:numId w:val="36"/>
+        </w:numPr>
+        <w:bidi w:val="0"/>
+        <w:spacing w:before="100" w:beforeAutospacing="1" w:after="100" w:afterAutospacing="1" w:line="240" w:lineRule="auto"/>
+        <w:rPr>
+          <w:rFonts w:ascii="Times New Roman" w:eastAsia="Times New Roman" w:hAnsi="Times New Roman" w:cs="Times New Roman"/>
+          <w:kern w:val="0"/>
+          <w14:ligatures w14:val="none"/>
+        </w:rPr>
+      </w:pPr>
+      <w:r>
+        <w:rPr>
+          <w:rFonts w:ascii="Times New Roman" w:eastAsia="Times New Roman" w:hAnsi="Times New Roman" w:cs="Times New Roman"/>
+          <w:b/>
+          <w:bCs/>
+          <w:kern w:val="0"/>
+          <w14:ligatures w14:val="none"/>
+        </w:rPr>
+        <w:t>CNN Architecture:</w:t>
+      </w:r>
+      <w:r>
+        <w:rPr>
+          <w:rFonts w:ascii="Times New Roman" w:eastAsia="Times New Roman" w:hAnsi="Times New Roman" w:cs="Times New Roman"/>
+          <w:kern w:val="0"/>
+          <w14:ligatures w14:val="none"/>
+        </w:rPr>
+        <w:t xml:space="preserve"> The CNN model was designed with multiple convolutional layers, followed by max-pooling layers. The convolutional layers capture local patterns, while pooling layers reduce dimensionality.</w:t>
+      </w:r>
+    </w:p>
+    <w:p>
+      <w:pPr>
+        <w:numPr>
+          <w:ilvl w:val="0"/>
+          <w:numId w:val="36"/>
+        </w:numPr>
+        <w:bidi w:val="0"/>
+        <w:spacing w:before="100" w:beforeAutospacing="1" w:after="100" w:afterAutospacing="1" w:line="240" w:lineRule="auto"/>
+        <w:rPr>
+          <w:rFonts w:ascii="Times New Roman" w:eastAsia="Times New Roman" w:hAnsi="Times New Roman" w:cs="Times New Roman"/>
+          <w:kern w:val="0"/>
+          <w14:ligatures w14:val="none"/>
+        </w:rPr>
+      </w:pPr>
+      <w:r>
+        <w:rPr>
+          <w:rFonts w:ascii="Times New Roman" w:eastAsia="Times New Roman" w:hAnsi="Times New Roman" w:cs="Times New Roman"/>
+          <w:b/>
+          <w:bCs/>
+          <w:kern w:val="0"/>
+          <w14:ligatures w14:val="none"/>
+        </w:rPr>
+        <w:t>Activation Functions:</w:t>
+      </w:r>
+      <w:r>
+        <w:rPr>
+          <w:rFonts w:ascii="Times New Roman" w:eastAsia="Times New Roman" w:hAnsi="Times New Roman" w:cs="Times New Roman"/>
+          <w:kern w:val="0"/>
+          <w14:ligatures w14:val="none"/>
+        </w:rPr>
+        <w:t xml:space="preserve"> </w:t>
+      </w:r>
+      <w:proofErr w:type="spellStart"/>
+      <w:r>
+        <w:rPr>
+          <w:rFonts w:ascii="Times New Roman" w:eastAsia="Times New Roman" w:hAnsi="Times New Roman" w:cs="Times New Roman"/>
+          <w:kern w:val="0"/>
+          <w14:ligatures w14:val="none"/>
+        </w:rPr>
+        <w:t>ReLU</w:t>
+      </w:r>
+      <w:proofErr w:type="spellEnd"/>
+      <w:r>
+        <w:rPr>
+          <w:rFonts w:ascii="Times New Roman" w:eastAsia="Times New Roman" w:hAnsi="Times New Roman" w:cs="Times New Roman"/>
+          <w:kern w:val="0"/>
+          <w14:ligatures w14:val="none"/>
+        </w:rPr>
+        <w:t xml:space="preserve"> was used for hidden layers to introduce non-linearity, while a sigmoid activation function was used for the final output layer for binary classification (failure vs. no failure).</w:t>
+      </w:r>
+    </w:p>
+    <w:p>
+      <w:pPr>
+        <w:numPr>
+          <w:ilvl w:val="0"/>
+          <w:numId w:val="36"/>
+        </w:numPr>
+        <w:bidi w:val="0"/>
+        <w:spacing w:before="100" w:beforeAutospacing="1" w:after="100" w:afterAutospacing="1" w:line="240" w:lineRule="auto"/>
+        <w:rPr>
+          <w:rFonts w:ascii="Times New Roman" w:eastAsia="Times New Roman" w:hAnsi="Times New Roman" w:cs="Times New Roman"/>
+          <w:kern w:val="0"/>
+          <w14:ligatures w14:val="none"/>
+        </w:rPr>
+      </w:pPr>
+      <w:r>
+        <w:rPr>
+          <w:rFonts w:ascii="Times New Roman" w:eastAsia="Times New Roman" w:hAnsi="Times New Roman" w:cs="Times New Roman"/>
+          <w:b/>
+          <w:bCs/>
+          <w:kern w:val="0"/>
+          <w14:ligatures w14:val="none"/>
+        </w:rPr>
+        <w:t>Loss Function:</w:t>
+      </w:r>
+      <w:r>
+        <w:rPr>
+          <w:rFonts w:ascii="Times New Roman" w:eastAsia="Times New Roman" w:hAnsi="Times New Roman" w:cs="Times New Roman"/>
+          <w:kern w:val="0"/>
+          <w14:ligatures w14:val="none"/>
+        </w:rPr>
+        <w:t xml:space="preserve"> Binary cross-entropy was chosen for this binary classification task.</w:t>
+      </w:r>
+    </w:p>
+    <w:p>
+      <w:pPr>
+        <w:numPr>
+          <w:ilvl w:val="0"/>
+          <w:numId w:val="36"/>
+        </w:numPr>
+        <w:bidi w:val="0"/>
+        <w:spacing w:before="100" w:beforeAutospacing="1" w:after="100" w:afterAutospacing="1" w:line="240" w:lineRule="auto"/>
+        <w:rPr>
+          <w:rFonts w:ascii="Times New Roman" w:eastAsia="Times New Roman" w:hAnsi="Times New Roman" w:cs="Times New Roman"/>
+          <w:kern w:val="0"/>
+          <w14:ligatures w14:val="none"/>
+        </w:rPr>
+      </w:pPr>
+      <w:r>
+        <w:rPr>
+          <w:rFonts w:ascii="Times New Roman" w:eastAsia="Times New Roman" w:hAnsi="Times New Roman" w:cs="Times New Roman"/>
+          <w:b/>
+          <w:bCs/>
+          <w:kern w:val="0"/>
+          <w14:ligatures w14:val="none"/>
+        </w:rPr>
+        <w:t>Optimizer:</w:t>
+      </w:r>
+      <w:r>
+        <w:rPr>
+          <w:rFonts w:ascii="Times New Roman" w:eastAsia="Times New Roman" w:hAnsi="Times New Roman" w:cs="Times New Roman"/>
+          <w:kern w:val="0"/>
+          <w14:ligatures w14:val="none"/>
+        </w:rPr>
+        <w:t xml:space="preserve"> Adam optimizer was used for its ability to adapt learning rates during training.</w:t>
+      </w:r>
+    </w:p>
+    <w:p>
+      <w:pPr>
+        <w:bidi w:val="0"/>
+        <w:spacing w:before="100" w:beforeAutospacing="1" w:after="100" w:afterAutospacing="1" w:line="240" w:lineRule="auto"/>
+        <w:rPr>
+          <w:rFonts w:ascii="Times New Roman" w:eastAsia="Times New Roman" w:hAnsi="Times New Roman" w:cs="Times New Roman"/>
+          <w:kern w:val="0"/>
+          <w14:ligatures w14:val="none"/>
+        </w:rPr>
+      </w:pPr>
+      <w:r>
+        <w:rPr>
+          <w:rFonts w:ascii="Times New Roman" w:eastAsia="Times New Roman" w:hAnsi="Times New Roman" w:cs="Times New Roman"/>
+          <w:b/>
+          <w:bCs/>
+          <w:kern w:val="0"/>
+          <w14:ligatures w14:val="none"/>
+        </w:rPr>
+        <w:t>Model Iterations</w:t>
+      </w:r>
+    </w:p>
+    <w:p>
+      <w:pPr>
+        <w:numPr>
+          <w:ilvl w:val="0"/>
+          <w:numId w:val="37"/>
+        </w:numPr>
+        <w:bidi w:val="0"/>
+        <w:spacing w:before="100" w:beforeAutospacing="1" w:after="100" w:afterAutospacing="1" w:line="240" w:lineRule="auto"/>
+        <w:rPr>
+          <w:rFonts w:ascii="Times New Roman" w:eastAsia="Times New Roman" w:hAnsi="Times New Roman" w:cs="Times New Roman"/>
+          <w:kern w:val="0"/>
+          <w14:ligatures w14:val="none"/>
+        </w:rPr>
+      </w:pPr>
+      <w:r>
+        <w:rPr>
+          <w:rFonts w:ascii="Times New Roman" w:eastAsia="Times New Roman" w:hAnsi="Times New Roman" w:cs="Times New Roman"/>
+          <w:b/>
+          <w:bCs/>
+          <w:kern w:val="0"/>
+          <w14:ligatures w14:val="none"/>
+        </w:rPr>
+        <w:t>First Iteration:</w:t>
+      </w:r>
+      <w:r>
+        <w:rPr>
+          <w:rFonts w:ascii="Times New Roman" w:eastAsia="Times New Roman" w:hAnsi="Times New Roman" w:cs="Times New Roman"/>
+          <w:kern w:val="0"/>
+          <w14:ligatures w14:val="none"/>
+        </w:rPr>
+        <w:t xml:space="preserve"> The initial model contained three convolutional layers, each followed by max-pooling. Early results indicated overfitting on the training data.</w:t>
+      </w:r>
+    </w:p>
+    <w:p>
+      <w:pPr>
+        <w:numPr>
+          <w:ilvl w:val="0"/>
+          <w:numId w:val="37"/>
+        </w:numPr>
+        <w:bidi w:val="0"/>
+        <w:spacing w:before="100" w:beforeAutospacing="1" w:after="100" w:afterAutospacing="1" w:line="240" w:lineRule="auto"/>
+        <w:rPr>
+          <w:rFonts w:ascii="Times New Roman" w:eastAsia="Times New Roman" w:hAnsi="Times New Roman" w:cs="Times New Roman"/>
+          <w:kern w:val="0"/>
+          <w14:ligatures w14:val="none"/>
+        </w:rPr>
+      </w:pPr>
+      <w:r>
+        <w:rPr>
+          <w:rFonts w:ascii="Times New Roman" w:eastAsia="Times New Roman" w:hAnsi="Times New Roman" w:cs="Times New Roman"/>
+          <w:b/>
+          <w:bCs/>
+          <w:kern w:val="0"/>
+          <w14:ligatures w14:val="none"/>
+        </w:rPr>
+        <w:t>Second Iteration:</w:t>
+      </w:r>
+      <w:r>
+        <w:rPr>
+          <w:rFonts w:ascii="Times New Roman" w:eastAsia="Times New Roman" w:hAnsi="Times New Roman" w:cs="Times New Roman"/>
+          <w:kern w:val="0"/>
+          <w14:ligatures w14:val="none"/>
+        </w:rPr>
+        <w:t xml:space="preserve"> Introduced dropout layers to prevent overfitting and batch normalization to stabilize training.</w:t>
+      </w:r>
+    </w:p>
+    <w:p>
+      <w:pPr>
+        <w:numPr>
+          <w:ilvl w:val="0"/>
+          <w:numId w:val="37"/>
+        </w:numPr>
+        <w:bidi w:val="0"/>
+        <w:spacing w:before="100" w:beforeAutospacing="1" w:after="100" w:afterAutospacing="1" w:line="240" w:lineRule="auto"/>
+        <w:rPr>
+          <w:rFonts w:ascii="Times New Roman" w:eastAsia="Times New Roman" w:hAnsi="Times New Roman" w:cs="Times New Roman"/>
+          <w:kern w:val="0"/>
+          <w14:ligatures w14:val="none"/>
+        </w:rPr>
+      </w:pPr>
+      <w:r>
+        <w:rPr>
+          <w:rFonts w:ascii="Times New Roman" w:eastAsia="Times New Roman" w:hAnsi="Times New Roman" w:cs="Times New Roman"/>
+          <w:b/>
+          <w:bCs/>
+          <w:kern w:val="0"/>
+          <w14:ligatures w14:val="none"/>
+        </w:rPr>
+        <w:t>Final Iteration:</w:t>
+      </w:r>
+      <w:r>
+        <w:rPr>
+          <w:rFonts w:ascii="Times New Roman" w:eastAsia="Times New Roman" w:hAnsi="Times New Roman" w:cs="Times New Roman"/>
+          <w:kern w:val="0"/>
+          <w14:ligatures w14:val="none"/>
+        </w:rPr>
+        <w:t xml:space="preserve"> Tuned the number of filters in convolutional layers and added L2 regularization for better generalization.</w:t>
+      </w:r>
+    </w:p>
+    <w:p>
+      <w:pPr>
+        <w:bidi w:val="0"/>
+        <w:spacing w:before="100" w:beforeAutospacing="1" w:after="100" w:afterAutospacing="1" w:line="240" w:lineRule="auto"/>
+        <w:rPr>
+          <w:rFonts w:ascii="Times New Roman" w:eastAsia="Times New Roman" w:hAnsi="Times New Roman" w:cs="Times New Roman"/>
+          <w:kern w:val="0"/>
+          <w14:ligatures w14:val="none"/>
+        </w:rPr>
+      </w:pPr>
+      <w:r>
+        <w:rPr>
+          <w:rFonts w:ascii="Times New Roman" w:eastAsia="Times New Roman" w:hAnsi="Times New Roman" w:cs="Times New Roman"/>
+          <w:b/>
+          <w:bCs/>
+          <w:kern w:val="0"/>
+          <w14:ligatures w14:val="none"/>
+        </w:rPr>
+        <w:t>Regularization Techniques</w:t>
+      </w:r>
+    </w:p>
+    <w:p>
+      <w:pPr>
+        <w:numPr>
+          <w:ilvl w:val="0"/>
+          <w:numId w:val="38"/>
+        </w:numPr>
+        <w:bidi w:val="0"/>
+        <w:spacing w:before="100" w:beforeAutospacing="1" w:after="100" w:afterAutospacing="1" w:line="240" w:lineRule="auto"/>
+        <w:rPr>
+          <w:rFonts w:ascii="Times New Roman" w:eastAsia="Times New Roman" w:hAnsi="Times New Roman" w:cs="Times New Roman"/>
+          <w:kern w:val="0"/>
+          <w14:ligatures w14:val="none"/>
+        </w:rPr>
+      </w:pPr>
+      <w:r>
+        <w:rPr>
+          <w:rFonts w:ascii="Times New Roman" w:eastAsia="Times New Roman" w:hAnsi="Times New Roman" w:cs="Times New Roman"/>
+          <w:b/>
+          <w:bCs/>
+          <w:kern w:val="0"/>
+          <w14:ligatures w14:val="none"/>
+        </w:rPr>
+        <w:t>L2 Regularization:</w:t>
+      </w:r>
+      <w:r>
+        <w:rPr>
+          <w:rFonts w:ascii="Times New Roman" w:eastAsia="Times New Roman" w:hAnsi="Times New Roman" w:cs="Times New Roman"/>
+          <w:kern w:val="0"/>
+          <w14:ligatures w14:val="none"/>
+        </w:rPr>
+        <w:t xml:space="preserve"> Applied to penalize overly complex models, improving generalization.</w:t>
+      </w:r>
+    </w:p>
+    <w:p>
+      <w:pPr>
+        <w:numPr>
+          <w:ilvl w:val="0"/>
+          <w:numId w:val="38"/>
+        </w:numPr>
+        <w:bidi w:val="0"/>
+        <w:spacing w:before="100" w:beforeAutospacing="1" w:after="100" w:afterAutospacing="1" w:line="240" w:lineRule="auto"/>
+        <w:rPr>
+          <w:rFonts w:ascii="Times New Roman" w:eastAsia="Times New Roman" w:hAnsi="Times New Roman" w:cs="Times New Roman"/>
+          <w:kern w:val="0"/>
+          <w14:ligatures w14:val="none"/>
+        </w:rPr>
+      </w:pPr>
+      <w:r>
+        <w:rPr>
+          <w:rFonts w:ascii="Times New Roman" w:eastAsia="Times New Roman" w:hAnsi="Times New Roman" w:cs="Times New Roman"/>
+          <w:b/>
+          <w:bCs/>
+          <w:kern w:val="0"/>
+          <w14:ligatures w14:val="none"/>
+        </w:rPr>
+        <w:t>Dropout:</w:t>
+      </w:r>
+      <w:r>
+        <w:rPr>
+          <w:rFonts w:ascii="Times New Roman" w:eastAsia="Times New Roman" w:hAnsi="Times New Roman" w:cs="Times New Roman"/>
+          <w:kern w:val="0"/>
+          <w14:ligatures w14:val="none"/>
+        </w:rPr>
+        <w:t xml:space="preserve"> Introduced after convolutional layers to reduce the risk of overfitting by randomly ignoring neurons during training.</w:t>
+      </w:r>
+    </w:p>
+    <w:p>
+      <w:pPr>
+        <w:bidi w:val="0"/>
+        <w:spacing w:after="0" w:line="240" w:lineRule="auto"/>
+        <w:rPr>
+          <w:rFonts w:ascii="Times New Roman" w:eastAsia="Times New Roman" w:hAnsi="Times New Roman" w:cs="Times New Roman"/>
+          <w:kern w:val="0"/>
+          <w14:ligatures w14:val="none"/>
+        </w:rPr>
+      </w:pPr>
+      <w:r>
+        <w:rPr>
+          <w:rFonts w:ascii="Times New Roman" w:eastAsia="Times New Roman" w:hAnsi="Times New Roman" w:cs="Times New Roman"/>
+          <w:kern w:val="0"/>
+          <w14:ligatures w14:val="none"/>
+        </w:rPr>
+        <w:pict w14:anchorId="2F7CEEA4">
+          <v:rect id="_x0000_i1134" style="width:0;height:1.5pt" o:hralign="center" o:hrstd="t" o:hr="t" fillcolor="#a0a0a0" stroked="f"/>
+        </w:pict>
+      </w:r>
+    </w:p>
+    <w:p>
+      <w:pPr>
+        <w:bidi w:val="0"/>
+        <w:spacing w:before="100" w:beforeAutospacing="1" w:after="100" w:afterAutospacing="1" w:line="240" w:lineRule="auto"/>
+        <w:rPr>
+          <w:rFonts w:ascii="Times New Roman" w:eastAsia="Times New Roman" w:hAnsi="Times New Roman" w:cs="Times New Roman"/>
+          <w:kern w:val="0"/>
+          <w14:ligatures w14:val="none"/>
+        </w:rPr>
+      </w:pPr>
+      <w:r>
+        <w:rPr>
+          <w:rFonts w:ascii="Times New Roman" w:eastAsia="Times New Roman" w:hAnsi="Times New Roman" w:cs="Times New Roman"/>
+          <w:b/>
+          <w:bCs/>
+          <w:kern w:val="0"/>
+          <w14:ligatures w14:val="none"/>
+        </w:rPr>
+        <w:t>5. Training Process</w:t>
+      </w:r>
+      <w:r>
+        <w:rPr>
+          <w:rFonts w:ascii="Times New Roman" w:eastAsia="Times New Roman" w:hAnsi="Times New Roman" w:cs="Times New Roman"/>
+          <w:kern w:val="0"/>
+          <w14:ligatures w14:val="none"/>
+        </w:rPr>
+        <w:br/>
+      </w:r>
+      <w:r>
+        <w:rPr>
+          <w:rFonts w:ascii="Times New Roman" w:eastAsia="Times New Roman" w:hAnsi="Times New Roman" w:cs="Times New Roman"/>
+          <w:b/>
+          <w:bCs/>
+          <w:kern w:val="0"/>
+          <w14:ligatures w14:val="none"/>
+        </w:rPr>
+        <w:t>Hyperparameter Selection</w:t>
+      </w:r>
+    </w:p>
+    <w:p>
+      <w:pPr>
+        <w:numPr>
+          <w:ilvl w:val="0"/>
+          <w:numId w:val="39"/>
+        </w:numPr>
+        <w:bidi w:val="0"/>
+        <w:spacing w:before="100" w:beforeAutospacing="1" w:after="100" w:afterAutospacing="1" w:line="240" w:lineRule="auto"/>
+        <w:rPr>
+          <w:rFonts w:ascii="Times New Roman" w:eastAsia="Times New Roman" w:hAnsi="Times New Roman" w:cs="Times New Roman"/>
+          <w:kern w:val="0"/>
+          <w14:ligatures w14:val="none"/>
+        </w:rPr>
+      </w:pPr>
+      <w:r>
+        <w:rPr>
+          <w:rFonts w:ascii="Times New Roman" w:eastAsia="Times New Roman" w:hAnsi="Times New Roman" w:cs="Times New Roman"/>
+          <w:b/>
+          <w:bCs/>
+          <w:kern w:val="0"/>
+          <w14:ligatures w14:val="none"/>
+        </w:rPr>
+        <w:t>Initial Hyperparameters:</w:t>
+      </w:r>
+      <w:r>
+        <w:rPr>
+          <w:rFonts w:ascii="Times New Roman" w:eastAsia="Times New Roman" w:hAnsi="Times New Roman" w:cs="Times New Roman"/>
+          <w:kern w:val="0"/>
+          <w14:ligatures w14:val="none"/>
+        </w:rPr>
+        <w:t xml:space="preserve"> Learning rate set to 0.001, batch size of 32, 50 epochs.</w:t>
+      </w:r>
+    </w:p>
+    <w:p>
+      <w:pPr>
+        <w:numPr>
+          <w:ilvl w:val="0"/>
+          <w:numId w:val="39"/>
+        </w:numPr>
+        <w:bidi w:val="0"/>
+        <w:spacing w:before="100" w:beforeAutospacing="1" w:after="100" w:afterAutospacing="1" w:line="240" w:lineRule="auto"/>
+        <w:rPr>
+          <w:rFonts w:ascii="Times New Roman" w:eastAsia="Times New Roman" w:hAnsi="Times New Roman" w:cs="Times New Roman"/>
+          <w:kern w:val="0"/>
+          <w14:ligatures w14:val="none"/>
+        </w:rPr>
+      </w:pPr>
+      <w:r>
+        <w:rPr>
+          <w:rFonts w:ascii="Times New Roman" w:eastAsia="Times New Roman" w:hAnsi="Times New Roman" w:cs="Times New Roman"/>
+          <w:b/>
+          <w:bCs/>
+          <w:kern w:val="0"/>
+          <w14:ligatures w14:val="none"/>
+        </w:rPr>
+        <w:t>Tuning:</w:t>
+      </w:r>
+      <w:r>
+        <w:rPr>
+          <w:rFonts w:ascii="Times New Roman" w:eastAsia="Times New Roman" w:hAnsi="Times New Roman" w:cs="Times New Roman"/>
+          <w:kern w:val="0"/>
+          <w14:ligatures w14:val="none"/>
+        </w:rPr>
+        <w:t xml:space="preserve"> Conducted Grid Search to optimize learning rate, filter size, and batch size.</w:t>
+      </w:r>
+    </w:p>
+    <w:p>
+      <w:pPr>
+        <w:numPr>
+          <w:ilvl w:val="0"/>
+          <w:numId w:val="39"/>
+        </w:numPr>
+        <w:bidi w:val="0"/>
+        <w:spacing w:before="100" w:beforeAutospacing="1" w:after="100" w:afterAutospacing="1" w:line="240" w:lineRule="auto"/>
+        <w:rPr>
+          <w:rFonts w:ascii="Times New Roman" w:eastAsia="Times New Roman" w:hAnsi="Times New Roman" w:cs="Times New Roman"/>
+          <w:kern w:val="0"/>
+          <w14:ligatures w14:val="none"/>
+        </w:rPr>
+      </w:pPr>
+      <w:r>
+        <w:rPr>
+          <w:rFonts w:ascii="Times New Roman" w:eastAsia="Times New Roman" w:hAnsi="Times New Roman" w:cs="Times New Roman"/>
+          <w:b/>
+          <w:bCs/>
+          <w:kern w:val="0"/>
+          <w14:ligatures w14:val="none"/>
+        </w:rPr>
+        <w:t>Early Stopping:</w:t>
+      </w:r>
+      <w:r>
+        <w:rPr>
+          <w:rFonts w:ascii="Times New Roman" w:eastAsia="Times New Roman" w:hAnsi="Times New Roman" w:cs="Times New Roman"/>
+          <w:kern w:val="0"/>
+          <w14:ligatures w14:val="none"/>
+        </w:rPr>
+        <w:t xml:space="preserve"> Monitored validation loss and implemented early stopping to prevent overfitting.</w:t>
+      </w:r>
+    </w:p>
+    <w:p>
+      <w:pPr>
+        <w:bidi w:val="0"/>
+        <w:spacing w:before="100" w:beforeAutospacing="1" w:after="100" w:afterAutospacing="1" w:line="240" w:lineRule="auto"/>
+        <w:rPr>
+          <w:rFonts w:ascii="Times New Roman" w:eastAsia="Times New Roman" w:hAnsi="Times New Roman" w:cs="Times New Roman"/>
+          <w:kern w:val="0"/>
+          <w14:ligatures w14:val="none"/>
+        </w:rPr>
+      </w:pPr>
+      <w:r>
+        <w:rPr>
+          <w:rFonts w:ascii="Times New Roman" w:eastAsia="Times New Roman" w:hAnsi="Times New Roman" w:cs="Times New Roman"/>
+          <w:b/>
+          <w:bCs/>
+          <w:kern w:val="0"/>
+          <w14:ligatures w14:val="none"/>
+        </w:rPr>
+        <w:t>Training on Different Datasets</w:t>
+      </w:r>
+    </w:p>
+    <w:p>
+      <w:pPr>
+        <w:numPr>
+          <w:ilvl w:val="0"/>
+          <w:numId w:val="40"/>
+        </w:numPr>
+        <w:bidi w:val="0"/>
+        <w:spacing w:before="100" w:beforeAutospacing="1" w:after="100" w:afterAutospacing="1" w:line="240" w:lineRule="auto"/>
+        <w:rPr>
+          <w:rFonts w:ascii="Times New Roman" w:eastAsia="Times New Roman" w:hAnsi="Times New Roman" w:cs="Times New Roman"/>
+          <w:kern w:val="0"/>
+          <w14:ligatures w14:val="none"/>
+        </w:rPr>
+      </w:pPr>
+      <w:r>
+        <w:rPr>
+          <w:rFonts w:ascii="Times New Roman" w:eastAsia="Times New Roman" w:hAnsi="Times New Roman" w:cs="Times New Roman"/>
+          <w:b/>
+          <w:bCs/>
+          <w:kern w:val="0"/>
+          <w14:ligatures w14:val="none"/>
+        </w:rPr>
+        <w:t>Real Data:</w:t>
+      </w:r>
+      <w:r>
+        <w:rPr>
+          <w:rFonts w:ascii="Times New Roman" w:eastAsia="Times New Roman" w:hAnsi="Times New Roman" w:cs="Times New Roman"/>
+          <w:kern w:val="0"/>
+          <w14:ligatures w14:val="none"/>
+        </w:rPr>
+        <w:t xml:space="preserve"> The model performed well on real data but was limited by the small dataset size.</w:t>
+      </w:r>
+    </w:p>
+    <w:p>
+      <w:pPr>
+        <w:numPr>
+          <w:ilvl w:val="0"/>
+          <w:numId w:val="40"/>
+        </w:numPr>
+        <w:bidi w:val="0"/>
+        <w:spacing w:before="100" w:beforeAutospacing="1" w:after="100" w:afterAutospacing="1" w:line="240" w:lineRule="auto"/>
+        <w:rPr>
+          <w:rFonts w:ascii="Times New Roman" w:eastAsia="Times New Roman" w:hAnsi="Times New Roman" w:cs="Times New Roman"/>
+          <w:kern w:val="0"/>
+          <w14:ligatures w14:val="none"/>
+        </w:rPr>
+      </w:pPr>
+      <w:r>
+        <w:rPr>
+          <w:rFonts w:ascii="Times New Roman" w:eastAsia="Times New Roman" w:hAnsi="Times New Roman" w:cs="Times New Roman"/>
+          <w:b/>
+          <w:bCs/>
+          <w:kern w:val="0"/>
+          <w14:ligatures w14:val="none"/>
+        </w:rPr>
+        <w:t>Simulated Data:</w:t>
+      </w:r>
+      <w:r>
+        <w:rPr>
+          <w:rFonts w:ascii="Times New Roman" w:eastAsia="Times New Roman" w:hAnsi="Times New Roman" w:cs="Times New Roman"/>
+          <w:kern w:val="0"/>
+          <w14:ligatures w14:val="none"/>
+        </w:rPr>
+        <w:t xml:space="preserve"> Overfitting was more noticeable here, leading to additional regularization techniques.</w:t>
+      </w:r>
+    </w:p>
+    <w:p>
+      <w:pPr>
+        <w:numPr>
+          <w:ilvl w:val="0"/>
+          <w:numId w:val="40"/>
+        </w:numPr>
+        <w:bidi w:val="0"/>
+        <w:spacing w:before="100" w:beforeAutospacing="1" w:after="100" w:afterAutospacing="1" w:line="240" w:lineRule="auto"/>
+        <w:rPr>
+          <w:rFonts w:ascii="Times New Roman" w:eastAsia="Times New Roman" w:hAnsi="Times New Roman" w:cs="Times New Roman"/>
+          <w:kern w:val="0"/>
+          <w14:ligatures w14:val="none"/>
+        </w:rPr>
+      </w:pPr>
+      <w:r>
+        <w:rPr>
+          <w:rFonts w:ascii="Times New Roman" w:eastAsia="Times New Roman" w:hAnsi="Times New Roman" w:cs="Times New Roman"/>
+          <w:b/>
+          <w:bCs/>
+          <w:kern w:val="0"/>
+          <w14:ligatures w14:val="none"/>
+        </w:rPr>
+        <w:lastRenderedPageBreak/>
+        <w:t>Combined Data:</w:t>
+      </w:r>
+      <w:r>
+        <w:rPr>
+          <w:rFonts w:ascii="Times New Roman" w:eastAsia="Times New Roman" w:hAnsi="Times New Roman" w:cs="Times New Roman"/>
+          <w:kern w:val="0"/>
+          <w14:ligatures w14:val="none"/>
+        </w:rPr>
+        <w:t xml:space="preserve"> Best performance was achieved using the combined dataset, where the model successfully balanced the strengths of both real and simulated data.</w:t>
+      </w:r>
+    </w:p>
+    <w:p>
+      <w:pPr>
+        <w:bidi w:val="0"/>
+        <w:spacing w:before="100" w:beforeAutospacing="1" w:after="100" w:afterAutospacing="1" w:line="240" w:lineRule="auto"/>
+        <w:rPr>
+          <w:rFonts w:ascii="Times New Roman" w:eastAsia="Times New Roman" w:hAnsi="Times New Roman" w:cs="Times New Roman"/>
+          <w:kern w:val="0"/>
+          <w14:ligatures w14:val="none"/>
+        </w:rPr>
+      </w:pPr>
+      <w:r>
+        <w:rPr>
+          <w:rFonts w:ascii="Times New Roman" w:eastAsia="Times New Roman" w:hAnsi="Times New Roman" w:cs="Times New Roman"/>
+          <w:b/>
+          <w:bCs/>
+          <w:kern w:val="0"/>
+          <w14:ligatures w14:val="none"/>
+        </w:rPr>
+        <w:t>Logging and Monitoring</w:t>
+      </w:r>
+    </w:p>
+    <w:p>
+      <w:pPr>
+        <w:numPr>
+          <w:ilvl w:val="0"/>
+          <w:numId w:val="41"/>
+        </w:numPr>
+        <w:bidi w:val="0"/>
+        <w:spacing w:before="100" w:beforeAutospacing="1" w:after="100" w:afterAutospacing="1" w:line="240" w:lineRule="auto"/>
+        <w:rPr>
+          <w:rFonts w:ascii="Times New Roman" w:eastAsia="Times New Roman" w:hAnsi="Times New Roman" w:cs="Times New Roman"/>
+          <w:kern w:val="0"/>
+          <w14:ligatures w14:val="none"/>
+        </w:rPr>
+      </w:pPr>
+      <w:r>
+        <w:rPr>
+          <w:rFonts w:ascii="Times New Roman" w:eastAsia="Times New Roman" w:hAnsi="Times New Roman" w:cs="Times New Roman"/>
+          <w:b/>
+          <w:bCs/>
+          <w:kern w:val="0"/>
+          <w14:ligatures w14:val="none"/>
+        </w:rPr>
+        <w:t>Training Logs:</w:t>
+      </w:r>
+      <w:r>
+        <w:rPr>
+          <w:rFonts w:ascii="Times New Roman" w:eastAsia="Times New Roman" w:hAnsi="Times New Roman" w:cs="Times New Roman"/>
+          <w:kern w:val="0"/>
+          <w14:ligatures w14:val="none"/>
+        </w:rPr>
+        <w:t xml:space="preserve"> Key metrics such as loss, accuracy, precision, and recall were logged to analyze model performance over time.</w:t>
+      </w:r>
+    </w:p>
+    <w:p>
+      <w:pPr>
+        <w:numPr>
+          <w:ilvl w:val="0"/>
+          <w:numId w:val="41"/>
+        </w:numPr>
+        <w:bidi w:val="0"/>
+        <w:spacing w:before="100" w:beforeAutospacing="1" w:after="100" w:afterAutospacing="1" w:line="240" w:lineRule="auto"/>
+        <w:rPr>
+          <w:rFonts w:ascii="Times New Roman" w:eastAsia="Times New Roman" w:hAnsi="Times New Roman" w:cs="Times New Roman"/>
+          <w:kern w:val="0"/>
+          <w14:ligatures w14:val="none"/>
+        </w:rPr>
+      </w:pPr>
+      <w:proofErr w:type="spellStart"/>
+      <w:r>
+        <w:rPr>
+          <w:rFonts w:ascii="Times New Roman" w:eastAsia="Times New Roman" w:hAnsi="Times New Roman" w:cs="Times New Roman"/>
+          <w:b/>
+          <w:bCs/>
+          <w:kern w:val="0"/>
+          <w14:ligatures w14:val="none"/>
+        </w:rPr>
+        <w:t>TensorBoard</w:t>
+      </w:r>
+      <w:proofErr w:type="spellEnd"/>
+      <w:r>
+        <w:rPr>
+          <w:rFonts w:ascii="Times New Roman" w:eastAsia="Times New Roman" w:hAnsi="Times New Roman" w:cs="Times New Roman"/>
+          <w:b/>
+          <w:bCs/>
+          <w:kern w:val="0"/>
+          <w14:ligatures w14:val="none"/>
+        </w:rPr>
+        <w:t>:</w:t>
+      </w:r>
+      <w:r>
+        <w:rPr>
+          <w:rFonts w:ascii="Times New Roman" w:eastAsia="Times New Roman" w:hAnsi="Times New Roman" w:cs="Times New Roman"/>
+          <w:kern w:val="0"/>
+          <w14:ligatures w14:val="none"/>
+        </w:rPr>
+        <w:t xml:space="preserve"> </w:t>
+      </w:r>
+      <w:proofErr w:type="spellStart"/>
+      <w:r>
+        <w:rPr>
+          <w:rFonts w:ascii="Times New Roman" w:eastAsia="Times New Roman" w:hAnsi="Times New Roman" w:cs="Times New Roman"/>
+          <w:kern w:val="0"/>
+          <w14:ligatures w14:val="none"/>
+        </w:rPr>
+        <w:t>TensorBoard</w:t>
+      </w:r>
+      <w:proofErr w:type="spellEnd"/>
+      <w:r>
+        <w:rPr>
+          <w:rFonts w:ascii="Times New Roman" w:eastAsia="Times New Roman" w:hAnsi="Times New Roman" w:cs="Times New Roman"/>
+          <w:kern w:val="0"/>
+          <w14:ligatures w14:val="none"/>
+        </w:rPr>
+        <w:t xml:space="preserve"> was used to visualize training progress and identify patterns, enabling more informed adjustments to the model.</w:t>
+      </w:r>
+    </w:p>
+    <w:p>
+      <w:pPr>
+        <w:bidi w:val="0"/>
+        <w:spacing w:after="0" w:line="240" w:lineRule="auto"/>
+        <w:rPr>
+          <w:rFonts w:ascii="Times New Roman" w:eastAsia="Times New Roman" w:hAnsi="Times New Roman" w:cs="Times New Roman"/>
+          <w:kern w:val="0"/>
+          <w14:ligatures w14:val="none"/>
+        </w:rPr>
+      </w:pPr>
+      <w:r>
+        <w:rPr>
+          <w:rFonts w:ascii="Times New Roman" w:eastAsia="Times New Roman" w:hAnsi="Times New Roman" w:cs="Times New Roman"/>
+          <w:kern w:val="0"/>
+          <w14:ligatures w14:val="none"/>
+        </w:rPr>
+        <w:pict w14:anchorId="66DBDCD2">
+          <v:rect id="_x0000_i1135" style="width:0;height:1.5pt" o:hralign="center" o:hrstd="t" o:hr="t" fillcolor="#a0a0a0" stroked="f"/>
+        </w:pict>
+      </w:r>
+    </w:p>
+    <w:p>
+      <w:pPr>
+        <w:bidi w:val="0"/>
+        <w:spacing w:before="100" w:beforeAutospacing="1" w:after="100" w:afterAutospacing="1" w:line="240" w:lineRule="auto"/>
+        <w:rPr>
+          <w:rFonts w:ascii="Times New Roman" w:eastAsia="Times New Roman" w:hAnsi="Times New Roman" w:cs="Times New Roman"/>
+          <w:kern w:val="0"/>
+          <w14:ligatures w14:val="none"/>
+        </w:rPr>
+      </w:pPr>
+      <w:r>
+        <w:rPr>
+          <w:rFonts w:ascii="Times New Roman" w:eastAsia="Times New Roman" w:hAnsi="Times New Roman" w:cs="Times New Roman"/>
+          <w:b/>
+          <w:bCs/>
+          <w:kern w:val="0"/>
+          <w14:ligatures w14:val="none"/>
+        </w:rPr>
+        <w:t>6. Decision Points and Hesitations</w:t>
+      </w:r>
+      <w:r>
+        <w:rPr>
+          <w:rFonts w:ascii="Times New Roman" w:eastAsia="Times New Roman" w:hAnsi="Times New Roman" w:cs="Times New Roman"/>
+          <w:kern w:val="0"/>
+          <w14:ligatures w14:val="none"/>
+        </w:rPr>
+        <w:br/>
+      </w:r>
+      <w:r>
+        <w:rPr>
+          <w:rFonts w:ascii="Times New Roman" w:eastAsia="Times New Roman" w:hAnsi="Times New Roman" w:cs="Times New Roman"/>
+          <w:b/>
+          <w:bCs/>
+          <w:kern w:val="0"/>
+          <w14:ligatures w14:val="none"/>
+        </w:rPr>
+        <w:t>Key Decision Points</w:t>
+      </w:r>
+    </w:p>
+    <w:p>
+      <w:pPr>
+        <w:numPr>
+          <w:ilvl w:val="0"/>
+          <w:numId w:val="42"/>
+        </w:numPr>
+        <w:bidi w:val="0"/>
+        <w:spacing w:before="100" w:beforeAutospacing="1" w:after="100" w:afterAutospacing="1" w:line="240" w:lineRule="auto"/>
+        <w:rPr>
+          <w:rFonts w:ascii="Times New Roman" w:eastAsia="Times New Roman" w:hAnsi="Times New Roman" w:cs="Times New Roman"/>
+          <w:kern w:val="0"/>
+          <w14:ligatures w14:val="none"/>
+        </w:rPr>
+      </w:pPr>
+      <w:r>
+        <w:rPr>
+          <w:rFonts w:ascii="Times New Roman" w:eastAsia="Times New Roman" w:hAnsi="Times New Roman" w:cs="Times New Roman"/>
+          <w:b/>
+          <w:bCs/>
+          <w:kern w:val="0"/>
+          <w14:ligatures w14:val="none"/>
+        </w:rPr>
+        <w:t>Model Selection:</w:t>
+      </w:r>
+      <w:r>
+        <w:rPr>
+          <w:rFonts w:ascii="Times New Roman" w:eastAsia="Times New Roman" w:hAnsi="Times New Roman" w:cs="Times New Roman"/>
+          <w:kern w:val="0"/>
+          <w14:ligatures w14:val="none"/>
+        </w:rPr>
+        <w:t xml:space="preserve"> While considering alternatives like hybrid CNN-LSTM models, the decision was to optimize a CNN-first approach due to its pattern extraction capabilities.</w:t>
+      </w:r>
+    </w:p>
+    <w:p>
+      <w:pPr>
+        <w:numPr>
+          <w:ilvl w:val="0"/>
+          <w:numId w:val="42"/>
+        </w:numPr>
+        <w:bidi w:val="0"/>
+        <w:spacing w:before="100" w:beforeAutospacing="1" w:after="100" w:afterAutospacing="1" w:line="240" w:lineRule="auto"/>
+        <w:rPr>
+          <w:rFonts w:ascii="Times New Roman" w:eastAsia="Times New Roman" w:hAnsi="Times New Roman" w:cs="Times New Roman"/>
+          <w:kern w:val="0"/>
+          <w14:ligatures w14:val="none"/>
+        </w:rPr>
+      </w:pPr>
+      <w:r>
+        <w:rPr>
+          <w:rFonts w:ascii="Times New Roman" w:eastAsia="Times New Roman" w:hAnsi="Times New Roman" w:cs="Times New Roman"/>
+          <w:b/>
+          <w:bCs/>
+          <w:kern w:val="0"/>
+          <w14:ligatures w14:val="none"/>
+        </w:rPr>
+        <w:t>Data Augmentation:</w:t>
+      </w:r>
+      <w:r>
+        <w:rPr>
+          <w:rFonts w:ascii="Times New Roman" w:eastAsia="Times New Roman" w:hAnsi="Times New Roman" w:cs="Times New Roman"/>
+          <w:kern w:val="0"/>
+          <w14:ligatures w14:val="none"/>
+        </w:rPr>
+        <w:t xml:space="preserve"> Considered whether additional synthetic data might improve model performance further.</w:t>
+      </w:r>
+    </w:p>
+    <w:p>
+      <w:pPr>
+        <w:numPr>
+          <w:ilvl w:val="0"/>
+          <w:numId w:val="42"/>
+        </w:numPr>
+        <w:bidi w:val="0"/>
+        <w:spacing w:before="100" w:beforeAutospacing="1" w:after="100" w:afterAutospacing="1" w:line="240" w:lineRule="auto"/>
+        <w:rPr>
+          <w:rFonts w:ascii="Times New Roman" w:eastAsia="Times New Roman" w:hAnsi="Times New Roman" w:cs="Times New Roman"/>
+          <w:kern w:val="0"/>
+          <w14:ligatures w14:val="none"/>
+        </w:rPr>
+      </w:pPr>
+      <w:r>
+        <w:rPr>
+          <w:rFonts w:ascii="Times New Roman" w:eastAsia="Times New Roman" w:hAnsi="Times New Roman" w:cs="Times New Roman"/>
+          <w:b/>
+          <w:bCs/>
+          <w:kern w:val="0"/>
+          <w14:ligatures w14:val="none"/>
+        </w:rPr>
+        <w:t>Model Complexity:</w:t>
+      </w:r>
+      <w:r>
+        <w:rPr>
+          <w:rFonts w:ascii="Times New Roman" w:eastAsia="Times New Roman" w:hAnsi="Times New Roman" w:cs="Times New Roman"/>
+          <w:kern w:val="0"/>
+          <w14:ligatures w14:val="none"/>
+        </w:rPr>
+        <w:t xml:space="preserve"> Decided against significantly increasing model complexity due to overfitting concerns.</w:t>
+      </w:r>
+    </w:p>
+    <w:p>
+      <w:pPr>
+        <w:bidi w:val="0"/>
+        <w:spacing w:before="100" w:beforeAutospacing="1" w:after="100" w:afterAutospacing="1" w:line="240" w:lineRule="auto"/>
+        <w:rPr>
+          <w:rFonts w:ascii="Times New Roman" w:eastAsia="Times New Roman" w:hAnsi="Times New Roman" w:cs="Times New Roman"/>
+          <w:kern w:val="0"/>
+          <w14:ligatures w14:val="none"/>
+        </w:rPr>
+      </w:pPr>
+      <w:r>
+        <w:rPr>
+          <w:rFonts w:ascii="Times New Roman" w:eastAsia="Times New Roman" w:hAnsi="Times New Roman" w:cs="Times New Roman"/>
+          <w:b/>
+          <w:bCs/>
+          <w:kern w:val="0"/>
+          <w14:ligatures w14:val="none"/>
+        </w:rPr>
+        <w:t>Hesitations and Challenges</w:t>
+      </w:r>
+    </w:p>
+    <w:p>
+      <w:pPr>
+        <w:numPr>
+          <w:ilvl w:val="0"/>
+          <w:numId w:val="43"/>
+        </w:numPr>
+        <w:bidi w:val="0"/>
+        <w:spacing w:before="100" w:beforeAutospacing="1" w:after="100" w:afterAutospacing="1" w:line="240" w:lineRule="auto"/>
+        <w:rPr>
+          <w:rFonts w:ascii="Times New Roman" w:eastAsia="Times New Roman" w:hAnsi="Times New Roman" w:cs="Times New Roman"/>
+          <w:kern w:val="0"/>
+          <w14:ligatures w14:val="none"/>
+        </w:rPr>
+      </w:pPr>
+      <w:r>
+        <w:rPr>
+          <w:rFonts w:ascii="Times New Roman" w:eastAsia="Times New Roman" w:hAnsi="Times New Roman" w:cs="Times New Roman"/>
+          <w:b/>
+          <w:bCs/>
+          <w:kern w:val="0"/>
+          <w14:ligatures w14:val="none"/>
+        </w:rPr>
+        <w:t>Model Overfitting:</w:t>
+      </w:r>
+      <w:r>
+        <w:rPr>
+          <w:rFonts w:ascii="Times New Roman" w:eastAsia="Times New Roman" w:hAnsi="Times New Roman" w:cs="Times New Roman"/>
+          <w:kern w:val="0"/>
+          <w14:ligatures w14:val="none"/>
+        </w:rPr>
+        <w:t xml:space="preserve"> Struggled with overfitting, particularly on the simulated dataset. Overcame this by incorporating dropout and regularization.</w:t>
+      </w:r>
+    </w:p>
+    <w:p>
+      <w:pPr>
+        <w:numPr>
+          <w:ilvl w:val="0"/>
+          <w:numId w:val="43"/>
+        </w:numPr>
+        <w:bidi w:val="0"/>
+        <w:spacing w:before="100" w:beforeAutospacing="1" w:after="100" w:afterAutospacing="1" w:line="240" w:lineRule="auto"/>
+        <w:rPr>
+          <w:rFonts w:ascii="Times New Roman" w:eastAsia="Times New Roman" w:hAnsi="Times New Roman" w:cs="Times New Roman"/>
+          <w:kern w:val="0"/>
+          <w14:ligatures w14:val="none"/>
+        </w:rPr>
+      </w:pPr>
+      <w:r>
+        <w:rPr>
+          <w:rFonts w:ascii="Times New Roman" w:eastAsia="Times New Roman" w:hAnsi="Times New Roman" w:cs="Times New Roman"/>
+          <w:b/>
+          <w:bCs/>
+          <w:kern w:val="0"/>
+          <w14:ligatures w14:val="none"/>
+        </w:rPr>
+        <w:t>Data Integrity:</w:t>
+      </w:r>
+      <w:r>
+        <w:rPr>
+          <w:rFonts w:ascii="Times New Roman" w:eastAsia="Times New Roman" w:hAnsi="Times New Roman" w:cs="Times New Roman"/>
+          <w:kern w:val="0"/>
+          <w14:ligatures w14:val="none"/>
+        </w:rPr>
+        <w:t xml:space="preserve"> Ensured that simulated data was carefully curated to avoid skewed </w:t>
+      </w:r>
+      <w:proofErr w:type="gramStart"/>
+      <w:r>
+        <w:rPr>
+          <w:rFonts w:ascii="Times New Roman" w:eastAsia="Times New Roman" w:hAnsi="Times New Roman" w:cs="Times New Roman"/>
+          <w:kern w:val="0"/>
+          <w14:ligatures w14:val="none"/>
+        </w:rPr>
+        <w:t>results, but</w:t>
+      </w:r>
+      <w:proofErr w:type="gramEnd"/>
+      <w:r>
+        <w:rPr>
+          <w:rFonts w:ascii="Times New Roman" w:eastAsia="Times New Roman" w:hAnsi="Times New Roman" w:cs="Times New Roman"/>
+          <w:kern w:val="0"/>
+          <w14:ligatures w14:val="none"/>
+        </w:rPr>
+        <w:t xml:space="preserve"> concerns about the real-world applicability of simulated data persisted.</w:t>
+      </w:r>
+    </w:p>
+    <w:p>
+      <w:pPr>
+        <w:bidi w:val="0"/>
+        <w:spacing w:before="100" w:beforeAutospacing="1" w:after="100" w:afterAutospacing="1" w:line="240" w:lineRule="auto"/>
+        <w:rPr>
+          <w:rFonts w:ascii="Times New Roman" w:eastAsia="Times New Roman" w:hAnsi="Times New Roman" w:cs="Times New Roman"/>
+          <w:kern w:val="0"/>
+          <w14:ligatures w14:val="none"/>
+        </w:rPr>
+      </w:pPr>
+      <w:r>
+        <w:rPr>
+          <w:rFonts w:ascii="Times New Roman" w:eastAsia="Times New Roman" w:hAnsi="Times New Roman" w:cs="Times New Roman"/>
+          <w:b/>
+          <w:bCs/>
+          <w:kern w:val="0"/>
+          <w14:ligatures w14:val="none"/>
+        </w:rPr>
+        <w:t>Reflections</w:t>
+      </w:r>
+    </w:p>
+    <w:p>
+      <w:pPr>
+        <w:numPr>
+          <w:ilvl w:val="0"/>
+          <w:numId w:val="44"/>
+        </w:numPr>
+        <w:bidi w:val="0"/>
+        <w:spacing w:before="100" w:beforeAutospacing="1" w:after="100" w:afterAutospacing="1" w:line="240" w:lineRule="auto"/>
+        <w:rPr>
+          <w:rFonts w:ascii="Times New Roman" w:eastAsia="Times New Roman" w:hAnsi="Times New Roman" w:cs="Times New Roman"/>
+          <w:kern w:val="0"/>
+          <w14:ligatures w14:val="none"/>
+        </w:rPr>
+      </w:pPr>
+      <w:r>
+        <w:rPr>
+          <w:rFonts w:ascii="Times New Roman" w:eastAsia="Times New Roman" w:hAnsi="Times New Roman" w:cs="Times New Roman"/>
+          <w:b/>
+          <w:bCs/>
+          <w:kern w:val="0"/>
+          <w14:ligatures w14:val="none"/>
+        </w:rPr>
+        <w:t>Alternative Approaches:</w:t>
+      </w:r>
+      <w:r>
+        <w:rPr>
+          <w:rFonts w:ascii="Times New Roman" w:eastAsia="Times New Roman" w:hAnsi="Times New Roman" w:cs="Times New Roman"/>
+          <w:kern w:val="0"/>
+          <w14:ligatures w14:val="none"/>
+        </w:rPr>
+        <w:t xml:space="preserve"> Considered adding a recurrent layer to handle time dependencies but opted to keep the CNN-only model for now.</w:t>
+      </w:r>
+    </w:p>
+    <w:p>
+      <w:pPr>
+        <w:numPr>
+          <w:ilvl w:val="0"/>
+          <w:numId w:val="44"/>
+        </w:numPr>
+        <w:bidi w:val="0"/>
+        <w:spacing w:before="100" w:beforeAutospacing="1" w:after="100" w:afterAutospacing="1" w:line="240" w:lineRule="auto"/>
+        <w:rPr>
+          <w:rFonts w:ascii="Times New Roman" w:eastAsia="Times New Roman" w:hAnsi="Times New Roman" w:cs="Times New Roman"/>
+          <w:kern w:val="0"/>
+          <w14:ligatures w14:val="none"/>
+        </w:rPr>
+      </w:pPr>
+      <w:r>
+        <w:rPr>
+          <w:rFonts w:ascii="Times New Roman" w:eastAsia="Times New Roman" w:hAnsi="Times New Roman" w:cs="Times New Roman"/>
+          <w:b/>
+          <w:bCs/>
+          <w:kern w:val="0"/>
+          <w14:ligatures w14:val="none"/>
+        </w:rPr>
+        <w:t>Trade-offs:</w:t>
+      </w:r>
+      <w:r>
+        <w:rPr>
+          <w:rFonts w:ascii="Times New Roman" w:eastAsia="Times New Roman" w:hAnsi="Times New Roman" w:cs="Times New Roman"/>
+          <w:kern w:val="0"/>
+          <w14:ligatures w14:val="none"/>
+        </w:rPr>
+        <w:t xml:space="preserve"> Chose a model that balanced complexity with interpretability, ensuring that it could handle both real and simulated data effectively.</w:t>
+      </w:r>
+    </w:p>
+    <w:p>
+      <w:pPr>
+        <w:bidi w:val="0"/>
+        <w:spacing w:after="0" w:line="240" w:lineRule="auto"/>
+        <w:rPr>
+          <w:rFonts w:ascii="Times New Roman" w:eastAsia="Times New Roman" w:hAnsi="Times New Roman" w:cs="Times New Roman"/>
+          <w:kern w:val="0"/>
+          <w14:ligatures w14:val="none"/>
+        </w:rPr>
+      </w:pPr>
+      <w:r>
+        <w:rPr>
+          <w:rFonts w:ascii="Times New Roman" w:eastAsia="Times New Roman" w:hAnsi="Times New Roman" w:cs="Times New Roman"/>
+          <w:kern w:val="0"/>
+          <w14:ligatures w14:val="none"/>
+        </w:rPr>
+        <w:pict w14:anchorId="1BB35CED">
+          <v:rect id="_x0000_i1136" style="width:0;height:1.5pt" o:hralign="center" o:hrstd="t" o:hr="t" fillcolor="#a0a0a0" stroked="f"/>
+        </w:pict>
+      </w:r>
+    </w:p>
+    <w:p>
+      <w:pPr>
+        <w:bidi w:val="0"/>
+        <w:spacing w:before="100" w:beforeAutospacing="1" w:after="100" w:afterAutospacing="1" w:line="240" w:lineRule="auto"/>
+        <w:rPr>
+          <w:rFonts w:ascii="Times New Roman" w:eastAsia="Times New Roman" w:hAnsi="Times New Roman" w:cs="Times New Roman"/>
+          <w:kern w:val="0"/>
+          <w14:ligatures w14:val="none"/>
+        </w:rPr>
+      </w:pPr>
+      <w:r>
+        <w:rPr>
+          <w:rFonts w:ascii="Times New Roman" w:eastAsia="Times New Roman" w:hAnsi="Times New Roman" w:cs="Times New Roman"/>
+          <w:b/>
+          <w:bCs/>
+          <w:kern w:val="0"/>
+          <w14:ligatures w14:val="none"/>
+        </w:rPr>
+        <w:t>7. Final Model and Results</w:t>
+      </w:r>
+      <w:r>
+        <w:rPr>
+          <w:rFonts w:ascii="Times New Roman" w:eastAsia="Times New Roman" w:hAnsi="Times New Roman" w:cs="Times New Roman"/>
+          <w:kern w:val="0"/>
+          <w14:ligatures w14:val="none"/>
+        </w:rPr>
+        <w:br/>
+      </w:r>
+      <w:r>
+        <w:rPr>
+          <w:rFonts w:ascii="Times New Roman" w:eastAsia="Times New Roman" w:hAnsi="Times New Roman" w:cs="Times New Roman"/>
+          <w:b/>
+          <w:bCs/>
+          <w:kern w:val="0"/>
+          <w14:ligatures w14:val="none"/>
+        </w:rPr>
+        <w:t>Final Model Architecture</w:t>
+      </w:r>
+    </w:p>
+    <w:p>
+      <w:pPr>
+        <w:numPr>
+          <w:ilvl w:val="0"/>
+          <w:numId w:val="45"/>
+        </w:numPr>
+        <w:bidi w:val="0"/>
+        <w:spacing w:before="100" w:beforeAutospacing="1" w:after="100" w:afterAutospacing="1" w:line="240" w:lineRule="auto"/>
+        <w:rPr>
+          <w:rFonts w:ascii="Times New Roman" w:eastAsia="Times New Roman" w:hAnsi="Times New Roman" w:cs="Times New Roman"/>
+          <w:kern w:val="0"/>
+          <w14:ligatures w14:val="none"/>
+        </w:rPr>
+      </w:pPr>
+      <w:r>
+        <w:rPr>
+          <w:rFonts w:ascii="Times New Roman" w:eastAsia="Times New Roman" w:hAnsi="Times New Roman" w:cs="Times New Roman"/>
+          <w:b/>
+          <w:bCs/>
+          <w:kern w:val="0"/>
+          <w14:ligatures w14:val="none"/>
+        </w:rPr>
+        <w:t>Architecture:</w:t>
+      </w:r>
+      <w:r>
+        <w:rPr>
+          <w:rFonts w:ascii="Times New Roman" w:eastAsia="Times New Roman" w:hAnsi="Times New Roman" w:cs="Times New Roman"/>
+          <w:kern w:val="0"/>
+          <w14:ligatures w14:val="none"/>
+        </w:rPr>
+        <w:t xml:space="preserve"> The final CNN model comprised three convolutional layers (64, 128, 256 filters), each followed by max-pooling, batch normalization, and dropout layers, culminating in a dense layer with sigmoid activation.</w:t>
+      </w:r>
+    </w:p>
+    <w:p>
+      <w:pPr>
+        <w:numPr>
+          <w:ilvl w:val="0"/>
+          <w:numId w:val="45"/>
+        </w:numPr>
+        <w:bidi w:val="0"/>
+        <w:spacing w:before="100" w:beforeAutospacing="1" w:after="100" w:afterAutospacing="1" w:line="240" w:lineRule="auto"/>
+        <w:rPr>
+          <w:rFonts w:ascii="Times New Roman" w:eastAsia="Times New Roman" w:hAnsi="Times New Roman" w:cs="Times New Roman"/>
+          <w:kern w:val="0"/>
+          <w14:ligatures w14:val="none"/>
+        </w:rPr>
+      </w:pPr>
+      <w:r>
+        <w:rPr>
+          <w:rFonts w:ascii="Times New Roman" w:eastAsia="Times New Roman" w:hAnsi="Times New Roman" w:cs="Times New Roman"/>
+          <w:b/>
+          <w:bCs/>
+          <w:kern w:val="0"/>
+          <w14:ligatures w14:val="none"/>
+        </w:rPr>
+        <w:t>Final Hyperparameters:</w:t>
+      </w:r>
+      <w:r>
+        <w:rPr>
+          <w:rFonts w:ascii="Times New Roman" w:eastAsia="Times New Roman" w:hAnsi="Times New Roman" w:cs="Times New Roman"/>
+          <w:kern w:val="0"/>
+          <w14:ligatures w14:val="none"/>
+        </w:rPr>
+        <w:t xml:space="preserve"> Learning rate: 0.0005, batch size: 64, epochs: 150.</w:t>
+      </w:r>
+    </w:p>
+    <w:p>
+      <w:pPr>
+        <w:bidi w:val="0"/>
+        <w:spacing w:before="100" w:beforeAutospacing="1" w:after="100" w:afterAutospacing="1" w:line="240" w:lineRule="auto"/>
+        <w:rPr>
+          <w:rFonts w:ascii="Times New Roman" w:eastAsia="Times New Roman" w:hAnsi="Times New Roman" w:cs="Times New Roman"/>
+          <w:kern w:val="0"/>
+          <w14:ligatures w14:val="none"/>
+        </w:rPr>
+      </w:pPr>
+      <w:r>
+        <w:rPr>
+          <w:rFonts w:ascii="Times New Roman" w:eastAsia="Times New Roman" w:hAnsi="Times New Roman" w:cs="Times New Roman"/>
+          <w:b/>
+          <w:bCs/>
+          <w:kern w:val="0"/>
+          <w14:ligatures w14:val="none"/>
+        </w:rPr>
+        <w:t>Final Performance</w:t>
+      </w:r>
+    </w:p>
+    <w:p>
+      <w:pPr>
+        <w:numPr>
+          <w:ilvl w:val="0"/>
+          <w:numId w:val="46"/>
+        </w:numPr>
+        <w:bidi w:val="0"/>
+        <w:spacing w:before="100" w:beforeAutospacing="1" w:after="100" w:afterAutospacing="1" w:line="240" w:lineRule="auto"/>
+        <w:rPr>
+          <w:rFonts w:ascii="Times New Roman" w:eastAsia="Times New Roman" w:hAnsi="Times New Roman" w:cs="Times New Roman"/>
+          <w:kern w:val="0"/>
+          <w14:ligatures w14:val="none"/>
+        </w:rPr>
+      </w:pPr>
+      <w:r>
+        <w:rPr>
+          <w:rFonts w:ascii="Times New Roman" w:eastAsia="Times New Roman" w:hAnsi="Times New Roman" w:cs="Times New Roman"/>
+          <w:b/>
+          <w:bCs/>
+          <w:kern w:val="0"/>
+          <w14:ligatures w14:val="none"/>
+        </w:rPr>
+        <w:lastRenderedPageBreak/>
+        <w:t>Real Data:</w:t>
+      </w:r>
+      <w:r>
+        <w:rPr>
+          <w:rFonts w:ascii="Times New Roman" w:eastAsia="Times New Roman" w:hAnsi="Times New Roman" w:cs="Times New Roman"/>
+          <w:kern w:val="0"/>
+          <w14:ligatures w14:val="none"/>
+        </w:rPr>
+        <w:t xml:space="preserve"> Achieved an AUC of 0.87, with stable precision and recall but slightly limited by data size.</w:t>
+      </w:r>
+    </w:p>
+    <w:p>
+      <w:pPr>
+        <w:numPr>
+          <w:ilvl w:val="0"/>
+          <w:numId w:val="46"/>
+        </w:numPr>
+        <w:bidi w:val="0"/>
+        <w:spacing w:before="100" w:beforeAutospacing="1" w:after="100" w:afterAutospacing="1" w:line="240" w:lineRule="auto"/>
+        <w:rPr>
+          <w:rFonts w:ascii="Times New Roman" w:eastAsia="Times New Roman" w:hAnsi="Times New Roman" w:cs="Times New Roman"/>
+          <w:kern w:val="0"/>
+          <w14:ligatures w14:val="none"/>
+        </w:rPr>
+      </w:pPr>
+      <w:r>
+        <w:rPr>
+          <w:rFonts w:ascii="Times New Roman" w:eastAsia="Times New Roman" w:hAnsi="Times New Roman" w:cs="Times New Roman"/>
+          <w:b/>
+          <w:bCs/>
+          <w:kern w:val="0"/>
+          <w14:ligatures w14:val="none"/>
+        </w:rPr>
+        <w:t>Simulated Data:</w:t>
+      </w:r>
+      <w:r>
+        <w:rPr>
+          <w:rFonts w:ascii="Times New Roman" w:eastAsia="Times New Roman" w:hAnsi="Times New Roman" w:cs="Times New Roman"/>
+          <w:kern w:val="0"/>
+          <w14:ligatures w14:val="none"/>
+        </w:rPr>
+        <w:t xml:space="preserve"> AUC of 0.83, with noticeable overfitting.</w:t>
+      </w:r>
+    </w:p>
+    <w:p>
+      <w:pPr>
+        <w:numPr>
+          <w:ilvl w:val="0"/>
+          <w:numId w:val="46"/>
+        </w:numPr>
+        <w:bidi w:val="0"/>
+        <w:spacing w:before="100" w:beforeAutospacing="1" w:after="100" w:afterAutospacing="1" w:line="240" w:lineRule="auto"/>
+        <w:rPr>
+          <w:rFonts w:ascii="Times New Roman" w:eastAsia="Times New Roman" w:hAnsi="Times New Roman" w:cs="Times New Roman"/>
+          <w:kern w:val="0"/>
+          <w14:ligatures w14:val="none"/>
+        </w:rPr>
+      </w:pPr>
+      <w:r>
+        <w:rPr>
+          <w:rFonts w:ascii="Times New Roman" w:eastAsia="Times New Roman" w:hAnsi="Times New Roman" w:cs="Times New Roman"/>
+          <w:b/>
+          <w:bCs/>
+          <w:kern w:val="0"/>
+          <w14:ligatures w14:val="none"/>
+        </w:rPr>
+        <w:t>Combined Data:</w:t>
+      </w:r>
+      <w:r>
+        <w:rPr>
+          <w:rFonts w:ascii="Times New Roman" w:eastAsia="Times New Roman" w:hAnsi="Times New Roman" w:cs="Times New Roman"/>
+          <w:kern w:val="0"/>
+          <w14:ligatures w14:val="none"/>
+        </w:rPr>
+        <w:t xml:space="preserve"> Best performance with an AUC of 0.89, confirming the value of a hybrid approach that leverages both real and simulated data.</w:t>
+      </w:r>
+    </w:p>
+    <w:p>
+      <w:pPr>
+        <w:bidi w:val="0"/>
+        <w:spacing w:before="100" w:beforeAutospacing="1" w:after="100" w:afterAutospacing="1" w:line="240" w:lineRule="auto"/>
+        <w:rPr>
+          <w:rFonts w:ascii="Times New Roman" w:eastAsia="Times New Roman" w:hAnsi="Times New Roman" w:cs="Times New Roman"/>
+          <w:kern w:val="0"/>
+          <w14:ligatures w14:val="none"/>
+        </w:rPr>
+      </w:pPr>
+      <w:r>
+        <w:rPr>
+          <w:rFonts w:ascii="Times New Roman" w:eastAsia="Times New Roman" w:hAnsi="Times New Roman" w:cs="Times New Roman"/>
+          <w:b/>
+          <w:bCs/>
+          <w:kern w:val="0"/>
+          <w14:ligatures w14:val="none"/>
+        </w:rPr>
+        <w:t>Interpretation of Results</w:t>
+      </w:r>
+    </w:p>
+    <w:p>
+      <w:pPr>
+        <w:numPr>
+          <w:ilvl w:val="0"/>
+          <w:numId w:val="47"/>
+        </w:numPr>
+        <w:bidi w:val="0"/>
+        <w:spacing w:before="100" w:beforeAutospacing="1" w:after="100" w:afterAutospacing="1" w:line="240" w:lineRule="auto"/>
+        <w:rPr>
+          <w:rFonts w:ascii="Times New Roman" w:eastAsia="Times New Roman" w:hAnsi="Times New Roman" w:cs="Times New Roman"/>
+          <w:kern w:val="0"/>
+          <w14:ligatures w14:val="none"/>
+        </w:rPr>
+      </w:pPr>
+      <w:r>
+        <w:rPr>
+          <w:rFonts w:ascii="Times New Roman" w:eastAsia="Times New Roman" w:hAnsi="Times New Roman" w:cs="Times New Roman"/>
+          <w:b/>
+          <w:bCs/>
+          <w:kern w:val="0"/>
+          <w14:ligatures w14:val="none"/>
+        </w:rPr>
+        <w:t>Insights:</w:t>
+      </w:r>
+      <w:r>
+        <w:rPr>
+          <w:rFonts w:ascii="Times New Roman" w:eastAsia="Times New Roman" w:hAnsi="Times New Roman" w:cs="Times New Roman"/>
+          <w:kern w:val="0"/>
+          <w14:ligatures w14:val="none"/>
+        </w:rPr>
+        <w:t xml:space="preserve"> The results demonstrated that CNNs can effectively capture relevant patterns in sensor data, and the combined dataset provided the most generalizable performance.</w:t>
+      </w:r>
+    </w:p>
+    <w:p>
+      <w:pPr>
+        <w:numPr>
+          <w:ilvl w:val="0"/>
+          <w:numId w:val="47"/>
+        </w:numPr>
+        <w:bidi w:val="0"/>
+        <w:spacing w:before="100" w:beforeAutospacing="1" w:after="100" w:afterAutospacing="1" w:line="240" w:lineRule="auto"/>
+        <w:rPr>
+          <w:rFonts w:ascii="Times New Roman" w:eastAsia="Times New Roman" w:hAnsi="Times New Roman" w:cs="Times New Roman"/>
+          <w:kern w:val="0"/>
+          <w14:ligatures w14:val="none"/>
+        </w:rPr>
+      </w:pPr>
+      <w:r>
+        <w:rPr>
+          <w:rFonts w:ascii="Times New Roman" w:eastAsia="Times New Roman" w:hAnsi="Times New Roman" w:cs="Times New Roman"/>
+          <w:b/>
+          <w:bCs/>
+          <w:kern w:val="0"/>
+          <w14:ligatures w14:val="none"/>
+        </w:rPr>
+        <w:t>Implications:</w:t>
+      </w:r>
+      <w:r>
+        <w:rPr>
+          <w:rFonts w:ascii="Times New Roman" w:eastAsia="Times New Roman" w:hAnsi="Times New Roman" w:cs="Times New Roman"/>
+          <w:kern w:val="0"/>
+          <w14:ligatures w14:val="none"/>
+        </w:rPr>
+        <w:t xml:space="preserve"> This suggests that combining real and simulated data enhances model robustness, making the CNN suitable for real-world predictive maintenance applications.</w:t>
+      </w:r>
+    </w:p>
+    <w:p>
+      <w:pPr>
+        <w:bidi w:val="0"/>
+        <w:spacing w:after="0" w:line="240" w:lineRule="auto"/>
+        <w:rPr>
+          <w:rFonts w:ascii="Times New Roman" w:eastAsia="Times New Roman" w:hAnsi="Times New Roman" w:cs="Times New Roman"/>
+          <w:kern w:val="0"/>
+          <w14:ligatures w14:val="none"/>
+        </w:rPr>
+      </w:pPr>
+      <w:r>
+        <w:rPr>
+          <w:rFonts w:ascii="Times New Roman" w:eastAsia="Times New Roman" w:hAnsi="Times New Roman" w:cs="Times New Roman"/>
+          <w:kern w:val="0"/>
+          <w14:ligatures w14:val="none"/>
+        </w:rPr>
+        <w:pict w14:anchorId="4B00B482">
+          <v:rect id="_x0000_i1137" style="width:0;height:1.5pt" o:hralign="center" o:hrstd="t" o:hr="t" fillcolor="#a0a0a0" stroked="f"/>
+        </w:pict>
+      </w:r>
+    </w:p>
+    <w:p>
+      <w:pPr>
+        <w:bidi w:val="0"/>
+        <w:spacing w:before="100" w:beforeAutospacing="1" w:after="100" w:afterAutospacing="1" w:line="240" w:lineRule="auto"/>
+        <w:rPr>
+          <w:rFonts w:ascii="Times New Roman" w:eastAsia="Times New Roman" w:hAnsi="Times New Roman" w:cs="Times New Roman"/>
+          <w:kern w:val="0"/>
+          <w14:ligatures w14:val="none"/>
+        </w:rPr>
+      </w:pPr>
+      <w:r>
+        <w:rPr>
+          <w:rFonts w:ascii="Times New Roman" w:eastAsia="Times New Roman" w:hAnsi="Times New Roman" w:cs="Times New Roman"/>
+          <w:b/>
+          <w:bCs/>
+          <w:kern w:val="0"/>
+          <w14:ligatures w14:val="none"/>
+        </w:rPr>
+        <w:t>8. Conclusion and Future Work</w:t>
+      </w:r>
+      <w:r>
+        <w:rPr>
+          <w:rFonts w:ascii="Times New Roman" w:eastAsia="Times New Roman" w:hAnsi="Times New Roman" w:cs="Times New Roman"/>
+          <w:kern w:val="0"/>
+          <w14:ligatures w14:val="none"/>
+        </w:rPr>
+        <w:br/>
+      </w:r>
+      <w:r>
+        <w:rPr>
+          <w:rFonts w:ascii="Times New Roman" w:eastAsia="Times New Roman" w:hAnsi="Times New Roman" w:cs="Times New Roman"/>
+          <w:b/>
+          <w:bCs/>
+          <w:kern w:val="0"/>
+          <w14:ligatures w14:val="none"/>
+        </w:rPr>
+        <w:t>Summary of the Process</w:t>
+      </w:r>
+      <w:r>
+        <w:rPr>
+          <w:rFonts w:ascii="Times New Roman" w:eastAsia="Times New Roman" w:hAnsi="Times New Roman" w:cs="Times New Roman"/>
+          <w:kern w:val="0"/>
+          <w14:ligatures w14:val="none"/>
+        </w:rPr>
+        <w:br/>
+        <w:t>This documentation details the training and development of CNN models for predictive maintenance, covering everything from dataset exploration to final model evaluation. The process highlighted the importance of regularization and early stopping to combat overfitting.</w:t>
+      </w:r>
+    </w:p>
+    <w:p>
+      <w:pPr>
+        <w:bidi w:val="0"/>
+        <w:spacing w:before="100" w:beforeAutospacing="1" w:after="100" w:afterAutospacing="1" w:line="240" w:lineRule="auto"/>
+        <w:rPr>
+          <w:rFonts w:ascii="Times New Roman" w:eastAsia="Times New Roman" w:hAnsi="Times New Roman" w:cs="Times New Roman"/>
+          <w:kern w:val="0"/>
+          <w14:ligatures w14:val="none"/>
+        </w:rPr>
+      </w:pPr>
+      <w:r>
+        <w:rPr>
+          <w:rFonts w:ascii="Times New Roman" w:eastAsia="Times New Roman" w:hAnsi="Times New Roman" w:cs="Times New Roman"/>
+          <w:b/>
+          <w:bCs/>
+          <w:kern w:val="0"/>
+          <w14:ligatures w14:val="none"/>
+        </w:rPr>
+        <w:t>What Worked Well</w:t>
+      </w:r>
+    </w:p>
+    <w:p>
+      <w:pPr>
+        <w:numPr>
+          <w:ilvl w:val="0"/>
+          <w:numId w:val="48"/>
+        </w:numPr>
+        <w:bidi w:val="0"/>
+        <w:spacing w:before="100" w:beforeAutospacing="1" w:after="100" w:afterAutospacing="1" w:line="240" w:lineRule="auto"/>
+        <w:rPr>
+          <w:rFonts w:ascii="Times New Roman" w:eastAsia="Times New Roman" w:hAnsi="Times New Roman" w:cs="Times New Roman"/>
+          <w:kern w:val="0"/>
+          <w14:ligatures w14:val="none"/>
+        </w:rPr>
+      </w:pPr>
+      <w:r>
+        <w:rPr>
+          <w:rFonts w:ascii="Times New Roman" w:eastAsia="Times New Roman" w:hAnsi="Times New Roman" w:cs="Times New Roman"/>
+          <w:kern w:val="0"/>
+          <w14:ligatures w14:val="none"/>
+        </w:rPr>
+        <w:t>The combined dataset yielded the best performance, reinforcing the value of diverse data inputs.</w:t>
+      </w:r>
+    </w:p>
+    <w:p>
+      <w:pPr>
+        <w:numPr>
+          <w:ilvl w:val="0"/>
+          <w:numId w:val="48"/>
+        </w:numPr>
+        <w:bidi w:val="0"/>
+        <w:spacing w:before="100" w:beforeAutospacing="1" w:after="100" w:afterAutospacing="1" w:line="240" w:lineRule="auto"/>
+        <w:rPr>
+          <w:rFonts w:ascii="Times New Roman" w:eastAsia="Times New Roman" w:hAnsi="Times New Roman" w:cs="Times New Roman"/>
+          <w:kern w:val="0"/>
+          <w14:ligatures w14:val="none"/>
+        </w:rPr>
+      </w:pPr>
+      <w:r>
+        <w:rPr>
+          <w:rFonts w:ascii="Times New Roman" w:eastAsia="Times New Roman" w:hAnsi="Times New Roman" w:cs="Times New Roman"/>
+          <w:kern w:val="0"/>
+          <w14:ligatures w14:val="none"/>
+        </w:rPr>
+        <w:t>Regularization and dropout significantly reduced overfitting, improving model generalization.</w:t>
+      </w:r>
+    </w:p>
+    <w:p>
+      <w:pPr>
+        <w:bidi w:val="0"/>
+        <w:spacing w:before="100" w:beforeAutospacing="1" w:after="100" w:afterAutospacing="1" w:line="240" w:lineRule="auto"/>
+        <w:rPr>
+          <w:rFonts w:ascii="Times New Roman" w:eastAsia="Times New Roman" w:hAnsi="Times New Roman" w:cs="Times New Roman"/>
+          <w:kern w:val="0"/>
+          <w14:ligatures w14:val="none"/>
+        </w:rPr>
+      </w:pPr>
+      <w:r>
+        <w:rPr>
+          <w:rFonts w:ascii="Times New Roman" w:eastAsia="Times New Roman" w:hAnsi="Times New Roman" w:cs="Times New Roman"/>
+          <w:b/>
+          <w:bCs/>
+          <w:kern w:val="0"/>
+          <w14:ligatures w14:val="none"/>
+        </w:rPr>
+        <w:t>Areas for Improvement</w:t>
+      </w:r>
+    </w:p>
+    <w:p>
+      <w:pPr>
+        <w:numPr>
+          <w:ilvl w:val="0"/>
+          <w:numId w:val="49"/>
+        </w:numPr>
+        <w:bidi w:val="0"/>
+        <w:spacing w:before="100" w:beforeAutospacing="1" w:after="100" w:afterAutospacing="1" w:line="240" w:lineRule="auto"/>
+        <w:rPr>
+          <w:rFonts w:ascii="Times New Roman" w:eastAsia="Times New Roman" w:hAnsi="Times New Roman" w:cs="Times New Roman"/>
+          <w:kern w:val="0"/>
+          <w14:ligatures w14:val="none"/>
+        </w:rPr>
+      </w:pPr>
+      <w:r>
+        <w:rPr>
+          <w:rFonts w:ascii="Times New Roman" w:eastAsia="Times New Roman" w:hAnsi="Times New Roman" w:cs="Times New Roman"/>
+          <w:kern w:val="0"/>
+          <w14:ligatures w14:val="none"/>
+        </w:rPr>
+        <w:t>Further tuning of hyperparameters, particularly related to filter size and dropout rates, could enhance model performance.</w:t>
+      </w:r>
+    </w:p>
+    <w:p>
+      <w:pPr>
+        <w:numPr>
+          <w:ilvl w:val="0"/>
+          <w:numId w:val="49"/>
+        </w:numPr>
+        <w:bidi w:val="0"/>
+        <w:spacing w:before="100" w:beforeAutospacing="1" w:after="100" w:afterAutospacing="1" w:line="240" w:lineRule="auto"/>
+        <w:rPr>
+          <w:rFonts w:ascii="Times New Roman" w:eastAsia="Times New Roman" w:hAnsi="Times New Roman" w:cs="Times New Roman"/>
+          <w:kern w:val="0"/>
+          <w14:ligatures w14:val="none"/>
+        </w:rPr>
+      </w:pPr>
+      <w:r>
+        <w:rPr>
+          <w:rFonts w:ascii="Times New Roman" w:eastAsia="Times New Roman" w:hAnsi="Times New Roman" w:cs="Times New Roman"/>
+          <w:kern w:val="0"/>
+          <w14:ligatures w14:val="none"/>
+        </w:rPr>
+        <w:t>The data augmentation process, particularly for simulated data, could be revisited to better mimic real-world conditions.</w:t>
+      </w:r>
+    </w:p>
+    <w:p>
+      <w:pPr>
+        <w:bidi w:val="0"/>
+        <w:spacing w:before="100" w:beforeAutospacing="1" w:after="100" w:afterAutospacing="1" w:line="240" w:lineRule="auto"/>
+        <w:rPr>
+          <w:rFonts w:ascii="Times New Roman" w:eastAsia="Times New Roman" w:hAnsi="Times New Roman" w:cs="Times New Roman"/>
+          <w:kern w:val="0"/>
+          <w14:ligatures w14:val="none"/>
+        </w:rPr>
+      </w:pPr>
+      <w:r>
+        <w:rPr>
+          <w:rFonts w:ascii="Times New Roman" w:eastAsia="Times New Roman" w:hAnsi="Times New Roman" w:cs="Times New Roman"/>
+          <w:b/>
+          <w:bCs/>
+          <w:kern w:val="0"/>
+          <w14:ligatures w14:val="none"/>
+        </w:rPr>
+        <w:t>Future Work</w:t>
+      </w:r>
+    </w:p>
+    <w:p>
+      <w:pPr>
+        <w:numPr>
+          <w:ilvl w:val="0"/>
+          <w:numId w:val="50"/>
+        </w:numPr>
+        <w:bidi w:val="0"/>
+        <w:spacing w:before="100" w:beforeAutospacing="1" w:after="100" w:afterAutospacing="1" w:line="240" w:lineRule="auto"/>
+        <w:rPr>
+          <w:rFonts w:ascii="Times New Roman" w:eastAsia="Times New Roman" w:hAnsi="Times New Roman" w:cs="Times New Roman"/>
+          <w:kern w:val="0"/>
+          <w14:ligatures w14:val="none"/>
+        </w:rPr>
+      </w:pPr>
+      <w:r>
+        <w:rPr>
+          <w:rFonts w:ascii="Times New Roman" w:eastAsia="Times New Roman" w:hAnsi="Times New Roman" w:cs="Times New Roman"/>
+          <w:kern w:val="0"/>
+          <w14:ligatures w14:val="none"/>
+        </w:rPr>
+        <w:t>Explore hybrid CNN-LSTM models that combine spatial pattern recognition with time-series dependencies.</w:t>
+      </w:r>
+    </w:p>
+    <w:p>
+      <w:pPr>
+        <w:numPr>
+          <w:ilvl w:val="0"/>
+          <w:numId w:val="50"/>
+        </w:numPr>
+        <w:bidi w:val="0"/>
+        <w:spacing w:before="100" w:beforeAutospacing="1" w:after="100" w:afterAutospacing="1" w:line="240" w:lineRule="auto"/>
+        <w:rPr>
+          <w:rFonts w:ascii="Times New Roman" w:eastAsia="Times New Roman" w:hAnsi="Times New Roman" w:cs="Times New Roman"/>
+          <w:kern w:val="0"/>
+          <w14:ligatures w14:val="none"/>
+        </w:rPr>
+      </w:pPr>
+      <w:r>
+        <w:rPr>
+          <w:rFonts w:ascii="Times New Roman" w:eastAsia="Times New Roman" w:hAnsi="Times New Roman" w:cs="Times New Roman"/>
+          <w:kern w:val="0"/>
+          <w14:ligatures w14:val="none"/>
+        </w:rPr>
+        <w:t>Investigate the use of ensemble methods or transfer learning for even greater accuracy.</w:t>
+      </w:r>
+    </w:p>
+    <w:p>
+      <w:pPr>
+        <w:bidi w:val="0"/>
+        <w:spacing w:after="0" w:line="240" w:lineRule="auto"/>
+        <w:rPr>
+          <w:rFonts w:ascii="Times New Roman" w:eastAsia="Times New Roman" w:hAnsi="Times New Roman" w:cs="Times New Roman"/>
+          <w:kern w:val="0"/>
+          <w14:ligatures w14:val="none"/>
+        </w:rPr>
+      </w:pPr>
+      <w:r>
+        <w:rPr>
+          <w:rFonts w:ascii="Times New Roman" w:eastAsia="Times New Roman" w:hAnsi="Times New Roman" w:cs="Times New Roman"/>
+          <w:kern w:val="0"/>
+          <w14:ligatures w14:val="none"/>
+        </w:rPr>
+        <w:pict w14:anchorId="7519B2D8">
+          <v:rect id="_x0000_i1138" style="width:0;height:1.5pt" o:hralign="center" o:hrstd="t" o:hr="t" fillcolor="#a0a0a0" stroked="f"/>
+        </w:pict>
+      </w:r>
+    </w:p>
+    <w:p>
+      <w:pPr>
+        <w:bidi w:val="0"/>
+        <w:spacing w:before="100" w:beforeAutospacing="1" w:after="100" w:afterAutospacing="1" w:line="240" w:lineRule="auto"/>
+        <w:rPr>
+          <w:rFonts w:ascii="Times New Roman" w:eastAsia="Times New Roman" w:hAnsi="Times New Roman" w:cs="Times New Roman"/>
+          <w:kern w:val="0"/>
+          <w14:ligatures w14:val="none"/>
+        </w:rPr>
+      </w:pPr>
+      <w:r>
+        <w:rPr>
+          <w:rFonts w:ascii="Times New Roman" w:eastAsia="Times New Roman" w:hAnsi="Times New Roman" w:cs="Times New Roman"/>
+          <w:b/>
+          <w:bCs/>
+          <w:kern w:val="0"/>
+          <w14:ligatures w14:val="none"/>
+        </w:rPr>
+        <w:t>9. Appendices</w:t>
+      </w:r>
+      <w:r>
+        <w:rPr>
+          <w:rFonts w:ascii="Times New Roman" w:eastAsia="Times New Roman" w:hAnsi="Times New Roman" w:cs="Times New Roman"/>
+          <w:kern w:val="0"/>
+          <w14:ligatures w14:val="none"/>
+        </w:rPr>
+        <w:br/>
+      </w:r>
+      <w:r>
+        <w:rPr>
+          <w:rFonts w:ascii="Times New Roman" w:eastAsia="Times New Roman" w:hAnsi="Times New Roman" w:cs="Times New Roman"/>
+          <w:b/>
+          <w:bCs/>
+          <w:kern w:val="0"/>
+          <w14:ligatures w14:val="none"/>
+        </w:rPr>
+        <w:t>Code Listings</w:t>
+      </w:r>
+    </w:p>
+    <w:p>
+      <w:pPr>
+        <w:numPr>
+          <w:ilvl w:val="0"/>
+          <w:numId w:val="51"/>
+        </w:numPr>
+        <w:bidi w:val="0"/>
+        <w:spacing w:before="100" w:beforeAutospacing="1" w:after="100" w:afterAutospacing="1" w:line="240" w:lineRule="auto"/>
+        <w:rPr>
+          <w:rFonts w:ascii="Times New Roman" w:eastAsia="Times New Roman" w:hAnsi="Times New Roman" w:cs="Times New Roman"/>
+          <w:kern w:val="0"/>
+          <w14:ligatures w14:val="none"/>
+        </w:rPr>
+      </w:pPr>
+      <w:r>
+        <w:rPr>
+          <w:rFonts w:ascii="Times New Roman" w:eastAsia="Times New Roman" w:hAnsi="Times New Roman" w:cs="Times New Roman"/>
+          <w:b/>
+          <w:bCs/>
+          <w:kern w:val="0"/>
+          <w14:ligatures w14:val="none"/>
+        </w:rPr>
+        <w:lastRenderedPageBreak/>
+        <w:t>Data Preparation Scripts:</w:t>
+      </w:r>
+      <w:r>
+        <w:rPr>
+          <w:rFonts w:ascii="Times New Roman" w:eastAsia="Times New Roman" w:hAnsi="Times New Roman" w:cs="Times New Roman"/>
+          <w:kern w:val="0"/>
+          <w14:ligatures w14:val="none"/>
+        </w:rPr>
+        <w:t xml:space="preserve"> Scripts used to clean and preprocess the data for CNN training.</w:t>
+      </w:r>
+    </w:p>
+    <w:p>
+      <w:pPr>
+        <w:numPr>
+          <w:ilvl w:val="0"/>
+          <w:numId w:val="51"/>
+        </w:numPr>
+        <w:bidi w:val="0"/>
+        <w:spacing w:before="100" w:beforeAutospacing="1" w:after="100" w:afterAutospacing="1" w:line="240" w:lineRule="auto"/>
+        <w:rPr>
+          <w:rFonts w:ascii="Times New Roman" w:eastAsia="Times New Roman" w:hAnsi="Times New Roman" w:cs="Times New Roman"/>
+          <w:kern w:val="0"/>
+          <w14:ligatures w14:val="none"/>
+        </w:rPr>
+      </w:pPr>
+      <w:r>
+        <w:rPr>
+          <w:rFonts w:ascii="Times New Roman" w:eastAsia="Times New Roman" w:hAnsi="Times New Roman" w:cs="Times New Roman"/>
+          <w:b/>
+          <w:bCs/>
+          <w:kern w:val="0"/>
+          <w14:ligatures w14:val="none"/>
+        </w:rPr>
+        <w:t>Model Training Scripts:</w:t>
+      </w:r>
+      <w:r>
+        <w:rPr>
+          <w:rFonts w:ascii="Times New Roman" w:eastAsia="Times New Roman" w:hAnsi="Times New Roman" w:cs="Times New Roman"/>
+          <w:kern w:val="0"/>
+          <w14:ligatures w14:val="none"/>
+        </w:rPr>
+        <w:t xml:space="preserve"> Python code for building, training, and evaluating the CNN models.</w:t>
+      </w:r>
+    </w:p>
+    <w:p>
+      <w:pPr>
+        <w:numPr>
+          <w:ilvl w:val="0"/>
+          <w:numId w:val="51"/>
+        </w:numPr>
+        <w:bidi w:val="0"/>
+        <w:spacing w:before="100" w:beforeAutospacing="1" w:after="100" w:afterAutospacing="1" w:line="240" w:lineRule="auto"/>
+        <w:rPr>
+          <w:rFonts w:ascii="Times New Roman" w:eastAsia="Times New Roman" w:hAnsi="Times New Roman" w:cs="Times New Roman"/>
+          <w:kern w:val="0"/>
+          <w14:ligatures w14:val="none"/>
+        </w:rPr>
+      </w:pPr>
+      <w:r>
+        <w:rPr>
+          <w:rFonts w:ascii="Times New Roman" w:eastAsia="Times New Roman" w:hAnsi="Times New Roman" w:cs="Times New Roman"/>
+          <w:b/>
+          <w:bCs/>
+          <w:kern w:val="0"/>
+          <w14:ligatures w14:val="none"/>
+        </w:rPr>
+        <w:t>Evaluation Scripts:</w:t>
+      </w:r>
+      <w:r>
+        <w:rPr>
+          <w:rFonts w:ascii="Times New Roman" w:eastAsia="Times New Roman" w:hAnsi="Times New Roman" w:cs="Times New Roman"/>
+          <w:kern w:val="0"/>
+          <w14:ligatures w14:val="none"/>
+        </w:rPr>
+        <w:t xml:space="preserve"> Scripts for generating model performance metrics and visualizing results.</w:t>
+      </w:r>
+    </w:p>
+    <w:p>
+      <w:pPr>
+        <w:bidi w:val="0"/>
+        <w:spacing w:before="100" w:beforeAutospacing="1" w:after="100" w:afterAutospacing="1" w:line="240" w:lineRule="auto"/>
+        <w:rPr>
+          <w:rFonts w:ascii="Times New Roman" w:eastAsia="Times New Roman" w:hAnsi="Times New Roman" w:cs="Times New Roman"/>
+          <w:kern w:val="0"/>
+          <w14:ligatures w14:val="none"/>
+        </w:rPr>
+      </w:pPr>
+      <w:r>
+        <w:rPr>
+          <w:rFonts w:ascii="Times New Roman" w:eastAsia="Times New Roman" w:hAnsi="Times New Roman" w:cs="Times New Roman"/>
+          <w:b/>
+          <w:bCs/>
+          <w:kern w:val="0"/>
+          <w14:ligatures w14:val="none"/>
+        </w:rPr>
+        <w:t>References</w:t>
+      </w:r>
+    </w:p>
+    <w:p>
+      <w:pPr>
+        <w:numPr>
+          <w:ilvl w:val="0"/>
+          <w:numId w:val="52"/>
+        </w:numPr>
+        <w:bidi w:val="0"/>
+        <w:spacing w:before="100" w:beforeAutospacing="1" w:after="100" w:afterAutospacing="1" w:line="240" w:lineRule="auto"/>
+        <w:rPr>
+          <w:rFonts w:ascii="Times New Roman" w:eastAsia="Times New Roman" w:hAnsi="Times New Roman" w:cs="Times New Roman"/>
+          <w:kern w:val="0"/>
+          <w14:ligatures w14:val="none"/>
+        </w:rPr>
+      </w:pPr>
+      <w:r>
+        <w:rPr>
+          <w:rFonts w:ascii="Times New Roman" w:eastAsia="Times New Roman" w:hAnsi="Times New Roman" w:cs="Times New Roman"/>
+          <w:kern w:val="0"/>
+          <w14:ligatures w14:val="none"/>
+        </w:rPr>
+        <w:t>List of academic papers, articles, and online sources that influenced the model design and training process.</w:t>
+      </w:r>
+    </w:p>
+    <w:p>
+      <w:pPr>
+        <w:bidi w:val="0"/>
+        <w:rPr>
+          <w:sz w:val="40"/>
+          <w:szCs w:val="40"/>
+        </w:rPr>
       </w:pPr>
     </w:p>
     <w:sectPr>
@@ -3462,6 +6807,304 @@
 <file path=word/numbering.xml><?xml version="1.0" encoding="utf-8"?>
 <w:numbering xmlns:wpc="http://schemas.microsoft.com/office/word/2010/wordprocessingCanvas" xmlns:cx="http://schemas.microsoft.com/office/drawing/2014/chartex" xmlns:cx1="http://schemas.microsoft.com/office/drawing/2015/9/8/chartex" xmlns:cx2="http://schemas.microsoft.com/office/drawing/2015/10/21/chartex" xmlns:cx3="http://schemas.microsoft.com/office/drawing/2016/5/9/chartex" xmlns:cx4="http://schemas.microsoft.com/office/drawing/2016/5/10/chartex" xmlns:cx5="http://schemas.microsoft.com/office/drawing/2016/5/11/chartex" xmlns:cx6="http://schemas.microsoft.com/office/drawing/2016/5/12/chartex" xmlns:cx7="http://schemas.microsoft.com/office/drawing/2016/5/13/chartex" xmlns:cx8="http://schemas.microsoft.com/office/drawing/2016/5/14/chartex" xmlns:mc="http://schemas.openxmlformats.org/markup-compatibility/2006" xmlns:aink="http://schemas.microsoft.com/office/drawing/2016/ink" xmlns:am3d="http://schemas.microsoft.com/office/drawing/2017/model3d" xmlns:o="urn:schemas-microsoft-com:office:office" xmlns:oel="http://schemas.microsoft.com/office/2019/extlst" xmlns:r="http://schemas.openxmlformats.org/officeDocument/2006/relationships" xmlns:m="http://schemas.openxmlformats.org/officeDocument/2006/math" xmlns:v="urn:schemas-microsoft-com:vml" xmlns:wp14="http://schemas.microsoft.com/office/word/2010/wordprocessingDrawing" xmlns:wp="http://schemas.openxmlformats.org/drawingml/2006/wordprocessingDrawing" xmlns:w10="urn:schemas-microsoft-com:office:word" xmlns:w="http://schemas.openxmlformats.org/wordprocessingml/2006/main" xmlns:w14="http://schemas.microsoft.com/office/word/2010/wordml" xmlns:w15="http://schemas.microsoft.com/office/word/2012/wordml" xmlns:w16cex="http://schemas.microsoft.com/office/word/2018/wordml/cex" xmlns:w16cid="http://schemas.microsoft.com/office/word/2016/wordml/cid" xmlns:w16="http://schemas.microsoft.com/office/word/2018/wordml" xmlns:w16du="http://schemas.microsoft.com/office/word/2023/wordml/word16du" xmlns:w16sdtdh="http://schemas.microsoft.com/office/word/2020/wordml/sdtdatahash" xmlns:w16se="http://schemas.microsoft.com/office/word/2015/wordml/symex" xmlns:wpg="http://schemas.microsoft.com/office/word/2010/wordprocessingGroup" xmlns:wpi="http://schemas.microsoft.com/office/word/2010/wordprocessingInk" xmlns:wne="http://schemas.microsoft.com/office/word/2006/wordml" xmlns:wps="http://schemas.microsoft.com/office/word/2010/wordprocessingShape" mc:Ignorable="w14 w15 w16se w16cid w16 w16cex w16sdtdh w16du wp14">
   <w:abstractNum w:abstractNumId="0" w15:restartNumberingAfterBreak="0">
+    <w:nsid w:val="00F56CE1"/>
+    <w:multiLevelType w:val="multilevel"/>
+    <w:tmpl w:val="6736EC3C"/>
+    <w:lvl w:ilvl="0">
+      <w:start w:val="1"/>
+      <w:numFmt w:val="bullet"/>
+      <w:lvlText w:val=""/>
+      <w:lvlJc w:val="left"/>
+      <w:pPr>
+        <w:tabs>
+          <w:tab w:val="num" w:pos="720"/>
+        </w:tabs>
+        <w:ind w:left="720" w:hanging="360"/>
+      </w:pPr>
+      <w:rPr>
+        <w:rFonts w:ascii="Symbol" w:hAnsi="Symbol" w:hint="default"/>
+        <w:sz w:val="20"/>
+      </w:rPr>
+    </w:lvl>
+    <w:lvl w:ilvl="1" w:tentative="1">
+      <w:start w:val="1"/>
+      <w:numFmt w:val="bullet"/>
+      <w:lvlText w:val="o"/>
+      <w:lvlJc w:val="left"/>
+      <w:pPr>
+        <w:tabs>
+          <w:tab w:val="num" w:pos="1440"/>
+        </w:tabs>
+        <w:ind w:left="1440" w:hanging="360"/>
+      </w:pPr>
+      <w:rPr>
+        <w:rFonts w:ascii="Courier New" w:hAnsi="Courier New" w:hint="default"/>
+        <w:sz w:val="20"/>
+      </w:rPr>
+    </w:lvl>
+    <w:lvl w:ilvl="2" w:tentative="1">
+      <w:start w:val="1"/>
+      <w:numFmt w:val="bullet"/>
+      <w:lvlText w:val=""/>
+      <w:lvlJc w:val="left"/>
+      <w:pPr>
+        <w:tabs>
+          <w:tab w:val="num" w:pos="2160"/>
+        </w:tabs>
+        <w:ind w:left="2160" w:hanging="360"/>
+      </w:pPr>
+      <w:rPr>
+        <w:rFonts w:ascii="Wingdings" w:hAnsi="Wingdings" w:hint="default"/>
+        <w:sz w:val="20"/>
+      </w:rPr>
+    </w:lvl>
+    <w:lvl w:ilvl="3" w:tentative="1">
+      <w:start w:val="1"/>
+      <w:numFmt w:val="bullet"/>
+      <w:lvlText w:val=""/>
+      <w:lvlJc w:val="left"/>
+      <w:pPr>
+        <w:tabs>
+          <w:tab w:val="num" w:pos="2880"/>
+        </w:tabs>
+        <w:ind w:left="2880" w:hanging="360"/>
+      </w:pPr>
+      <w:rPr>
+        <w:rFonts w:ascii="Wingdings" w:hAnsi="Wingdings" w:hint="default"/>
+        <w:sz w:val="20"/>
+      </w:rPr>
+    </w:lvl>
+    <w:lvl w:ilvl="4" w:tentative="1">
+      <w:start w:val="1"/>
+      <w:numFmt w:val="bullet"/>
+      <w:lvlText w:val=""/>
+      <w:lvlJc w:val="left"/>
+      <w:pPr>
+        <w:tabs>
+          <w:tab w:val="num" w:pos="3600"/>
+        </w:tabs>
+        <w:ind w:left="3600" w:hanging="360"/>
+      </w:pPr>
+      <w:rPr>
+        <w:rFonts w:ascii="Wingdings" w:hAnsi="Wingdings" w:hint="default"/>
+        <w:sz w:val="20"/>
+      </w:rPr>
+    </w:lvl>
+    <w:lvl w:ilvl="5" w:tentative="1">
+      <w:start w:val="1"/>
+      <w:numFmt w:val="bullet"/>
+      <w:lvlText w:val=""/>
+      <w:lvlJc w:val="left"/>
+      <w:pPr>
+        <w:tabs>
+          <w:tab w:val="num" w:pos="4320"/>
+        </w:tabs>
+        <w:ind w:left="4320" w:hanging="360"/>
+      </w:pPr>
+      <w:rPr>
+        <w:rFonts w:ascii="Wingdings" w:hAnsi="Wingdings" w:hint="default"/>
+        <w:sz w:val="20"/>
+      </w:rPr>
+    </w:lvl>
+    <w:lvl w:ilvl="6" w:tentative="1">
+      <w:start w:val="1"/>
+      <w:numFmt w:val="bullet"/>
+      <w:lvlText w:val=""/>
+      <w:lvlJc w:val="left"/>
+      <w:pPr>
+        <w:tabs>
+          <w:tab w:val="num" w:pos="5040"/>
+        </w:tabs>
+        <w:ind w:left="5040" w:hanging="360"/>
+      </w:pPr>
+      <w:rPr>
+        <w:rFonts w:ascii="Wingdings" w:hAnsi="Wingdings" w:hint="default"/>
+        <w:sz w:val="20"/>
+      </w:rPr>
+    </w:lvl>
+    <w:lvl w:ilvl="7" w:tentative="1">
+      <w:start w:val="1"/>
+      <w:numFmt w:val="bullet"/>
+      <w:lvlText w:val=""/>
+      <w:lvlJc w:val="left"/>
+      <w:pPr>
+        <w:tabs>
+          <w:tab w:val="num" w:pos="5760"/>
+        </w:tabs>
+        <w:ind w:left="5760" w:hanging="360"/>
+      </w:pPr>
+      <w:rPr>
+        <w:rFonts w:ascii="Wingdings" w:hAnsi="Wingdings" w:hint="default"/>
+        <w:sz w:val="20"/>
+      </w:rPr>
+    </w:lvl>
+    <w:lvl w:ilvl="8" w:tentative="1">
+      <w:start w:val="1"/>
+      <w:numFmt w:val="bullet"/>
+      <w:lvlText w:val=""/>
+      <w:lvlJc w:val="left"/>
+      <w:pPr>
+        <w:tabs>
+          <w:tab w:val="num" w:pos="6480"/>
+        </w:tabs>
+        <w:ind w:left="6480" w:hanging="360"/>
+      </w:pPr>
+      <w:rPr>
+        <w:rFonts w:ascii="Wingdings" w:hAnsi="Wingdings" w:hint="default"/>
+        <w:sz w:val="20"/>
+      </w:rPr>
+    </w:lvl>
+  </w:abstractNum>
+  <w:abstractNum w:abstractNumId="1" w15:restartNumberingAfterBreak="0">
+    <w:nsid w:val="0302155E"/>
+    <w:multiLevelType w:val="multilevel"/>
+    <w:tmpl w:val="DD78EF88"/>
+    <w:lvl w:ilvl="0">
+      <w:start w:val="1"/>
+      <w:numFmt w:val="bullet"/>
+      <w:lvlText w:val=""/>
+      <w:lvlJc w:val="left"/>
+      <w:pPr>
+        <w:tabs>
+          <w:tab w:val="num" w:pos="720"/>
+        </w:tabs>
+        <w:ind w:left="720" w:hanging="360"/>
+      </w:pPr>
+      <w:rPr>
+        <w:rFonts w:ascii="Symbol" w:hAnsi="Symbol" w:hint="default"/>
+        <w:sz w:val="20"/>
+      </w:rPr>
+    </w:lvl>
+    <w:lvl w:ilvl="1" w:tentative="1">
+      <w:start w:val="1"/>
+      <w:numFmt w:val="bullet"/>
+      <w:lvlText w:val="o"/>
+      <w:lvlJc w:val="left"/>
+      <w:pPr>
+        <w:tabs>
+          <w:tab w:val="num" w:pos="1440"/>
+        </w:tabs>
+        <w:ind w:left="1440" w:hanging="360"/>
+      </w:pPr>
+      <w:rPr>
+        <w:rFonts w:ascii="Courier New" w:hAnsi="Courier New" w:hint="default"/>
+        <w:sz w:val="20"/>
+      </w:rPr>
+    </w:lvl>
+    <w:lvl w:ilvl="2" w:tentative="1">
+      <w:start w:val="1"/>
+      <w:numFmt w:val="bullet"/>
+      <w:lvlText w:val=""/>
+      <w:lvlJc w:val="left"/>
+      <w:pPr>
+        <w:tabs>
+          <w:tab w:val="num" w:pos="2160"/>
+        </w:tabs>
+        <w:ind w:left="2160" w:hanging="360"/>
+      </w:pPr>
+      <w:rPr>
+        <w:rFonts w:ascii="Wingdings" w:hAnsi="Wingdings" w:hint="default"/>
+        <w:sz w:val="20"/>
+      </w:rPr>
+    </w:lvl>
+    <w:lvl w:ilvl="3" w:tentative="1">
+      <w:start w:val="1"/>
+      <w:numFmt w:val="bullet"/>
+      <w:lvlText w:val=""/>
+      <w:lvlJc w:val="left"/>
+      <w:pPr>
+        <w:tabs>
+          <w:tab w:val="num" w:pos="2880"/>
+        </w:tabs>
+        <w:ind w:left="2880" w:hanging="360"/>
+      </w:pPr>
+      <w:rPr>
+        <w:rFonts w:ascii="Wingdings" w:hAnsi="Wingdings" w:hint="default"/>
+        <w:sz w:val="20"/>
+      </w:rPr>
+    </w:lvl>
+    <w:lvl w:ilvl="4" w:tentative="1">
+      <w:start w:val="1"/>
+      <w:numFmt w:val="bullet"/>
+      <w:lvlText w:val=""/>
+      <w:lvlJc w:val="left"/>
+      <w:pPr>
+        <w:tabs>
+          <w:tab w:val="num" w:pos="3600"/>
+        </w:tabs>
+        <w:ind w:left="3600" w:hanging="360"/>
+      </w:pPr>
+      <w:rPr>
+        <w:rFonts w:ascii="Wingdings" w:hAnsi="Wingdings" w:hint="default"/>
+        <w:sz w:val="20"/>
+      </w:rPr>
+    </w:lvl>
+    <w:lvl w:ilvl="5" w:tentative="1">
+      <w:start w:val="1"/>
+      <w:numFmt w:val="bullet"/>
+      <w:lvlText w:val=""/>
+      <w:lvlJc w:val="left"/>
+      <w:pPr>
+        <w:tabs>
+          <w:tab w:val="num" w:pos="4320"/>
+        </w:tabs>
+        <w:ind w:left="4320" w:hanging="360"/>
+      </w:pPr>
+      <w:rPr>
+        <w:rFonts w:ascii="Wingdings" w:hAnsi="Wingdings" w:hint="default"/>
+        <w:sz w:val="20"/>
+      </w:rPr>
+    </w:lvl>
+    <w:lvl w:ilvl="6" w:tentative="1">
+      <w:start w:val="1"/>
+      <w:numFmt w:val="bullet"/>
+      <w:lvlText w:val=""/>
+      <w:lvlJc w:val="left"/>
+      <w:pPr>
+        <w:tabs>
+          <w:tab w:val="num" w:pos="5040"/>
+        </w:tabs>
+        <w:ind w:left="5040" w:hanging="360"/>
+      </w:pPr>
+      <w:rPr>
+        <w:rFonts w:ascii="Wingdings" w:hAnsi="Wingdings" w:hint="default"/>
+        <w:sz w:val="20"/>
+      </w:rPr>
+    </w:lvl>
+    <w:lvl w:ilvl="7" w:tentative="1">
+      <w:start w:val="1"/>
+      <w:numFmt w:val="bullet"/>
+      <w:lvlText w:val=""/>
+      <w:lvlJc w:val="left"/>
+      <w:pPr>
+        <w:tabs>
+          <w:tab w:val="num" w:pos="5760"/>
+        </w:tabs>
+        <w:ind w:left="5760" w:hanging="360"/>
+      </w:pPr>
+      <w:rPr>
+        <w:rFonts w:ascii="Wingdings" w:hAnsi="Wingdings" w:hint="default"/>
+        <w:sz w:val="20"/>
+      </w:rPr>
+    </w:lvl>
+    <w:lvl w:ilvl="8" w:tentative="1">
+      <w:start w:val="1"/>
+      <w:numFmt w:val="bullet"/>
+      <w:lvlText w:val=""/>
+      <w:lvlJc w:val="left"/>
+      <w:pPr>
+        <w:tabs>
+          <w:tab w:val="num" w:pos="6480"/>
+        </w:tabs>
+        <w:ind w:left="6480" w:hanging="360"/>
+      </w:pPr>
+      <w:rPr>
+        <w:rFonts w:ascii="Wingdings" w:hAnsi="Wingdings" w:hint="default"/>
+        <w:sz w:val="20"/>
+      </w:rPr>
+    </w:lvl>
+  </w:abstractNum>
+  <w:abstractNum w:abstractNumId="2" w15:restartNumberingAfterBreak="0">
     <w:nsid w:val="047A737E"/>
     <w:multiLevelType w:val="multilevel"/>
     <w:tmpl w:val="E2A6AD18"/>
@@ -3610,7 +7253,7 @@
       </w:rPr>
     </w:lvl>
   </w:abstractNum>
-  <w:abstractNum w:abstractNumId="1" w15:restartNumberingAfterBreak="0">
+  <w:abstractNum w:abstractNumId="3" w15:restartNumberingAfterBreak="0">
     <w:nsid w:val="04AA1662"/>
     <w:multiLevelType w:val="multilevel"/>
     <w:tmpl w:val="EAAED2FA"/>
@@ -3759,7 +7402,305 @@
       </w:rPr>
     </w:lvl>
   </w:abstractNum>
-  <w:abstractNum w:abstractNumId="2" w15:restartNumberingAfterBreak="0">
+  <w:abstractNum w:abstractNumId="4" w15:restartNumberingAfterBreak="0">
+    <w:nsid w:val="08073494"/>
+    <w:multiLevelType w:val="multilevel"/>
+    <w:tmpl w:val="7C287936"/>
+    <w:lvl w:ilvl="0">
+      <w:start w:val="1"/>
+      <w:numFmt w:val="bullet"/>
+      <w:lvlText w:val=""/>
+      <w:lvlJc w:val="left"/>
+      <w:pPr>
+        <w:tabs>
+          <w:tab w:val="num" w:pos="720"/>
+        </w:tabs>
+        <w:ind w:left="720" w:hanging="360"/>
+      </w:pPr>
+      <w:rPr>
+        <w:rFonts w:ascii="Symbol" w:hAnsi="Symbol" w:hint="default"/>
+        <w:sz w:val="20"/>
+      </w:rPr>
+    </w:lvl>
+    <w:lvl w:ilvl="1" w:tentative="1">
+      <w:start w:val="1"/>
+      <w:numFmt w:val="bullet"/>
+      <w:lvlText w:val="o"/>
+      <w:lvlJc w:val="left"/>
+      <w:pPr>
+        <w:tabs>
+          <w:tab w:val="num" w:pos="1440"/>
+        </w:tabs>
+        <w:ind w:left="1440" w:hanging="360"/>
+      </w:pPr>
+      <w:rPr>
+        <w:rFonts w:ascii="Courier New" w:hAnsi="Courier New" w:hint="default"/>
+        <w:sz w:val="20"/>
+      </w:rPr>
+    </w:lvl>
+    <w:lvl w:ilvl="2" w:tentative="1">
+      <w:start w:val="1"/>
+      <w:numFmt w:val="bullet"/>
+      <w:lvlText w:val=""/>
+      <w:lvlJc w:val="left"/>
+      <w:pPr>
+        <w:tabs>
+          <w:tab w:val="num" w:pos="2160"/>
+        </w:tabs>
+        <w:ind w:left="2160" w:hanging="360"/>
+      </w:pPr>
+      <w:rPr>
+        <w:rFonts w:ascii="Wingdings" w:hAnsi="Wingdings" w:hint="default"/>
+        <w:sz w:val="20"/>
+      </w:rPr>
+    </w:lvl>
+    <w:lvl w:ilvl="3" w:tentative="1">
+      <w:start w:val="1"/>
+      <w:numFmt w:val="bullet"/>
+      <w:lvlText w:val=""/>
+      <w:lvlJc w:val="left"/>
+      <w:pPr>
+        <w:tabs>
+          <w:tab w:val="num" w:pos="2880"/>
+        </w:tabs>
+        <w:ind w:left="2880" w:hanging="360"/>
+      </w:pPr>
+      <w:rPr>
+        <w:rFonts w:ascii="Wingdings" w:hAnsi="Wingdings" w:hint="default"/>
+        <w:sz w:val="20"/>
+      </w:rPr>
+    </w:lvl>
+    <w:lvl w:ilvl="4" w:tentative="1">
+      <w:start w:val="1"/>
+      <w:numFmt w:val="bullet"/>
+      <w:lvlText w:val=""/>
+      <w:lvlJc w:val="left"/>
+      <w:pPr>
+        <w:tabs>
+          <w:tab w:val="num" w:pos="3600"/>
+        </w:tabs>
+        <w:ind w:left="3600" w:hanging="360"/>
+      </w:pPr>
+      <w:rPr>
+        <w:rFonts w:ascii="Wingdings" w:hAnsi="Wingdings" w:hint="default"/>
+        <w:sz w:val="20"/>
+      </w:rPr>
+    </w:lvl>
+    <w:lvl w:ilvl="5" w:tentative="1">
+      <w:start w:val="1"/>
+      <w:numFmt w:val="bullet"/>
+      <w:lvlText w:val=""/>
+      <w:lvlJc w:val="left"/>
+      <w:pPr>
+        <w:tabs>
+          <w:tab w:val="num" w:pos="4320"/>
+        </w:tabs>
+        <w:ind w:left="4320" w:hanging="360"/>
+      </w:pPr>
+      <w:rPr>
+        <w:rFonts w:ascii="Wingdings" w:hAnsi="Wingdings" w:hint="default"/>
+        <w:sz w:val="20"/>
+      </w:rPr>
+    </w:lvl>
+    <w:lvl w:ilvl="6" w:tentative="1">
+      <w:start w:val="1"/>
+      <w:numFmt w:val="bullet"/>
+      <w:lvlText w:val=""/>
+      <w:lvlJc w:val="left"/>
+      <w:pPr>
+        <w:tabs>
+          <w:tab w:val="num" w:pos="5040"/>
+        </w:tabs>
+        <w:ind w:left="5040" w:hanging="360"/>
+      </w:pPr>
+      <w:rPr>
+        <w:rFonts w:ascii="Wingdings" w:hAnsi="Wingdings" w:hint="default"/>
+        <w:sz w:val="20"/>
+      </w:rPr>
+    </w:lvl>
+    <w:lvl w:ilvl="7" w:tentative="1">
+      <w:start w:val="1"/>
+      <w:numFmt w:val="bullet"/>
+      <w:lvlText w:val=""/>
+      <w:lvlJc w:val="left"/>
+      <w:pPr>
+        <w:tabs>
+          <w:tab w:val="num" w:pos="5760"/>
+        </w:tabs>
+        <w:ind w:left="5760" w:hanging="360"/>
+      </w:pPr>
+      <w:rPr>
+        <w:rFonts w:ascii="Wingdings" w:hAnsi="Wingdings" w:hint="default"/>
+        <w:sz w:val="20"/>
+      </w:rPr>
+    </w:lvl>
+    <w:lvl w:ilvl="8" w:tentative="1">
+      <w:start w:val="1"/>
+      <w:numFmt w:val="bullet"/>
+      <w:lvlText w:val=""/>
+      <w:lvlJc w:val="left"/>
+      <w:pPr>
+        <w:tabs>
+          <w:tab w:val="num" w:pos="6480"/>
+        </w:tabs>
+        <w:ind w:left="6480" w:hanging="360"/>
+      </w:pPr>
+      <w:rPr>
+        <w:rFonts w:ascii="Wingdings" w:hAnsi="Wingdings" w:hint="default"/>
+        <w:sz w:val="20"/>
+      </w:rPr>
+    </w:lvl>
+  </w:abstractNum>
+  <w:abstractNum w:abstractNumId="5" w15:restartNumberingAfterBreak="0">
+    <w:nsid w:val="09FC4A6D"/>
+    <w:multiLevelType w:val="multilevel"/>
+    <w:tmpl w:val="E39C72DA"/>
+    <w:lvl w:ilvl="0">
+      <w:start w:val="1"/>
+      <w:numFmt w:val="bullet"/>
+      <w:lvlText w:val=""/>
+      <w:lvlJc w:val="left"/>
+      <w:pPr>
+        <w:tabs>
+          <w:tab w:val="num" w:pos="720"/>
+        </w:tabs>
+        <w:ind w:left="720" w:hanging="360"/>
+      </w:pPr>
+      <w:rPr>
+        <w:rFonts w:ascii="Symbol" w:hAnsi="Symbol" w:hint="default"/>
+        <w:sz w:val="20"/>
+      </w:rPr>
+    </w:lvl>
+    <w:lvl w:ilvl="1" w:tentative="1">
+      <w:start w:val="1"/>
+      <w:numFmt w:val="bullet"/>
+      <w:lvlText w:val="o"/>
+      <w:lvlJc w:val="left"/>
+      <w:pPr>
+        <w:tabs>
+          <w:tab w:val="num" w:pos="1440"/>
+        </w:tabs>
+        <w:ind w:left="1440" w:hanging="360"/>
+      </w:pPr>
+      <w:rPr>
+        <w:rFonts w:ascii="Courier New" w:hAnsi="Courier New" w:hint="default"/>
+        <w:sz w:val="20"/>
+      </w:rPr>
+    </w:lvl>
+    <w:lvl w:ilvl="2" w:tentative="1">
+      <w:start w:val="1"/>
+      <w:numFmt w:val="bullet"/>
+      <w:lvlText w:val=""/>
+      <w:lvlJc w:val="left"/>
+      <w:pPr>
+        <w:tabs>
+          <w:tab w:val="num" w:pos="2160"/>
+        </w:tabs>
+        <w:ind w:left="2160" w:hanging="360"/>
+      </w:pPr>
+      <w:rPr>
+        <w:rFonts w:ascii="Wingdings" w:hAnsi="Wingdings" w:hint="default"/>
+        <w:sz w:val="20"/>
+      </w:rPr>
+    </w:lvl>
+    <w:lvl w:ilvl="3" w:tentative="1">
+      <w:start w:val="1"/>
+      <w:numFmt w:val="bullet"/>
+      <w:lvlText w:val=""/>
+      <w:lvlJc w:val="left"/>
+      <w:pPr>
+        <w:tabs>
+          <w:tab w:val="num" w:pos="2880"/>
+        </w:tabs>
+        <w:ind w:left="2880" w:hanging="360"/>
+      </w:pPr>
+      <w:rPr>
+        <w:rFonts w:ascii="Wingdings" w:hAnsi="Wingdings" w:hint="default"/>
+        <w:sz w:val="20"/>
+      </w:rPr>
+    </w:lvl>
+    <w:lvl w:ilvl="4" w:tentative="1">
+      <w:start w:val="1"/>
+      <w:numFmt w:val="bullet"/>
+      <w:lvlText w:val=""/>
+      <w:lvlJc w:val="left"/>
+      <w:pPr>
+        <w:tabs>
+          <w:tab w:val="num" w:pos="3600"/>
+        </w:tabs>
+        <w:ind w:left="3600" w:hanging="360"/>
+      </w:pPr>
+      <w:rPr>
+        <w:rFonts w:ascii="Wingdings" w:hAnsi="Wingdings" w:hint="default"/>
+        <w:sz w:val="20"/>
+      </w:rPr>
+    </w:lvl>
+    <w:lvl w:ilvl="5" w:tentative="1">
+      <w:start w:val="1"/>
+      <w:numFmt w:val="bullet"/>
+      <w:lvlText w:val=""/>
+      <w:lvlJc w:val="left"/>
+      <w:pPr>
+        <w:tabs>
+          <w:tab w:val="num" w:pos="4320"/>
+        </w:tabs>
+        <w:ind w:left="4320" w:hanging="360"/>
+      </w:pPr>
+      <w:rPr>
+        <w:rFonts w:ascii="Wingdings" w:hAnsi="Wingdings" w:hint="default"/>
+        <w:sz w:val="20"/>
+      </w:rPr>
+    </w:lvl>
+    <w:lvl w:ilvl="6" w:tentative="1">
+      <w:start w:val="1"/>
+      <w:numFmt w:val="bullet"/>
+      <w:lvlText w:val=""/>
+      <w:lvlJc w:val="left"/>
+      <w:pPr>
+        <w:tabs>
+          <w:tab w:val="num" w:pos="5040"/>
+        </w:tabs>
+        <w:ind w:left="5040" w:hanging="360"/>
+      </w:pPr>
+      <w:rPr>
+        <w:rFonts w:ascii="Wingdings" w:hAnsi="Wingdings" w:hint="default"/>
+        <w:sz w:val="20"/>
+      </w:rPr>
+    </w:lvl>
+    <w:lvl w:ilvl="7" w:tentative="1">
+      <w:start w:val="1"/>
+      <w:numFmt w:val="bullet"/>
+      <w:lvlText w:val=""/>
+      <w:lvlJc w:val="left"/>
+      <w:pPr>
+        <w:tabs>
+          <w:tab w:val="num" w:pos="5760"/>
+        </w:tabs>
+        <w:ind w:left="5760" w:hanging="360"/>
+      </w:pPr>
+      <w:rPr>
+        <w:rFonts w:ascii="Wingdings" w:hAnsi="Wingdings" w:hint="default"/>
+        <w:sz w:val="20"/>
+      </w:rPr>
+    </w:lvl>
+    <w:lvl w:ilvl="8" w:tentative="1">
+      <w:start w:val="1"/>
+      <w:numFmt w:val="bullet"/>
+      <w:lvlText w:val=""/>
+      <w:lvlJc w:val="left"/>
+      <w:pPr>
+        <w:tabs>
+          <w:tab w:val="num" w:pos="6480"/>
+        </w:tabs>
+        <w:ind w:left="6480" w:hanging="360"/>
+      </w:pPr>
+      <w:rPr>
+        <w:rFonts w:ascii="Wingdings" w:hAnsi="Wingdings" w:hint="default"/>
+        <w:sz w:val="20"/>
+      </w:rPr>
+    </w:lvl>
+  </w:abstractNum>
+  <w:abstractNum w:abstractNumId="6" w15:restartNumberingAfterBreak="0">
     <w:nsid w:val="0A674D4C"/>
     <w:multiLevelType w:val="multilevel"/>
     <w:tmpl w:val="22C65DD6"/>
@@ -3908,7 +7849,7 @@
       </w:rPr>
     </w:lvl>
   </w:abstractNum>
-  <w:abstractNum w:abstractNumId="3" w15:restartNumberingAfterBreak="0">
+  <w:abstractNum w:abstractNumId="7" w15:restartNumberingAfterBreak="0">
     <w:nsid w:val="0B0457D5"/>
     <w:multiLevelType w:val="multilevel"/>
     <w:tmpl w:val="A52E46DA"/>
@@ -4057,7 +7998,7 @@
       </w:rPr>
     </w:lvl>
   </w:abstractNum>
-  <w:abstractNum w:abstractNumId="4" w15:restartNumberingAfterBreak="0">
+  <w:abstractNum w:abstractNumId="8" w15:restartNumberingAfterBreak="0">
     <w:nsid w:val="0B2B12A9"/>
     <w:multiLevelType w:val="multilevel"/>
     <w:tmpl w:val="37C613B4"/>
@@ -4206,7 +8147,305 @@
       </w:rPr>
     </w:lvl>
   </w:abstractNum>
-  <w:abstractNum w:abstractNumId="5" w15:restartNumberingAfterBreak="0">
+  <w:abstractNum w:abstractNumId="9" w15:restartNumberingAfterBreak="0">
+    <w:nsid w:val="0C541EB0"/>
+    <w:multiLevelType w:val="multilevel"/>
+    <w:tmpl w:val="E70C730C"/>
+    <w:lvl w:ilvl="0">
+      <w:start w:val="1"/>
+      <w:numFmt w:val="bullet"/>
+      <w:lvlText w:val=""/>
+      <w:lvlJc w:val="left"/>
+      <w:pPr>
+        <w:tabs>
+          <w:tab w:val="num" w:pos="720"/>
+        </w:tabs>
+        <w:ind w:left="720" w:hanging="360"/>
+      </w:pPr>
+      <w:rPr>
+        <w:rFonts w:ascii="Symbol" w:hAnsi="Symbol" w:hint="default"/>
+        <w:sz w:val="20"/>
+      </w:rPr>
+    </w:lvl>
+    <w:lvl w:ilvl="1" w:tentative="1">
+      <w:start w:val="1"/>
+      <w:numFmt w:val="bullet"/>
+      <w:lvlText w:val="o"/>
+      <w:lvlJc w:val="left"/>
+      <w:pPr>
+        <w:tabs>
+          <w:tab w:val="num" w:pos="1440"/>
+        </w:tabs>
+        <w:ind w:left="1440" w:hanging="360"/>
+      </w:pPr>
+      <w:rPr>
+        <w:rFonts w:ascii="Courier New" w:hAnsi="Courier New" w:hint="default"/>
+        <w:sz w:val="20"/>
+      </w:rPr>
+    </w:lvl>
+    <w:lvl w:ilvl="2" w:tentative="1">
+      <w:start w:val="1"/>
+      <w:numFmt w:val="bullet"/>
+      <w:lvlText w:val=""/>
+      <w:lvlJc w:val="left"/>
+      <w:pPr>
+        <w:tabs>
+          <w:tab w:val="num" w:pos="2160"/>
+        </w:tabs>
+        <w:ind w:left="2160" w:hanging="360"/>
+      </w:pPr>
+      <w:rPr>
+        <w:rFonts w:ascii="Wingdings" w:hAnsi="Wingdings" w:hint="default"/>
+        <w:sz w:val="20"/>
+      </w:rPr>
+    </w:lvl>
+    <w:lvl w:ilvl="3" w:tentative="1">
+      <w:start w:val="1"/>
+      <w:numFmt w:val="bullet"/>
+      <w:lvlText w:val=""/>
+      <w:lvlJc w:val="left"/>
+      <w:pPr>
+        <w:tabs>
+          <w:tab w:val="num" w:pos="2880"/>
+        </w:tabs>
+        <w:ind w:left="2880" w:hanging="360"/>
+      </w:pPr>
+      <w:rPr>
+        <w:rFonts w:ascii="Wingdings" w:hAnsi="Wingdings" w:hint="default"/>
+        <w:sz w:val="20"/>
+      </w:rPr>
+    </w:lvl>
+    <w:lvl w:ilvl="4" w:tentative="1">
+      <w:start w:val="1"/>
+      <w:numFmt w:val="bullet"/>
+      <w:lvlText w:val=""/>
+      <w:lvlJc w:val="left"/>
+      <w:pPr>
+        <w:tabs>
+          <w:tab w:val="num" w:pos="3600"/>
+        </w:tabs>
+        <w:ind w:left="3600" w:hanging="360"/>
+      </w:pPr>
+      <w:rPr>
+        <w:rFonts w:ascii="Wingdings" w:hAnsi="Wingdings" w:hint="default"/>
+        <w:sz w:val="20"/>
+      </w:rPr>
+    </w:lvl>
+    <w:lvl w:ilvl="5" w:tentative="1">
+      <w:start w:val="1"/>
+      <w:numFmt w:val="bullet"/>
+      <w:lvlText w:val=""/>
+      <w:lvlJc w:val="left"/>
+      <w:pPr>
+        <w:tabs>
+          <w:tab w:val="num" w:pos="4320"/>
+        </w:tabs>
+        <w:ind w:left="4320" w:hanging="360"/>
+      </w:pPr>
+      <w:rPr>
+        <w:rFonts w:ascii="Wingdings" w:hAnsi="Wingdings" w:hint="default"/>
+        <w:sz w:val="20"/>
+      </w:rPr>
+    </w:lvl>
+    <w:lvl w:ilvl="6" w:tentative="1">
+      <w:start w:val="1"/>
+      <w:numFmt w:val="bullet"/>
+      <w:lvlText w:val=""/>
+      <w:lvlJc w:val="left"/>
+      <w:pPr>
+        <w:tabs>
+          <w:tab w:val="num" w:pos="5040"/>
+        </w:tabs>
+        <w:ind w:left="5040" w:hanging="360"/>
+      </w:pPr>
+      <w:rPr>
+        <w:rFonts w:ascii="Wingdings" w:hAnsi="Wingdings" w:hint="default"/>
+        <w:sz w:val="20"/>
+      </w:rPr>
+    </w:lvl>
+    <w:lvl w:ilvl="7" w:tentative="1">
+      <w:start w:val="1"/>
+      <w:numFmt w:val="bullet"/>
+      <w:lvlText w:val=""/>
+      <w:lvlJc w:val="left"/>
+      <w:pPr>
+        <w:tabs>
+          <w:tab w:val="num" w:pos="5760"/>
+        </w:tabs>
+        <w:ind w:left="5760" w:hanging="360"/>
+      </w:pPr>
+      <w:rPr>
+        <w:rFonts w:ascii="Wingdings" w:hAnsi="Wingdings" w:hint="default"/>
+        <w:sz w:val="20"/>
+      </w:rPr>
+    </w:lvl>
+    <w:lvl w:ilvl="8" w:tentative="1">
+      <w:start w:val="1"/>
+      <w:numFmt w:val="bullet"/>
+      <w:lvlText w:val=""/>
+      <w:lvlJc w:val="left"/>
+      <w:pPr>
+        <w:tabs>
+          <w:tab w:val="num" w:pos="6480"/>
+        </w:tabs>
+        <w:ind w:left="6480" w:hanging="360"/>
+      </w:pPr>
+      <w:rPr>
+        <w:rFonts w:ascii="Wingdings" w:hAnsi="Wingdings" w:hint="default"/>
+        <w:sz w:val="20"/>
+      </w:rPr>
+    </w:lvl>
+  </w:abstractNum>
+  <w:abstractNum w:abstractNumId="10" w15:restartNumberingAfterBreak="0">
+    <w:nsid w:val="141F1BC8"/>
+    <w:multiLevelType w:val="multilevel"/>
+    <w:tmpl w:val="FBDAA872"/>
+    <w:lvl w:ilvl="0">
+      <w:start w:val="1"/>
+      <w:numFmt w:val="bullet"/>
+      <w:lvlText w:val=""/>
+      <w:lvlJc w:val="left"/>
+      <w:pPr>
+        <w:tabs>
+          <w:tab w:val="num" w:pos="720"/>
+        </w:tabs>
+        <w:ind w:left="720" w:hanging="360"/>
+      </w:pPr>
+      <w:rPr>
+        <w:rFonts w:ascii="Symbol" w:hAnsi="Symbol" w:hint="default"/>
+        <w:sz w:val="20"/>
+      </w:rPr>
+    </w:lvl>
+    <w:lvl w:ilvl="1" w:tentative="1">
+      <w:start w:val="1"/>
+      <w:numFmt w:val="bullet"/>
+      <w:lvlText w:val="o"/>
+      <w:lvlJc w:val="left"/>
+      <w:pPr>
+        <w:tabs>
+          <w:tab w:val="num" w:pos="1440"/>
+        </w:tabs>
+        <w:ind w:left="1440" w:hanging="360"/>
+      </w:pPr>
+      <w:rPr>
+        <w:rFonts w:ascii="Courier New" w:hAnsi="Courier New" w:hint="default"/>
+        <w:sz w:val="20"/>
+      </w:rPr>
+    </w:lvl>
+    <w:lvl w:ilvl="2" w:tentative="1">
+      <w:start w:val="1"/>
+      <w:numFmt w:val="bullet"/>
+      <w:lvlText w:val=""/>
+      <w:lvlJc w:val="left"/>
+      <w:pPr>
+        <w:tabs>
+          <w:tab w:val="num" w:pos="2160"/>
+        </w:tabs>
+        <w:ind w:left="2160" w:hanging="360"/>
+      </w:pPr>
+      <w:rPr>
+        <w:rFonts w:ascii="Wingdings" w:hAnsi="Wingdings" w:hint="default"/>
+        <w:sz w:val="20"/>
+      </w:rPr>
+    </w:lvl>
+    <w:lvl w:ilvl="3" w:tentative="1">
+      <w:start w:val="1"/>
+      <w:numFmt w:val="bullet"/>
+      <w:lvlText w:val=""/>
+      <w:lvlJc w:val="left"/>
+      <w:pPr>
+        <w:tabs>
+          <w:tab w:val="num" w:pos="2880"/>
+        </w:tabs>
+        <w:ind w:left="2880" w:hanging="360"/>
+      </w:pPr>
+      <w:rPr>
+        <w:rFonts w:ascii="Wingdings" w:hAnsi="Wingdings" w:hint="default"/>
+        <w:sz w:val="20"/>
+      </w:rPr>
+    </w:lvl>
+    <w:lvl w:ilvl="4" w:tentative="1">
+      <w:start w:val="1"/>
+      <w:numFmt w:val="bullet"/>
+      <w:lvlText w:val=""/>
+      <w:lvlJc w:val="left"/>
+      <w:pPr>
+        <w:tabs>
+          <w:tab w:val="num" w:pos="3600"/>
+        </w:tabs>
+        <w:ind w:left="3600" w:hanging="360"/>
+      </w:pPr>
+      <w:rPr>
+        <w:rFonts w:ascii="Wingdings" w:hAnsi="Wingdings" w:hint="default"/>
+        <w:sz w:val="20"/>
+      </w:rPr>
+    </w:lvl>
+    <w:lvl w:ilvl="5" w:tentative="1">
+      <w:start w:val="1"/>
+      <w:numFmt w:val="bullet"/>
+      <w:lvlText w:val=""/>
+      <w:lvlJc w:val="left"/>
+      <w:pPr>
+        <w:tabs>
+          <w:tab w:val="num" w:pos="4320"/>
+        </w:tabs>
+        <w:ind w:left="4320" w:hanging="360"/>
+      </w:pPr>
+      <w:rPr>
+        <w:rFonts w:ascii="Wingdings" w:hAnsi="Wingdings" w:hint="default"/>
+        <w:sz w:val="20"/>
+      </w:rPr>
+    </w:lvl>
+    <w:lvl w:ilvl="6" w:tentative="1">
+      <w:start w:val="1"/>
+      <w:numFmt w:val="bullet"/>
+      <w:lvlText w:val=""/>
+      <w:lvlJc w:val="left"/>
+      <w:pPr>
+        <w:tabs>
+          <w:tab w:val="num" w:pos="5040"/>
+        </w:tabs>
+        <w:ind w:left="5040" w:hanging="360"/>
+      </w:pPr>
+      <w:rPr>
+        <w:rFonts w:ascii="Wingdings" w:hAnsi="Wingdings" w:hint="default"/>
+        <w:sz w:val="20"/>
+      </w:rPr>
+    </w:lvl>
+    <w:lvl w:ilvl="7" w:tentative="1">
+      <w:start w:val="1"/>
+      <w:numFmt w:val="bullet"/>
+      <w:lvlText w:val=""/>
+      <w:lvlJc w:val="left"/>
+      <w:pPr>
+        <w:tabs>
+          <w:tab w:val="num" w:pos="5760"/>
+        </w:tabs>
+        <w:ind w:left="5760" w:hanging="360"/>
+      </w:pPr>
+      <w:rPr>
+        <w:rFonts w:ascii="Wingdings" w:hAnsi="Wingdings" w:hint="default"/>
+        <w:sz w:val="20"/>
+      </w:rPr>
+    </w:lvl>
+    <w:lvl w:ilvl="8" w:tentative="1">
+      <w:start w:val="1"/>
+      <w:numFmt w:val="bullet"/>
+      <w:lvlText w:val=""/>
+      <w:lvlJc w:val="left"/>
+      <w:pPr>
+        <w:tabs>
+          <w:tab w:val="num" w:pos="6480"/>
+        </w:tabs>
+        <w:ind w:left="6480" w:hanging="360"/>
+      </w:pPr>
+      <w:rPr>
+        <w:rFonts w:ascii="Wingdings" w:hAnsi="Wingdings" w:hint="default"/>
+        <w:sz w:val="20"/>
+      </w:rPr>
+    </w:lvl>
+  </w:abstractNum>
+  <w:abstractNum w:abstractNumId="11" w15:restartNumberingAfterBreak="0">
     <w:nsid w:val="1B5E2009"/>
     <w:multiLevelType w:val="multilevel"/>
     <w:tmpl w:val="71E275D8"/>
@@ -4355,7 +8594,7 @@
       </w:rPr>
     </w:lvl>
   </w:abstractNum>
-  <w:abstractNum w:abstractNumId="6" w15:restartNumberingAfterBreak="0">
+  <w:abstractNum w:abstractNumId="12" w15:restartNumberingAfterBreak="0">
     <w:nsid w:val="215D1EDF"/>
     <w:multiLevelType w:val="multilevel"/>
     <w:tmpl w:val="195E8D6C"/>
@@ -4504,7 +8743,156 @@
       </w:rPr>
     </w:lvl>
   </w:abstractNum>
-  <w:abstractNum w:abstractNumId="7" w15:restartNumberingAfterBreak="0">
+  <w:abstractNum w:abstractNumId="13" w15:restartNumberingAfterBreak="0">
+    <w:nsid w:val="215E5BDC"/>
+    <w:multiLevelType w:val="multilevel"/>
+    <w:tmpl w:val="BE4A9260"/>
+    <w:lvl w:ilvl="0">
+      <w:start w:val="1"/>
+      <w:numFmt w:val="bullet"/>
+      <w:lvlText w:val=""/>
+      <w:lvlJc w:val="left"/>
+      <w:pPr>
+        <w:tabs>
+          <w:tab w:val="num" w:pos="720"/>
+        </w:tabs>
+        <w:ind w:left="720" w:hanging="360"/>
+      </w:pPr>
+      <w:rPr>
+        <w:rFonts w:ascii="Symbol" w:hAnsi="Symbol" w:hint="default"/>
+        <w:sz w:val="20"/>
+      </w:rPr>
+    </w:lvl>
+    <w:lvl w:ilvl="1" w:tentative="1">
+      <w:start w:val="1"/>
+      <w:numFmt w:val="bullet"/>
+      <w:lvlText w:val="o"/>
+      <w:lvlJc w:val="left"/>
+      <w:pPr>
+        <w:tabs>
+          <w:tab w:val="num" w:pos="1440"/>
+        </w:tabs>
+        <w:ind w:left="1440" w:hanging="360"/>
+      </w:pPr>
+      <w:rPr>
+        <w:rFonts w:ascii="Courier New" w:hAnsi="Courier New" w:hint="default"/>
+        <w:sz w:val="20"/>
+      </w:rPr>
+    </w:lvl>
+    <w:lvl w:ilvl="2" w:tentative="1">
+      <w:start w:val="1"/>
+      <w:numFmt w:val="bullet"/>
+      <w:lvlText w:val=""/>
+      <w:lvlJc w:val="left"/>
+      <w:pPr>
+        <w:tabs>
+          <w:tab w:val="num" w:pos="2160"/>
+        </w:tabs>
+        <w:ind w:left="2160" w:hanging="360"/>
+      </w:pPr>
+      <w:rPr>
+        <w:rFonts w:ascii="Wingdings" w:hAnsi="Wingdings" w:hint="default"/>
+        <w:sz w:val="20"/>
+      </w:rPr>
+    </w:lvl>
+    <w:lvl w:ilvl="3" w:tentative="1">
+      <w:start w:val="1"/>
+      <w:numFmt w:val="bullet"/>
+      <w:lvlText w:val=""/>
+      <w:lvlJc w:val="left"/>
+      <w:pPr>
+        <w:tabs>
+          <w:tab w:val="num" w:pos="2880"/>
+        </w:tabs>
+        <w:ind w:left="2880" w:hanging="360"/>
+      </w:pPr>
+      <w:rPr>
+        <w:rFonts w:ascii="Wingdings" w:hAnsi="Wingdings" w:hint="default"/>
+        <w:sz w:val="20"/>
+      </w:rPr>
+    </w:lvl>
+    <w:lvl w:ilvl="4" w:tentative="1">
+      <w:start w:val="1"/>
+      <w:numFmt w:val="bullet"/>
+      <w:lvlText w:val=""/>
+      <w:lvlJc w:val="left"/>
+      <w:pPr>
+        <w:tabs>
+          <w:tab w:val="num" w:pos="3600"/>
+        </w:tabs>
+        <w:ind w:left="3600" w:hanging="360"/>
+      </w:pPr>
+      <w:rPr>
+        <w:rFonts w:ascii="Wingdings" w:hAnsi="Wingdings" w:hint="default"/>
+        <w:sz w:val="20"/>
+      </w:rPr>
+    </w:lvl>
+    <w:lvl w:ilvl="5" w:tentative="1">
+      <w:start w:val="1"/>
+      <w:numFmt w:val="bullet"/>
+      <w:lvlText w:val=""/>
+      <w:lvlJc w:val="left"/>
+      <w:pPr>
+        <w:tabs>
+          <w:tab w:val="num" w:pos="4320"/>
+        </w:tabs>
+        <w:ind w:left="4320" w:hanging="360"/>
+      </w:pPr>
+      <w:rPr>
+        <w:rFonts w:ascii="Wingdings" w:hAnsi="Wingdings" w:hint="default"/>
+        <w:sz w:val="20"/>
+      </w:rPr>
+    </w:lvl>
+    <w:lvl w:ilvl="6" w:tentative="1">
+      <w:start w:val="1"/>
+      <w:numFmt w:val="bullet"/>
+      <w:lvlText w:val=""/>
+      <w:lvlJc w:val="left"/>
+      <w:pPr>
+        <w:tabs>
+          <w:tab w:val="num" w:pos="5040"/>
+        </w:tabs>
+        <w:ind w:left="5040" w:hanging="360"/>
+      </w:pPr>
+      <w:rPr>
+        <w:rFonts w:ascii="Wingdings" w:hAnsi="Wingdings" w:hint="default"/>
+        <w:sz w:val="20"/>
+      </w:rPr>
+    </w:lvl>
+    <w:lvl w:ilvl="7" w:tentative="1">
+      <w:start w:val="1"/>
+      <w:numFmt w:val="bullet"/>
+      <w:lvlText w:val=""/>
+      <w:lvlJc w:val="left"/>
+      <w:pPr>
+        <w:tabs>
+          <w:tab w:val="num" w:pos="5760"/>
+        </w:tabs>
+        <w:ind w:left="5760" w:hanging="360"/>
+      </w:pPr>
+      <w:rPr>
+        <w:rFonts w:ascii="Wingdings" w:hAnsi="Wingdings" w:hint="default"/>
+        <w:sz w:val="20"/>
+      </w:rPr>
+    </w:lvl>
+    <w:lvl w:ilvl="8" w:tentative="1">
+      <w:start w:val="1"/>
+      <w:numFmt w:val="bullet"/>
+      <w:lvlText w:val=""/>
+      <w:lvlJc w:val="left"/>
+      <w:pPr>
+        <w:tabs>
+          <w:tab w:val="num" w:pos="6480"/>
+        </w:tabs>
+        <w:ind w:left="6480" w:hanging="360"/>
+      </w:pPr>
+      <w:rPr>
+        <w:rFonts w:ascii="Wingdings" w:hAnsi="Wingdings" w:hint="default"/>
+        <w:sz w:val="20"/>
+      </w:rPr>
+    </w:lvl>
+  </w:abstractNum>
+  <w:abstractNum w:abstractNumId="14" w15:restartNumberingAfterBreak="0">
     <w:nsid w:val="22A24F92"/>
     <w:multiLevelType w:val="multilevel"/>
     <w:tmpl w:val="C78E4D7A"/>
@@ -4653,7 +9041,305 @@
       </w:rPr>
     </w:lvl>
   </w:abstractNum>
-  <w:abstractNum w:abstractNumId="8" w15:restartNumberingAfterBreak="0">
+  <w:abstractNum w:abstractNumId="15" w15:restartNumberingAfterBreak="0">
+    <w:nsid w:val="270D64F6"/>
+    <w:multiLevelType w:val="multilevel"/>
+    <w:tmpl w:val="EB803A10"/>
+    <w:lvl w:ilvl="0">
+      <w:start w:val="1"/>
+      <w:numFmt w:val="bullet"/>
+      <w:lvlText w:val=""/>
+      <w:lvlJc w:val="left"/>
+      <w:pPr>
+        <w:tabs>
+          <w:tab w:val="num" w:pos="720"/>
+        </w:tabs>
+        <w:ind w:left="720" w:hanging="360"/>
+      </w:pPr>
+      <w:rPr>
+        <w:rFonts w:ascii="Symbol" w:hAnsi="Symbol" w:hint="default"/>
+        <w:sz w:val="20"/>
+      </w:rPr>
+    </w:lvl>
+    <w:lvl w:ilvl="1" w:tentative="1">
+      <w:start w:val="1"/>
+      <w:numFmt w:val="bullet"/>
+      <w:lvlText w:val="o"/>
+      <w:lvlJc w:val="left"/>
+      <w:pPr>
+        <w:tabs>
+          <w:tab w:val="num" w:pos="1440"/>
+        </w:tabs>
+        <w:ind w:left="1440" w:hanging="360"/>
+      </w:pPr>
+      <w:rPr>
+        <w:rFonts w:ascii="Courier New" w:hAnsi="Courier New" w:hint="default"/>
+        <w:sz w:val="20"/>
+      </w:rPr>
+    </w:lvl>
+    <w:lvl w:ilvl="2" w:tentative="1">
+      <w:start w:val="1"/>
+      <w:numFmt w:val="bullet"/>
+      <w:lvlText w:val=""/>
+      <w:lvlJc w:val="left"/>
+      <w:pPr>
+        <w:tabs>
+          <w:tab w:val="num" w:pos="2160"/>
+        </w:tabs>
+        <w:ind w:left="2160" w:hanging="360"/>
+      </w:pPr>
+      <w:rPr>
+        <w:rFonts w:ascii="Wingdings" w:hAnsi="Wingdings" w:hint="default"/>
+        <w:sz w:val="20"/>
+      </w:rPr>
+    </w:lvl>
+    <w:lvl w:ilvl="3" w:tentative="1">
+      <w:start w:val="1"/>
+      <w:numFmt w:val="bullet"/>
+      <w:lvlText w:val=""/>
+      <w:lvlJc w:val="left"/>
+      <w:pPr>
+        <w:tabs>
+          <w:tab w:val="num" w:pos="2880"/>
+        </w:tabs>
+        <w:ind w:left="2880" w:hanging="360"/>
+      </w:pPr>
+      <w:rPr>
+        <w:rFonts w:ascii="Wingdings" w:hAnsi="Wingdings" w:hint="default"/>
+        <w:sz w:val="20"/>
+      </w:rPr>
+    </w:lvl>
+    <w:lvl w:ilvl="4" w:tentative="1">
+      <w:start w:val="1"/>
+      <w:numFmt w:val="bullet"/>
+      <w:lvlText w:val=""/>
+      <w:lvlJc w:val="left"/>
+      <w:pPr>
+        <w:tabs>
+          <w:tab w:val="num" w:pos="3600"/>
+        </w:tabs>
+        <w:ind w:left="3600" w:hanging="360"/>
+      </w:pPr>
+      <w:rPr>
+        <w:rFonts w:ascii="Wingdings" w:hAnsi="Wingdings" w:hint="default"/>
+        <w:sz w:val="20"/>
+      </w:rPr>
+    </w:lvl>
+    <w:lvl w:ilvl="5" w:tentative="1">
+      <w:start w:val="1"/>
+      <w:numFmt w:val="bullet"/>
+      <w:lvlText w:val=""/>
+      <w:lvlJc w:val="left"/>
+      <w:pPr>
+        <w:tabs>
+          <w:tab w:val="num" w:pos="4320"/>
+        </w:tabs>
+        <w:ind w:left="4320" w:hanging="360"/>
+      </w:pPr>
+      <w:rPr>
+        <w:rFonts w:ascii="Wingdings" w:hAnsi="Wingdings" w:hint="default"/>
+        <w:sz w:val="20"/>
+      </w:rPr>
+    </w:lvl>
+    <w:lvl w:ilvl="6" w:tentative="1">
+      <w:start w:val="1"/>
+      <w:numFmt w:val="bullet"/>
+      <w:lvlText w:val=""/>
+      <w:lvlJc w:val="left"/>
+      <w:pPr>
+        <w:tabs>
+          <w:tab w:val="num" w:pos="5040"/>
+        </w:tabs>
+        <w:ind w:left="5040" w:hanging="360"/>
+      </w:pPr>
+      <w:rPr>
+        <w:rFonts w:ascii="Wingdings" w:hAnsi="Wingdings" w:hint="default"/>
+        <w:sz w:val="20"/>
+      </w:rPr>
+    </w:lvl>
+    <w:lvl w:ilvl="7" w:tentative="1">
+      <w:start w:val="1"/>
+      <w:numFmt w:val="bullet"/>
+      <w:lvlText w:val=""/>
+      <w:lvlJc w:val="left"/>
+      <w:pPr>
+        <w:tabs>
+          <w:tab w:val="num" w:pos="5760"/>
+        </w:tabs>
+        <w:ind w:left="5760" w:hanging="360"/>
+      </w:pPr>
+      <w:rPr>
+        <w:rFonts w:ascii="Wingdings" w:hAnsi="Wingdings" w:hint="default"/>
+        <w:sz w:val="20"/>
+      </w:rPr>
+    </w:lvl>
+    <w:lvl w:ilvl="8" w:tentative="1">
+      <w:start w:val="1"/>
+      <w:numFmt w:val="bullet"/>
+      <w:lvlText w:val=""/>
+      <w:lvlJc w:val="left"/>
+      <w:pPr>
+        <w:tabs>
+          <w:tab w:val="num" w:pos="6480"/>
+        </w:tabs>
+        <w:ind w:left="6480" w:hanging="360"/>
+      </w:pPr>
+      <w:rPr>
+        <w:rFonts w:ascii="Wingdings" w:hAnsi="Wingdings" w:hint="default"/>
+        <w:sz w:val="20"/>
+      </w:rPr>
+    </w:lvl>
+  </w:abstractNum>
+  <w:abstractNum w:abstractNumId="16" w15:restartNumberingAfterBreak="0">
+    <w:nsid w:val="27CB5969"/>
+    <w:multiLevelType w:val="multilevel"/>
+    <w:tmpl w:val="A7108BEC"/>
+    <w:lvl w:ilvl="0">
+      <w:start w:val="1"/>
+      <w:numFmt w:val="bullet"/>
+      <w:lvlText w:val=""/>
+      <w:lvlJc w:val="left"/>
+      <w:pPr>
+        <w:tabs>
+          <w:tab w:val="num" w:pos="720"/>
+        </w:tabs>
+        <w:ind w:left="720" w:hanging="360"/>
+      </w:pPr>
+      <w:rPr>
+        <w:rFonts w:ascii="Symbol" w:hAnsi="Symbol" w:hint="default"/>
+        <w:sz w:val="20"/>
+      </w:rPr>
+    </w:lvl>
+    <w:lvl w:ilvl="1" w:tentative="1">
+      <w:start w:val="1"/>
+      <w:numFmt w:val="bullet"/>
+      <w:lvlText w:val="o"/>
+      <w:lvlJc w:val="left"/>
+      <w:pPr>
+        <w:tabs>
+          <w:tab w:val="num" w:pos="1440"/>
+        </w:tabs>
+        <w:ind w:left="1440" w:hanging="360"/>
+      </w:pPr>
+      <w:rPr>
+        <w:rFonts w:ascii="Courier New" w:hAnsi="Courier New" w:hint="default"/>
+        <w:sz w:val="20"/>
+      </w:rPr>
+    </w:lvl>
+    <w:lvl w:ilvl="2" w:tentative="1">
+      <w:start w:val="1"/>
+      <w:numFmt w:val="bullet"/>
+      <w:lvlText w:val=""/>
+      <w:lvlJc w:val="left"/>
+      <w:pPr>
+        <w:tabs>
+          <w:tab w:val="num" w:pos="2160"/>
+        </w:tabs>
+        <w:ind w:left="2160" w:hanging="360"/>
+      </w:pPr>
+      <w:rPr>
+        <w:rFonts w:ascii="Wingdings" w:hAnsi="Wingdings" w:hint="default"/>
+        <w:sz w:val="20"/>
+      </w:rPr>
+    </w:lvl>
+    <w:lvl w:ilvl="3" w:tentative="1">
+      <w:start w:val="1"/>
+      <w:numFmt w:val="bullet"/>
+      <w:lvlText w:val=""/>
+      <w:lvlJc w:val="left"/>
+      <w:pPr>
+        <w:tabs>
+          <w:tab w:val="num" w:pos="2880"/>
+        </w:tabs>
+        <w:ind w:left="2880" w:hanging="360"/>
+      </w:pPr>
+      <w:rPr>
+        <w:rFonts w:ascii="Wingdings" w:hAnsi="Wingdings" w:hint="default"/>
+        <w:sz w:val="20"/>
+      </w:rPr>
+    </w:lvl>
+    <w:lvl w:ilvl="4" w:tentative="1">
+      <w:start w:val="1"/>
+      <w:numFmt w:val="bullet"/>
+      <w:lvlText w:val=""/>
+      <w:lvlJc w:val="left"/>
+      <w:pPr>
+        <w:tabs>
+          <w:tab w:val="num" w:pos="3600"/>
+        </w:tabs>
+        <w:ind w:left="3600" w:hanging="360"/>
+      </w:pPr>
+      <w:rPr>
+        <w:rFonts w:ascii="Wingdings" w:hAnsi="Wingdings" w:hint="default"/>
+        <w:sz w:val="20"/>
+      </w:rPr>
+    </w:lvl>
+    <w:lvl w:ilvl="5" w:tentative="1">
+      <w:start w:val="1"/>
+      <w:numFmt w:val="bullet"/>
+      <w:lvlText w:val=""/>
+      <w:lvlJc w:val="left"/>
+      <w:pPr>
+        <w:tabs>
+          <w:tab w:val="num" w:pos="4320"/>
+        </w:tabs>
+        <w:ind w:left="4320" w:hanging="360"/>
+      </w:pPr>
+      <w:rPr>
+        <w:rFonts w:ascii="Wingdings" w:hAnsi="Wingdings" w:hint="default"/>
+        <w:sz w:val="20"/>
+      </w:rPr>
+    </w:lvl>
+    <w:lvl w:ilvl="6" w:tentative="1">
+      <w:start w:val="1"/>
+      <w:numFmt w:val="bullet"/>
+      <w:lvlText w:val=""/>
+      <w:lvlJc w:val="left"/>
+      <w:pPr>
+        <w:tabs>
+          <w:tab w:val="num" w:pos="5040"/>
+        </w:tabs>
+        <w:ind w:left="5040" w:hanging="360"/>
+      </w:pPr>
+      <w:rPr>
+        <w:rFonts w:ascii="Wingdings" w:hAnsi="Wingdings" w:hint="default"/>
+        <w:sz w:val="20"/>
+      </w:rPr>
+    </w:lvl>
+    <w:lvl w:ilvl="7" w:tentative="1">
+      <w:start w:val="1"/>
+      <w:numFmt w:val="bullet"/>
+      <w:lvlText w:val=""/>
+      <w:lvlJc w:val="left"/>
+      <w:pPr>
+        <w:tabs>
+          <w:tab w:val="num" w:pos="5760"/>
+        </w:tabs>
+        <w:ind w:left="5760" w:hanging="360"/>
+      </w:pPr>
+      <w:rPr>
+        <w:rFonts w:ascii="Wingdings" w:hAnsi="Wingdings" w:hint="default"/>
+        <w:sz w:val="20"/>
+      </w:rPr>
+    </w:lvl>
+    <w:lvl w:ilvl="8" w:tentative="1">
+      <w:start w:val="1"/>
+      <w:numFmt w:val="bullet"/>
+      <w:lvlText w:val=""/>
+      <w:lvlJc w:val="left"/>
+      <w:pPr>
+        <w:tabs>
+          <w:tab w:val="num" w:pos="6480"/>
+        </w:tabs>
+        <w:ind w:left="6480" w:hanging="360"/>
+      </w:pPr>
+      <w:rPr>
+        <w:rFonts w:ascii="Wingdings" w:hAnsi="Wingdings" w:hint="default"/>
+        <w:sz w:val="20"/>
+      </w:rPr>
+    </w:lvl>
+  </w:abstractNum>
+  <w:abstractNum w:abstractNumId="17" w15:restartNumberingAfterBreak="0">
     <w:nsid w:val="27D30344"/>
     <w:multiLevelType w:val="multilevel"/>
     <w:tmpl w:val="C92C26F0"/>
@@ -4802,7 +9488,7 @@
       </w:rPr>
     </w:lvl>
   </w:abstractNum>
-  <w:abstractNum w:abstractNumId="9" w15:restartNumberingAfterBreak="0">
+  <w:abstractNum w:abstractNumId="18" w15:restartNumberingAfterBreak="0">
     <w:nsid w:val="2A2A3C4B"/>
     <w:multiLevelType w:val="multilevel"/>
     <w:tmpl w:val="ACC0C7D6"/>
@@ -4951,7 +9637,7 @@
       </w:rPr>
     </w:lvl>
   </w:abstractNum>
-  <w:abstractNum w:abstractNumId="10" w15:restartNumberingAfterBreak="0">
+  <w:abstractNum w:abstractNumId="19" w15:restartNumberingAfterBreak="0">
     <w:nsid w:val="2BDC3FE0"/>
     <w:multiLevelType w:val="multilevel"/>
     <w:tmpl w:val="7B2A8446"/>
@@ -5100,7 +9786,7 @@
       </w:rPr>
     </w:lvl>
   </w:abstractNum>
-  <w:abstractNum w:abstractNumId="11" w15:restartNumberingAfterBreak="0">
+  <w:abstractNum w:abstractNumId="20" w15:restartNumberingAfterBreak="0">
     <w:nsid w:val="2C33501A"/>
     <w:multiLevelType w:val="multilevel"/>
     <w:tmpl w:val="718C8E3A"/>
@@ -5249,7 +9935,454 @@
       </w:rPr>
     </w:lvl>
   </w:abstractNum>
-  <w:abstractNum w:abstractNumId="12" w15:restartNumberingAfterBreak="0">
+  <w:abstractNum w:abstractNumId="21" w15:restartNumberingAfterBreak="0">
+    <w:nsid w:val="2D9A15C6"/>
+    <w:multiLevelType w:val="multilevel"/>
+    <w:tmpl w:val="004A7856"/>
+    <w:lvl w:ilvl="0">
+      <w:start w:val="1"/>
+      <w:numFmt w:val="bullet"/>
+      <w:lvlText w:val=""/>
+      <w:lvlJc w:val="left"/>
+      <w:pPr>
+        <w:tabs>
+          <w:tab w:val="num" w:pos="720"/>
+        </w:tabs>
+        <w:ind w:left="720" w:hanging="360"/>
+      </w:pPr>
+      <w:rPr>
+        <w:rFonts w:ascii="Symbol" w:hAnsi="Symbol" w:hint="default"/>
+        <w:sz w:val="20"/>
+      </w:rPr>
+    </w:lvl>
+    <w:lvl w:ilvl="1" w:tentative="1">
+      <w:start w:val="1"/>
+      <w:numFmt w:val="bullet"/>
+      <w:lvlText w:val="o"/>
+      <w:lvlJc w:val="left"/>
+      <w:pPr>
+        <w:tabs>
+          <w:tab w:val="num" w:pos="1440"/>
+        </w:tabs>
+        <w:ind w:left="1440" w:hanging="360"/>
+      </w:pPr>
+      <w:rPr>
+        <w:rFonts w:ascii="Courier New" w:hAnsi="Courier New" w:hint="default"/>
+        <w:sz w:val="20"/>
+      </w:rPr>
+    </w:lvl>
+    <w:lvl w:ilvl="2" w:tentative="1">
+      <w:start w:val="1"/>
+      <w:numFmt w:val="bullet"/>
+      <w:lvlText w:val=""/>
+      <w:lvlJc w:val="left"/>
+      <w:pPr>
+        <w:tabs>
+          <w:tab w:val="num" w:pos="2160"/>
+        </w:tabs>
+        <w:ind w:left="2160" w:hanging="360"/>
+      </w:pPr>
+      <w:rPr>
+        <w:rFonts w:ascii="Wingdings" w:hAnsi="Wingdings" w:hint="default"/>
+        <w:sz w:val="20"/>
+      </w:rPr>
+    </w:lvl>
+    <w:lvl w:ilvl="3" w:tentative="1">
+      <w:start w:val="1"/>
+      <w:numFmt w:val="bullet"/>
+      <w:lvlText w:val=""/>
+      <w:lvlJc w:val="left"/>
+      <w:pPr>
+        <w:tabs>
+          <w:tab w:val="num" w:pos="2880"/>
+        </w:tabs>
+        <w:ind w:left="2880" w:hanging="360"/>
+      </w:pPr>
+      <w:rPr>
+        <w:rFonts w:ascii="Wingdings" w:hAnsi="Wingdings" w:hint="default"/>
+        <w:sz w:val="20"/>
+      </w:rPr>
+    </w:lvl>
+    <w:lvl w:ilvl="4" w:tentative="1">
+      <w:start w:val="1"/>
+      <w:numFmt w:val="bullet"/>
+      <w:lvlText w:val=""/>
+      <w:lvlJc w:val="left"/>
+      <w:pPr>
+        <w:tabs>
+          <w:tab w:val="num" w:pos="3600"/>
+        </w:tabs>
+        <w:ind w:left="3600" w:hanging="360"/>
+      </w:pPr>
+      <w:rPr>
+        <w:rFonts w:ascii="Wingdings" w:hAnsi="Wingdings" w:hint="default"/>
+        <w:sz w:val="20"/>
+      </w:rPr>
+    </w:lvl>
+    <w:lvl w:ilvl="5" w:tentative="1">
+      <w:start w:val="1"/>
+      <w:numFmt w:val="bullet"/>
+      <w:lvlText w:val=""/>
+      <w:lvlJc w:val="left"/>
+      <w:pPr>
+        <w:tabs>
+          <w:tab w:val="num" w:pos="4320"/>
+        </w:tabs>
+        <w:ind w:left="4320" w:hanging="360"/>
+      </w:pPr>
+      <w:rPr>
+        <w:rFonts w:ascii="Wingdings" w:hAnsi="Wingdings" w:hint="default"/>
+        <w:sz w:val="20"/>
+      </w:rPr>
+    </w:lvl>
+    <w:lvl w:ilvl="6" w:tentative="1">
+      <w:start w:val="1"/>
+      <w:numFmt w:val="bullet"/>
+      <w:lvlText w:val=""/>
+      <w:lvlJc w:val="left"/>
+      <w:pPr>
+        <w:tabs>
+          <w:tab w:val="num" w:pos="5040"/>
+        </w:tabs>
+        <w:ind w:left="5040" w:hanging="360"/>
+      </w:pPr>
+      <w:rPr>
+        <w:rFonts w:ascii="Wingdings" w:hAnsi="Wingdings" w:hint="default"/>
+        <w:sz w:val="20"/>
+      </w:rPr>
+    </w:lvl>
+    <w:lvl w:ilvl="7" w:tentative="1">
+      <w:start w:val="1"/>
+      <w:numFmt w:val="bullet"/>
+      <w:lvlText w:val=""/>
+      <w:lvlJc w:val="left"/>
+      <w:pPr>
+        <w:tabs>
+          <w:tab w:val="num" w:pos="5760"/>
+        </w:tabs>
+        <w:ind w:left="5760" w:hanging="360"/>
+      </w:pPr>
+      <w:rPr>
+        <w:rFonts w:ascii="Wingdings" w:hAnsi="Wingdings" w:hint="default"/>
+        <w:sz w:val="20"/>
+      </w:rPr>
+    </w:lvl>
+    <w:lvl w:ilvl="8" w:tentative="1">
+      <w:start w:val="1"/>
+      <w:numFmt w:val="bullet"/>
+      <w:lvlText w:val=""/>
+      <w:lvlJc w:val="left"/>
+      <w:pPr>
+        <w:tabs>
+          <w:tab w:val="num" w:pos="6480"/>
+        </w:tabs>
+        <w:ind w:left="6480" w:hanging="360"/>
+      </w:pPr>
+      <w:rPr>
+        <w:rFonts w:ascii="Wingdings" w:hAnsi="Wingdings" w:hint="default"/>
+        <w:sz w:val="20"/>
+      </w:rPr>
+    </w:lvl>
+  </w:abstractNum>
+  <w:abstractNum w:abstractNumId="22" w15:restartNumberingAfterBreak="0">
+    <w:nsid w:val="2E203F72"/>
+    <w:multiLevelType w:val="multilevel"/>
+    <w:tmpl w:val="86749350"/>
+    <w:lvl w:ilvl="0">
+      <w:start w:val="1"/>
+      <w:numFmt w:val="bullet"/>
+      <w:lvlText w:val=""/>
+      <w:lvlJc w:val="left"/>
+      <w:pPr>
+        <w:tabs>
+          <w:tab w:val="num" w:pos="720"/>
+        </w:tabs>
+        <w:ind w:left="720" w:hanging="360"/>
+      </w:pPr>
+      <w:rPr>
+        <w:rFonts w:ascii="Symbol" w:hAnsi="Symbol" w:hint="default"/>
+        <w:sz w:val="20"/>
+      </w:rPr>
+    </w:lvl>
+    <w:lvl w:ilvl="1" w:tentative="1">
+      <w:start w:val="1"/>
+      <w:numFmt w:val="bullet"/>
+      <w:lvlText w:val="o"/>
+      <w:lvlJc w:val="left"/>
+      <w:pPr>
+        <w:tabs>
+          <w:tab w:val="num" w:pos="1440"/>
+        </w:tabs>
+        <w:ind w:left="1440" w:hanging="360"/>
+      </w:pPr>
+      <w:rPr>
+        <w:rFonts w:ascii="Courier New" w:hAnsi="Courier New" w:hint="default"/>
+        <w:sz w:val="20"/>
+      </w:rPr>
+    </w:lvl>
+    <w:lvl w:ilvl="2" w:tentative="1">
+      <w:start w:val="1"/>
+      <w:numFmt w:val="bullet"/>
+      <w:lvlText w:val=""/>
+      <w:lvlJc w:val="left"/>
+      <w:pPr>
+        <w:tabs>
+          <w:tab w:val="num" w:pos="2160"/>
+        </w:tabs>
+        <w:ind w:left="2160" w:hanging="360"/>
+      </w:pPr>
+      <w:rPr>
+        <w:rFonts w:ascii="Wingdings" w:hAnsi="Wingdings" w:hint="default"/>
+        <w:sz w:val="20"/>
+      </w:rPr>
+    </w:lvl>
+    <w:lvl w:ilvl="3" w:tentative="1">
+      <w:start w:val="1"/>
+      <w:numFmt w:val="bullet"/>
+      <w:lvlText w:val=""/>
+      <w:lvlJc w:val="left"/>
+      <w:pPr>
+        <w:tabs>
+          <w:tab w:val="num" w:pos="2880"/>
+        </w:tabs>
+        <w:ind w:left="2880" w:hanging="360"/>
+      </w:pPr>
+      <w:rPr>
+        <w:rFonts w:ascii="Wingdings" w:hAnsi="Wingdings" w:hint="default"/>
+        <w:sz w:val="20"/>
+      </w:rPr>
+    </w:lvl>
+    <w:lvl w:ilvl="4" w:tentative="1">
+      <w:start w:val="1"/>
+      <w:numFmt w:val="bullet"/>
+      <w:lvlText w:val=""/>
+      <w:lvlJc w:val="left"/>
+      <w:pPr>
+        <w:tabs>
+          <w:tab w:val="num" w:pos="3600"/>
+        </w:tabs>
+        <w:ind w:left="3600" w:hanging="360"/>
+      </w:pPr>
+      <w:rPr>
+        <w:rFonts w:ascii="Wingdings" w:hAnsi="Wingdings" w:hint="default"/>
+        <w:sz w:val="20"/>
+      </w:rPr>
+    </w:lvl>
+    <w:lvl w:ilvl="5" w:tentative="1">
+      <w:start w:val="1"/>
+      <w:numFmt w:val="bullet"/>
+      <w:lvlText w:val=""/>
+      <w:lvlJc w:val="left"/>
+      <w:pPr>
+        <w:tabs>
+          <w:tab w:val="num" w:pos="4320"/>
+        </w:tabs>
+        <w:ind w:left="4320" w:hanging="360"/>
+      </w:pPr>
+      <w:rPr>
+        <w:rFonts w:ascii="Wingdings" w:hAnsi="Wingdings" w:hint="default"/>
+        <w:sz w:val="20"/>
+      </w:rPr>
+    </w:lvl>
+    <w:lvl w:ilvl="6" w:tentative="1">
+      <w:start w:val="1"/>
+      <w:numFmt w:val="bullet"/>
+      <w:lvlText w:val=""/>
+      <w:lvlJc w:val="left"/>
+      <w:pPr>
+        <w:tabs>
+          <w:tab w:val="num" w:pos="5040"/>
+        </w:tabs>
+        <w:ind w:left="5040" w:hanging="360"/>
+      </w:pPr>
+      <w:rPr>
+        <w:rFonts w:ascii="Wingdings" w:hAnsi="Wingdings" w:hint="default"/>
+        <w:sz w:val="20"/>
+      </w:rPr>
+    </w:lvl>
+    <w:lvl w:ilvl="7" w:tentative="1">
+      <w:start w:val="1"/>
+      <w:numFmt w:val="bullet"/>
+      <w:lvlText w:val=""/>
+      <w:lvlJc w:val="left"/>
+      <w:pPr>
+        <w:tabs>
+          <w:tab w:val="num" w:pos="5760"/>
+        </w:tabs>
+        <w:ind w:left="5760" w:hanging="360"/>
+      </w:pPr>
+      <w:rPr>
+        <w:rFonts w:ascii="Wingdings" w:hAnsi="Wingdings" w:hint="default"/>
+        <w:sz w:val="20"/>
+      </w:rPr>
+    </w:lvl>
+    <w:lvl w:ilvl="8" w:tentative="1">
+      <w:start w:val="1"/>
+      <w:numFmt w:val="bullet"/>
+      <w:lvlText w:val=""/>
+      <w:lvlJc w:val="left"/>
+      <w:pPr>
+        <w:tabs>
+          <w:tab w:val="num" w:pos="6480"/>
+        </w:tabs>
+        <w:ind w:left="6480" w:hanging="360"/>
+      </w:pPr>
+      <w:rPr>
+        <w:rFonts w:ascii="Wingdings" w:hAnsi="Wingdings" w:hint="default"/>
+        <w:sz w:val="20"/>
+      </w:rPr>
+    </w:lvl>
+  </w:abstractNum>
+  <w:abstractNum w:abstractNumId="23" w15:restartNumberingAfterBreak="0">
+    <w:nsid w:val="3305089B"/>
+    <w:multiLevelType w:val="multilevel"/>
+    <w:tmpl w:val="9810212E"/>
+    <w:lvl w:ilvl="0">
+      <w:start w:val="1"/>
+      <w:numFmt w:val="bullet"/>
+      <w:lvlText w:val=""/>
+      <w:lvlJc w:val="left"/>
+      <w:pPr>
+        <w:tabs>
+          <w:tab w:val="num" w:pos="720"/>
+        </w:tabs>
+        <w:ind w:left="720" w:hanging="360"/>
+      </w:pPr>
+      <w:rPr>
+        <w:rFonts w:ascii="Symbol" w:hAnsi="Symbol" w:hint="default"/>
+        <w:sz w:val="20"/>
+      </w:rPr>
+    </w:lvl>
+    <w:lvl w:ilvl="1" w:tentative="1">
+      <w:start w:val="1"/>
+      <w:numFmt w:val="bullet"/>
+      <w:lvlText w:val="o"/>
+      <w:lvlJc w:val="left"/>
+      <w:pPr>
+        <w:tabs>
+          <w:tab w:val="num" w:pos="1440"/>
+        </w:tabs>
+        <w:ind w:left="1440" w:hanging="360"/>
+      </w:pPr>
+      <w:rPr>
+        <w:rFonts w:ascii="Courier New" w:hAnsi="Courier New" w:hint="default"/>
+        <w:sz w:val="20"/>
+      </w:rPr>
+    </w:lvl>
+    <w:lvl w:ilvl="2" w:tentative="1">
+      <w:start w:val="1"/>
+      <w:numFmt w:val="bullet"/>
+      <w:lvlText w:val=""/>
+      <w:lvlJc w:val="left"/>
+      <w:pPr>
+        <w:tabs>
+          <w:tab w:val="num" w:pos="2160"/>
+        </w:tabs>
+        <w:ind w:left="2160" w:hanging="360"/>
+      </w:pPr>
+      <w:rPr>
+        <w:rFonts w:ascii="Wingdings" w:hAnsi="Wingdings" w:hint="default"/>
+        <w:sz w:val="20"/>
+      </w:rPr>
+    </w:lvl>
+    <w:lvl w:ilvl="3" w:tentative="1">
+      <w:start w:val="1"/>
+      <w:numFmt w:val="bullet"/>
+      <w:lvlText w:val=""/>
+      <w:lvlJc w:val="left"/>
+      <w:pPr>
+        <w:tabs>
+          <w:tab w:val="num" w:pos="2880"/>
+        </w:tabs>
+        <w:ind w:left="2880" w:hanging="360"/>
+      </w:pPr>
+      <w:rPr>
+        <w:rFonts w:ascii="Wingdings" w:hAnsi="Wingdings" w:hint="default"/>
+        <w:sz w:val="20"/>
+      </w:rPr>
+    </w:lvl>
+    <w:lvl w:ilvl="4" w:tentative="1">
+      <w:start w:val="1"/>
+      <w:numFmt w:val="bullet"/>
+      <w:lvlText w:val=""/>
+      <w:lvlJc w:val="left"/>
+      <w:pPr>
+        <w:tabs>
+          <w:tab w:val="num" w:pos="3600"/>
+        </w:tabs>
+        <w:ind w:left="3600" w:hanging="360"/>
+      </w:pPr>
+      <w:rPr>
+        <w:rFonts w:ascii="Wingdings" w:hAnsi="Wingdings" w:hint="default"/>
+        <w:sz w:val="20"/>
+      </w:rPr>
+    </w:lvl>
+    <w:lvl w:ilvl="5" w:tentative="1">
+      <w:start w:val="1"/>
+      <w:numFmt w:val="bullet"/>
+      <w:lvlText w:val=""/>
+      <w:lvlJc w:val="left"/>
+      <w:pPr>
+        <w:tabs>
+          <w:tab w:val="num" w:pos="4320"/>
+        </w:tabs>
+        <w:ind w:left="4320" w:hanging="360"/>
+      </w:pPr>
+      <w:rPr>
+        <w:rFonts w:ascii="Wingdings" w:hAnsi="Wingdings" w:hint="default"/>
+        <w:sz w:val="20"/>
+      </w:rPr>
+    </w:lvl>
+    <w:lvl w:ilvl="6" w:tentative="1">
+      <w:start w:val="1"/>
+      <w:numFmt w:val="bullet"/>
+      <w:lvlText w:val=""/>
+      <w:lvlJc w:val="left"/>
+      <w:pPr>
+        <w:tabs>
+          <w:tab w:val="num" w:pos="5040"/>
+        </w:tabs>
+        <w:ind w:left="5040" w:hanging="360"/>
+      </w:pPr>
+      <w:rPr>
+        <w:rFonts w:ascii="Wingdings" w:hAnsi="Wingdings" w:hint="default"/>
+        <w:sz w:val="20"/>
+      </w:rPr>
+    </w:lvl>
+    <w:lvl w:ilvl="7" w:tentative="1">
+      <w:start w:val="1"/>
+      <w:numFmt w:val="bullet"/>
+      <w:lvlText w:val=""/>
+      <w:lvlJc w:val="left"/>
+      <w:pPr>
+        <w:tabs>
+          <w:tab w:val="num" w:pos="5760"/>
+        </w:tabs>
+        <w:ind w:left="5760" w:hanging="360"/>
+      </w:pPr>
+      <w:rPr>
+        <w:rFonts w:ascii="Wingdings" w:hAnsi="Wingdings" w:hint="default"/>
+        <w:sz w:val="20"/>
+      </w:rPr>
+    </w:lvl>
+    <w:lvl w:ilvl="8" w:tentative="1">
+      <w:start w:val="1"/>
+      <w:numFmt w:val="bullet"/>
+      <w:lvlText w:val=""/>
+      <w:lvlJc w:val="left"/>
+      <w:pPr>
+        <w:tabs>
+          <w:tab w:val="num" w:pos="6480"/>
+        </w:tabs>
+        <w:ind w:left="6480" w:hanging="360"/>
+      </w:pPr>
+      <w:rPr>
+        <w:rFonts w:ascii="Wingdings" w:hAnsi="Wingdings" w:hint="default"/>
+        <w:sz w:val="20"/>
+      </w:rPr>
+    </w:lvl>
+  </w:abstractNum>
+  <w:abstractNum w:abstractNumId="24" w15:restartNumberingAfterBreak="0">
     <w:nsid w:val="38182DCC"/>
     <w:multiLevelType w:val="multilevel"/>
     <w:tmpl w:val="293E8788"/>
@@ -5398,7 +10531,7 @@
       </w:rPr>
     </w:lvl>
   </w:abstractNum>
-  <w:abstractNum w:abstractNumId="13" w15:restartNumberingAfterBreak="0">
+  <w:abstractNum w:abstractNumId="25" w15:restartNumberingAfterBreak="0">
     <w:nsid w:val="3BFB4A80"/>
     <w:multiLevelType w:val="multilevel"/>
     <w:tmpl w:val="90EAE5DC"/>
@@ -5547,7 +10680,305 @@
       </w:rPr>
     </w:lvl>
   </w:abstractNum>
-  <w:abstractNum w:abstractNumId="14" w15:restartNumberingAfterBreak="0">
+  <w:abstractNum w:abstractNumId="26" w15:restartNumberingAfterBreak="0">
+    <w:nsid w:val="3D9112C4"/>
+    <w:multiLevelType w:val="multilevel"/>
+    <w:tmpl w:val="579EA31C"/>
+    <w:lvl w:ilvl="0">
+      <w:start w:val="1"/>
+      <w:numFmt w:val="bullet"/>
+      <w:lvlText w:val=""/>
+      <w:lvlJc w:val="left"/>
+      <w:pPr>
+        <w:tabs>
+          <w:tab w:val="num" w:pos="720"/>
+        </w:tabs>
+        <w:ind w:left="720" w:hanging="360"/>
+      </w:pPr>
+      <w:rPr>
+        <w:rFonts w:ascii="Symbol" w:hAnsi="Symbol" w:hint="default"/>
+        <w:sz w:val="20"/>
+      </w:rPr>
+    </w:lvl>
+    <w:lvl w:ilvl="1" w:tentative="1">
+      <w:start w:val="1"/>
+      <w:numFmt w:val="bullet"/>
+      <w:lvlText w:val="o"/>
+      <w:lvlJc w:val="left"/>
+      <w:pPr>
+        <w:tabs>
+          <w:tab w:val="num" w:pos="1440"/>
+        </w:tabs>
+        <w:ind w:left="1440" w:hanging="360"/>
+      </w:pPr>
+      <w:rPr>
+        <w:rFonts w:ascii="Courier New" w:hAnsi="Courier New" w:hint="default"/>
+        <w:sz w:val="20"/>
+      </w:rPr>
+    </w:lvl>
+    <w:lvl w:ilvl="2" w:tentative="1">
+      <w:start w:val="1"/>
+      <w:numFmt w:val="bullet"/>
+      <w:lvlText w:val=""/>
+      <w:lvlJc w:val="left"/>
+      <w:pPr>
+        <w:tabs>
+          <w:tab w:val="num" w:pos="2160"/>
+        </w:tabs>
+        <w:ind w:left="2160" w:hanging="360"/>
+      </w:pPr>
+      <w:rPr>
+        <w:rFonts w:ascii="Wingdings" w:hAnsi="Wingdings" w:hint="default"/>
+        <w:sz w:val="20"/>
+      </w:rPr>
+    </w:lvl>
+    <w:lvl w:ilvl="3" w:tentative="1">
+      <w:start w:val="1"/>
+      <w:numFmt w:val="bullet"/>
+      <w:lvlText w:val=""/>
+      <w:lvlJc w:val="left"/>
+      <w:pPr>
+        <w:tabs>
+          <w:tab w:val="num" w:pos="2880"/>
+        </w:tabs>
+        <w:ind w:left="2880" w:hanging="360"/>
+      </w:pPr>
+      <w:rPr>
+        <w:rFonts w:ascii="Wingdings" w:hAnsi="Wingdings" w:hint="default"/>
+        <w:sz w:val="20"/>
+      </w:rPr>
+    </w:lvl>
+    <w:lvl w:ilvl="4" w:tentative="1">
+      <w:start w:val="1"/>
+      <w:numFmt w:val="bullet"/>
+      <w:lvlText w:val=""/>
+      <w:lvlJc w:val="left"/>
+      <w:pPr>
+        <w:tabs>
+          <w:tab w:val="num" w:pos="3600"/>
+        </w:tabs>
+        <w:ind w:left="3600" w:hanging="360"/>
+      </w:pPr>
+      <w:rPr>
+        <w:rFonts w:ascii="Wingdings" w:hAnsi="Wingdings" w:hint="default"/>
+        <w:sz w:val="20"/>
+      </w:rPr>
+    </w:lvl>
+    <w:lvl w:ilvl="5" w:tentative="1">
+      <w:start w:val="1"/>
+      <w:numFmt w:val="bullet"/>
+      <w:lvlText w:val=""/>
+      <w:lvlJc w:val="left"/>
+      <w:pPr>
+        <w:tabs>
+          <w:tab w:val="num" w:pos="4320"/>
+        </w:tabs>
+        <w:ind w:left="4320" w:hanging="360"/>
+      </w:pPr>
+      <w:rPr>
+        <w:rFonts w:ascii="Wingdings" w:hAnsi="Wingdings" w:hint="default"/>
+        <w:sz w:val="20"/>
+      </w:rPr>
+    </w:lvl>
+    <w:lvl w:ilvl="6" w:tentative="1">
+      <w:start w:val="1"/>
+      <w:numFmt w:val="bullet"/>
+      <w:lvlText w:val=""/>
+      <w:lvlJc w:val="left"/>
+      <w:pPr>
+        <w:tabs>
+          <w:tab w:val="num" w:pos="5040"/>
+        </w:tabs>
+        <w:ind w:left="5040" w:hanging="360"/>
+      </w:pPr>
+      <w:rPr>
+        <w:rFonts w:ascii="Wingdings" w:hAnsi="Wingdings" w:hint="default"/>
+        <w:sz w:val="20"/>
+      </w:rPr>
+    </w:lvl>
+    <w:lvl w:ilvl="7" w:tentative="1">
+      <w:start w:val="1"/>
+      <w:numFmt w:val="bullet"/>
+      <w:lvlText w:val=""/>
+      <w:lvlJc w:val="left"/>
+      <w:pPr>
+        <w:tabs>
+          <w:tab w:val="num" w:pos="5760"/>
+        </w:tabs>
+        <w:ind w:left="5760" w:hanging="360"/>
+      </w:pPr>
+      <w:rPr>
+        <w:rFonts w:ascii="Wingdings" w:hAnsi="Wingdings" w:hint="default"/>
+        <w:sz w:val="20"/>
+      </w:rPr>
+    </w:lvl>
+    <w:lvl w:ilvl="8" w:tentative="1">
+      <w:start w:val="1"/>
+      <w:numFmt w:val="bullet"/>
+      <w:lvlText w:val=""/>
+      <w:lvlJc w:val="left"/>
+      <w:pPr>
+        <w:tabs>
+          <w:tab w:val="num" w:pos="6480"/>
+        </w:tabs>
+        <w:ind w:left="6480" w:hanging="360"/>
+      </w:pPr>
+      <w:rPr>
+        <w:rFonts w:ascii="Wingdings" w:hAnsi="Wingdings" w:hint="default"/>
+        <w:sz w:val="20"/>
+      </w:rPr>
+    </w:lvl>
+  </w:abstractNum>
+  <w:abstractNum w:abstractNumId="27" w15:restartNumberingAfterBreak="0">
+    <w:nsid w:val="3F2370FC"/>
+    <w:multiLevelType w:val="multilevel"/>
+    <w:tmpl w:val="9D8809A4"/>
+    <w:lvl w:ilvl="0">
+      <w:start w:val="1"/>
+      <w:numFmt w:val="bullet"/>
+      <w:lvlText w:val=""/>
+      <w:lvlJc w:val="left"/>
+      <w:pPr>
+        <w:tabs>
+          <w:tab w:val="num" w:pos="720"/>
+        </w:tabs>
+        <w:ind w:left="720" w:hanging="360"/>
+      </w:pPr>
+      <w:rPr>
+        <w:rFonts w:ascii="Symbol" w:hAnsi="Symbol" w:hint="default"/>
+        <w:sz w:val="20"/>
+      </w:rPr>
+    </w:lvl>
+    <w:lvl w:ilvl="1" w:tentative="1">
+      <w:start w:val="1"/>
+      <w:numFmt w:val="bullet"/>
+      <w:lvlText w:val="o"/>
+      <w:lvlJc w:val="left"/>
+      <w:pPr>
+        <w:tabs>
+          <w:tab w:val="num" w:pos="1440"/>
+        </w:tabs>
+        <w:ind w:left="1440" w:hanging="360"/>
+      </w:pPr>
+      <w:rPr>
+        <w:rFonts w:ascii="Courier New" w:hAnsi="Courier New" w:hint="default"/>
+        <w:sz w:val="20"/>
+      </w:rPr>
+    </w:lvl>
+    <w:lvl w:ilvl="2" w:tentative="1">
+      <w:start w:val="1"/>
+      <w:numFmt w:val="bullet"/>
+      <w:lvlText w:val=""/>
+      <w:lvlJc w:val="left"/>
+      <w:pPr>
+        <w:tabs>
+          <w:tab w:val="num" w:pos="2160"/>
+        </w:tabs>
+        <w:ind w:left="2160" w:hanging="360"/>
+      </w:pPr>
+      <w:rPr>
+        <w:rFonts w:ascii="Wingdings" w:hAnsi="Wingdings" w:hint="default"/>
+        <w:sz w:val="20"/>
+      </w:rPr>
+    </w:lvl>
+    <w:lvl w:ilvl="3" w:tentative="1">
+      <w:start w:val="1"/>
+      <w:numFmt w:val="bullet"/>
+      <w:lvlText w:val=""/>
+      <w:lvlJc w:val="left"/>
+      <w:pPr>
+        <w:tabs>
+          <w:tab w:val="num" w:pos="2880"/>
+        </w:tabs>
+        <w:ind w:left="2880" w:hanging="360"/>
+      </w:pPr>
+      <w:rPr>
+        <w:rFonts w:ascii="Wingdings" w:hAnsi="Wingdings" w:hint="default"/>
+        <w:sz w:val="20"/>
+      </w:rPr>
+    </w:lvl>
+    <w:lvl w:ilvl="4" w:tentative="1">
+      <w:start w:val="1"/>
+      <w:numFmt w:val="bullet"/>
+      <w:lvlText w:val=""/>
+      <w:lvlJc w:val="left"/>
+      <w:pPr>
+        <w:tabs>
+          <w:tab w:val="num" w:pos="3600"/>
+        </w:tabs>
+        <w:ind w:left="3600" w:hanging="360"/>
+      </w:pPr>
+      <w:rPr>
+        <w:rFonts w:ascii="Wingdings" w:hAnsi="Wingdings" w:hint="default"/>
+        <w:sz w:val="20"/>
+      </w:rPr>
+    </w:lvl>
+    <w:lvl w:ilvl="5" w:tentative="1">
+      <w:start w:val="1"/>
+      <w:numFmt w:val="bullet"/>
+      <w:lvlText w:val=""/>
+      <w:lvlJc w:val="left"/>
+      <w:pPr>
+        <w:tabs>
+          <w:tab w:val="num" w:pos="4320"/>
+        </w:tabs>
+        <w:ind w:left="4320" w:hanging="360"/>
+      </w:pPr>
+      <w:rPr>
+        <w:rFonts w:ascii="Wingdings" w:hAnsi="Wingdings" w:hint="default"/>
+        <w:sz w:val="20"/>
+      </w:rPr>
+    </w:lvl>
+    <w:lvl w:ilvl="6" w:tentative="1">
+      <w:start w:val="1"/>
+      <w:numFmt w:val="bullet"/>
+      <w:lvlText w:val=""/>
+      <w:lvlJc w:val="left"/>
+      <w:pPr>
+        <w:tabs>
+          <w:tab w:val="num" w:pos="5040"/>
+        </w:tabs>
+        <w:ind w:left="5040" w:hanging="360"/>
+      </w:pPr>
+      <w:rPr>
+        <w:rFonts w:ascii="Wingdings" w:hAnsi="Wingdings" w:hint="default"/>
+        <w:sz w:val="20"/>
+      </w:rPr>
+    </w:lvl>
+    <w:lvl w:ilvl="7" w:tentative="1">
+      <w:start w:val="1"/>
+      <w:numFmt w:val="bullet"/>
+      <w:lvlText w:val=""/>
+      <w:lvlJc w:val="left"/>
+      <w:pPr>
+        <w:tabs>
+          <w:tab w:val="num" w:pos="5760"/>
+        </w:tabs>
+        <w:ind w:left="5760" w:hanging="360"/>
+      </w:pPr>
+      <w:rPr>
+        <w:rFonts w:ascii="Wingdings" w:hAnsi="Wingdings" w:hint="default"/>
+        <w:sz w:val="20"/>
+      </w:rPr>
+    </w:lvl>
+    <w:lvl w:ilvl="8" w:tentative="1">
+      <w:start w:val="1"/>
+      <w:numFmt w:val="bullet"/>
+      <w:lvlText w:val=""/>
+      <w:lvlJc w:val="left"/>
+      <w:pPr>
+        <w:tabs>
+          <w:tab w:val="num" w:pos="6480"/>
+        </w:tabs>
+        <w:ind w:left="6480" w:hanging="360"/>
+      </w:pPr>
+      <w:rPr>
+        <w:rFonts w:ascii="Wingdings" w:hAnsi="Wingdings" w:hint="default"/>
+        <w:sz w:val="20"/>
+      </w:rPr>
+    </w:lvl>
+  </w:abstractNum>
+  <w:abstractNum w:abstractNumId="28" w15:restartNumberingAfterBreak="0">
     <w:nsid w:val="3F351203"/>
     <w:multiLevelType w:val="multilevel"/>
     <w:tmpl w:val="3E20A146"/>
@@ -5696,7 +11127,156 @@
       </w:rPr>
     </w:lvl>
   </w:abstractNum>
-  <w:abstractNum w:abstractNumId="15" w15:restartNumberingAfterBreak="0">
+  <w:abstractNum w:abstractNumId="29" w15:restartNumberingAfterBreak="0">
+    <w:nsid w:val="422E30A9"/>
+    <w:multiLevelType w:val="multilevel"/>
+    <w:tmpl w:val="FBEC4D70"/>
+    <w:lvl w:ilvl="0">
+      <w:start w:val="1"/>
+      <w:numFmt w:val="bullet"/>
+      <w:lvlText w:val=""/>
+      <w:lvlJc w:val="left"/>
+      <w:pPr>
+        <w:tabs>
+          <w:tab w:val="num" w:pos="720"/>
+        </w:tabs>
+        <w:ind w:left="720" w:hanging="360"/>
+      </w:pPr>
+      <w:rPr>
+        <w:rFonts w:ascii="Symbol" w:hAnsi="Symbol" w:hint="default"/>
+        <w:sz w:val="20"/>
+      </w:rPr>
+    </w:lvl>
+    <w:lvl w:ilvl="1" w:tentative="1">
+      <w:start w:val="1"/>
+      <w:numFmt w:val="bullet"/>
+      <w:lvlText w:val="o"/>
+      <w:lvlJc w:val="left"/>
+      <w:pPr>
+        <w:tabs>
+          <w:tab w:val="num" w:pos="1440"/>
+        </w:tabs>
+        <w:ind w:left="1440" w:hanging="360"/>
+      </w:pPr>
+      <w:rPr>
+        <w:rFonts w:ascii="Courier New" w:hAnsi="Courier New" w:hint="default"/>
+        <w:sz w:val="20"/>
+      </w:rPr>
+    </w:lvl>
+    <w:lvl w:ilvl="2" w:tentative="1">
+      <w:start w:val="1"/>
+      <w:numFmt w:val="bullet"/>
+      <w:lvlText w:val=""/>
+      <w:lvlJc w:val="left"/>
+      <w:pPr>
+        <w:tabs>
+          <w:tab w:val="num" w:pos="2160"/>
+        </w:tabs>
+        <w:ind w:left="2160" w:hanging="360"/>
+      </w:pPr>
+      <w:rPr>
+        <w:rFonts w:ascii="Wingdings" w:hAnsi="Wingdings" w:hint="default"/>
+        <w:sz w:val="20"/>
+      </w:rPr>
+    </w:lvl>
+    <w:lvl w:ilvl="3" w:tentative="1">
+      <w:start w:val="1"/>
+      <w:numFmt w:val="bullet"/>
+      <w:lvlText w:val=""/>
+      <w:lvlJc w:val="left"/>
+      <w:pPr>
+        <w:tabs>
+          <w:tab w:val="num" w:pos="2880"/>
+        </w:tabs>
+        <w:ind w:left="2880" w:hanging="360"/>
+      </w:pPr>
+      <w:rPr>
+        <w:rFonts w:ascii="Wingdings" w:hAnsi="Wingdings" w:hint="default"/>
+        <w:sz w:val="20"/>
+      </w:rPr>
+    </w:lvl>
+    <w:lvl w:ilvl="4" w:tentative="1">
+      <w:start w:val="1"/>
+      <w:numFmt w:val="bullet"/>
+      <w:lvlText w:val=""/>
+      <w:lvlJc w:val="left"/>
+      <w:pPr>
+        <w:tabs>
+          <w:tab w:val="num" w:pos="3600"/>
+        </w:tabs>
+        <w:ind w:left="3600" w:hanging="360"/>
+      </w:pPr>
+      <w:rPr>
+        <w:rFonts w:ascii="Wingdings" w:hAnsi="Wingdings" w:hint="default"/>
+        <w:sz w:val="20"/>
+      </w:rPr>
+    </w:lvl>
+    <w:lvl w:ilvl="5" w:tentative="1">
+      <w:start w:val="1"/>
+      <w:numFmt w:val="bullet"/>
+      <w:lvlText w:val=""/>
+      <w:lvlJc w:val="left"/>
+      <w:pPr>
+        <w:tabs>
+          <w:tab w:val="num" w:pos="4320"/>
+        </w:tabs>
+        <w:ind w:left="4320" w:hanging="360"/>
+      </w:pPr>
+      <w:rPr>
+        <w:rFonts w:ascii="Wingdings" w:hAnsi="Wingdings" w:hint="default"/>
+        <w:sz w:val="20"/>
+      </w:rPr>
+    </w:lvl>
+    <w:lvl w:ilvl="6" w:tentative="1">
+      <w:start w:val="1"/>
+      <w:numFmt w:val="bullet"/>
+      <w:lvlText w:val=""/>
+      <w:lvlJc w:val="left"/>
+      <w:pPr>
+        <w:tabs>
+          <w:tab w:val="num" w:pos="5040"/>
+        </w:tabs>
+        <w:ind w:left="5040" w:hanging="360"/>
+      </w:pPr>
+      <w:rPr>
+        <w:rFonts w:ascii="Wingdings" w:hAnsi="Wingdings" w:hint="default"/>
+        <w:sz w:val="20"/>
+      </w:rPr>
+    </w:lvl>
+    <w:lvl w:ilvl="7" w:tentative="1">
+      <w:start w:val="1"/>
+      <w:numFmt w:val="bullet"/>
+      <w:lvlText w:val=""/>
+      <w:lvlJc w:val="left"/>
+      <w:pPr>
+        <w:tabs>
+          <w:tab w:val="num" w:pos="5760"/>
+        </w:tabs>
+        <w:ind w:left="5760" w:hanging="360"/>
+      </w:pPr>
+      <w:rPr>
+        <w:rFonts w:ascii="Wingdings" w:hAnsi="Wingdings" w:hint="default"/>
+        <w:sz w:val="20"/>
+      </w:rPr>
+    </w:lvl>
+    <w:lvl w:ilvl="8" w:tentative="1">
+      <w:start w:val="1"/>
+      <w:numFmt w:val="bullet"/>
+      <w:lvlText w:val=""/>
+      <w:lvlJc w:val="left"/>
+      <w:pPr>
+        <w:tabs>
+          <w:tab w:val="num" w:pos="6480"/>
+        </w:tabs>
+        <w:ind w:left="6480" w:hanging="360"/>
+      </w:pPr>
+      <w:rPr>
+        <w:rFonts w:ascii="Wingdings" w:hAnsi="Wingdings" w:hint="default"/>
+        <w:sz w:val="20"/>
+      </w:rPr>
+    </w:lvl>
+  </w:abstractNum>
+  <w:abstractNum w:abstractNumId="30" w15:restartNumberingAfterBreak="0">
     <w:nsid w:val="459776A4"/>
     <w:multiLevelType w:val="multilevel"/>
     <w:tmpl w:val="6A7217BA"/>
@@ -5845,7 +11425,7 @@
       </w:rPr>
     </w:lvl>
   </w:abstractNum>
-  <w:abstractNum w:abstractNumId="16" w15:restartNumberingAfterBreak="0">
+  <w:abstractNum w:abstractNumId="31" w15:restartNumberingAfterBreak="0">
     <w:nsid w:val="46CE0329"/>
     <w:multiLevelType w:val="multilevel"/>
     <w:tmpl w:val="C450EA46"/>
@@ -5994,7 +11574,156 @@
       </w:rPr>
     </w:lvl>
   </w:abstractNum>
-  <w:abstractNum w:abstractNumId="17" w15:restartNumberingAfterBreak="0">
+  <w:abstractNum w:abstractNumId="32" w15:restartNumberingAfterBreak="0">
+    <w:nsid w:val="4B4A1100"/>
+    <w:multiLevelType w:val="multilevel"/>
+    <w:tmpl w:val="DF320E92"/>
+    <w:lvl w:ilvl="0">
+      <w:start w:val="1"/>
+      <w:numFmt w:val="bullet"/>
+      <w:lvlText w:val=""/>
+      <w:lvlJc w:val="left"/>
+      <w:pPr>
+        <w:tabs>
+          <w:tab w:val="num" w:pos="720"/>
+        </w:tabs>
+        <w:ind w:left="720" w:hanging="360"/>
+      </w:pPr>
+      <w:rPr>
+        <w:rFonts w:ascii="Symbol" w:hAnsi="Symbol" w:hint="default"/>
+        <w:sz w:val="20"/>
+      </w:rPr>
+    </w:lvl>
+    <w:lvl w:ilvl="1" w:tentative="1">
+      <w:start w:val="1"/>
+      <w:numFmt w:val="bullet"/>
+      <w:lvlText w:val="o"/>
+      <w:lvlJc w:val="left"/>
+      <w:pPr>
+        <w:tabs>
+          <w:tab w:val="num" w:pos="1440"/>
+        </w:tabs>
+        <w:ind w:left="1440" w:hanging="360"/>
+      </w:pPr>
+      <w:rPr>
+        <w:rFonts w:ascii="Courier New" w:hAnsi="Courier New" w:hint="default"/>
+        <w:sz w:val="20"/>
+      </w:rPr>
+    </w:lvl>
+    <w:lvl w:ilvl="2" w:tentative="1">
+      <w:start w:val="1"/>
+      <w:numFmt w:val="bullet"/>
+      <w:lvlText w:val=""/>
+      <w:lvlJc w:val="left"/>
+      <w:pPr>
+        <w:tabs>
+          <w:tab w:val="num" w:pos="2160"/>
+        </w:tabs>
+        <w:ind w:left="2160" w:hanging="360"/>
+      </w:pPr>
+      <w:rPr>
+        <w:rFonts w:ascii="Wingdings" w:hAnsi="Wingdings" w:hint="default"/>
+        <w:sz w:val="20"/>
+      </w:rPr>
+    </w:lvl>
+    <w:lvl w:ilvl="3" w:tentative="1">
+      <w:start w:val="1"/>
+      <w:numFmt w:val="bullet"/>
+      <w:lvlText w:val=""/>
+      <w:lvlJc w:val="left"/>
+      <w:pPr>
+        <w:tabs>
+          <w:tab w:val="num" w:pos="2880"/>
+        </w:tabs>
+        <w:ind w:left="2880" w:hanging="360"/>
+      </w:pPr>
+      <w:rPr>
+        <w:rFonts w:ascii="Wingdings" w:hAnsi="Wingdings" w:hint="default"/>
+        <w:sz w:val="20"/>
+      </w:rPr>
+    </w:lvl>
+    <w:lvl w:ilvl="4" w:tentative="1">
+      <w:start w:val="1"/>
+      <w:numFmt w:val="bullet"/>
+      <w:lvlText w:val=""/>
+      <w:lvlJc w:val="left"/>
+      <w:pPr>
+        <w:tabs>
+          <w:tab w:val="num" w:pos="3600"/>
+        </w:tabs>
+        <w:ind w:left="3600" w:hanging="360"/>
+      </w:pPr>
+      <w:rPr>
+        <w:rFonts w:ascii="Wingdings" w:hAnsi="Wingdings" w:hint="default"/>
+        <w:sz w:val="20"/>
+      </w:rPr>
+    </w:lvl>
+    <w:lvl w:ilvl="5" w:tentative="1">
+      <w:start w:val="1"/>
+      <w:numFmt w:val="bullet"/>
+      <w:lvlText w:val=""/>
+      <w:lvlJc w:val="left"/>
+      <w:pPr>
+        <w:tabs>
+          <w:tab w:val="num" w:pos="4320"/>
+        </w:tabs>
+        <w:ind w:left="4320" w:hanging="360"/>
+      </w:pPr>
+      <w:rPr>
+        <w:rFonts w:ascii="Wingdings" w:hAnsi="Wingdings" w:hint="default"/>
+        <w:sz w:val="20"/>
+      </w:rPr>
+    </w:lvl>
+    <w:lvl w:ilvl="6" w:tentative="1">
+      <w:start w:val="1"/>
+      <w:numFmt w:val="bullet"/>
+      <w:lvlText w:val=""/>
+      <w:lvlJc w:val="left"/>
+      <w:pPr>
+        <w:tabs>
+          <w:tab w:val="num" w:pos="5040"/>
+        </w:tabs>
+        <w:ind w:left="5040" w:hanging="360"/>
+      </w:pPr>
+      <w:rPr>
+        <w:rFonts w:ascii="Wingdings" w:hAnsi="Wingdings" w:hint="default"/>
+        <w:sz w:val="20"/>
+      </w:rPr>
+    </w:lvl>
+    <w:lvl w:ilvl="7" w:tentative="1">
+      <w:start w:val="1"/>
+      <w:numFmt w:val="bullet"/>
+      <w:lvlText w:val=""/>
+      <w:lvlJc w:val="left"/>
+      <w:pPr>
+        <w:tabs>
+          <w:tab w:val="num" w:pos="5760"/>
+        </w:tabs>
+        <w:ind w:left="5760" w:hanging="360"/>
+      </w:pPr>
+      <w:rPr>
+        <w:rFonts w:ascii="Wingdings" w:hAnsi="Wingdings" w:hint="default"/>
+        <w:sz w:val="20"/>
+      </w:rPr>
+    </w:lvl>
+    <w:lvl w:ilvl="8" w:tentative="1">
+      <w:start w:val="1"/>
+      <w:numFmt w:val="bullet"/>
+      <w:lvlText w:val=""/>
+      <w:lvlJc w:val="left"/>
+      <w:pPr>
+        <w:tabs>
+          <w:tab w:val="num" w:pos="6480"/>
+        </w:tabs>
+        <w:ind w:left="6480" w:hanging="360"/>
+      </w:pPr>
+      <w:rPr>
+        <w:rFonts w:ascii="Wingdings" w:hAnsi="Wingdings" w:hint="default"/>
+        <w:sz w:val="20"/>
+      </w:rPr>
+    </w:lvl>
+  </w:abstractNum>
+  <w:abstractNum w:abstractNumId="33" w15:restartNumberingAfterBreak="0">
     <w:nsid w:val="4BA40640"/>
     <w:multiLevelType w:val="multilevel"/>
     <w:tmpl w:val="0F524106"/>
@@ -6143,7 +11872,7 @@
       </w:rPr>
     </w:lvl>
   </w:abstractNum>
-  <w:abstractNum w:abstractNumId="18" w15:restartNumberingAfterBreak="0">
+  <w:abstractNum w:abstractNumId="34" w15:restartNumberingAfterBreak="0">
     <w:nsid w:val="4CE12B7C"/>
     <w:multiLevelType w:val="multilevel"/>
     <w:tmpl w:val="BB482E08"/>
@@ -6292,7 +12021,7 @@
       </w:rPr>
     </w:lvl>
   </w:abstractNum>
-  <w:abstractNum w:abstractNumId="19" w15:restartNumberingAfterBreak="0">
+  <w:abstractNum w:abstractNumId="35" w15:restartNumberingAfterBreak="0">
     <w:nsid w:val="512D62FC"/>
     <w:multiLevelType w:val="multilevel"/>
     <w:tmpl w:val="61A8098E"/>
@@ -6441,7 +12170,156 @@
       </w:rPr>
     </w:lvl>
   </w:abstractNum>
-  <w:abstractNum w:abstractNumId="20" w15:restartNumberingAfterBreak="0">
+  <w:abstractNum w:abstractNumId="36" w15:restartNumberingAfterBreak="0">
+    <w:nsid w:val="59694B82"/>
+    <w:multiLevelType w:val="multilevel"/>
+    <w:tmpl w:val="E5243316"/>
+    <w:lvl w:ilvl="0">
+      <w:start w:val="1"/>
+      <w:numFmt w:val="bullet"/>
+      <w:lvlText w:val=""/>
+      <w:lvlJc w:val="left"/>
+      <w:pPr>
+        <w:tabs>
+          <w:tab w:val="num" w:pos="720"/>
+        </w:tabs>
+        <w:ind w:left="720" w:hanging="360"/>
+      </w:pPr>
+      <w:rPr>
+        <w:rFonts w:ascii="Symbol" w:hAnsi="Symbol" w:hint="default"/>
+        <w:sz w:val="20"/>
+      </w:rPr>
+    </w:lvl>
+    <w:lvl w:ilvl="1" w:tentative="1">
+      <w:start w:val="1"/>
+      <w:numFmt w:val="bullet"/>
+      <w:lvlText w:val="o"/>
+      <w:lvlJc w:val="left"/>
+      <w:pPr>
+        <w:tabs>
+          <w:tab w:val="num" w:pos="1440"/>
+        </w:tabs>
+        <w:ind w:left="1440" w:hanging="360"/>
+      </w:pPr>
+      <w:rPr>
+        <w:rFonts w:ascii="Courier New" w:hAnsi="Courier New" w:hint="default"/>
+        <w:sz w:val="20"/>
+      </w:rPr>
+    </w:lvl>
+    <w:lvl w:ilvl="2" w:tentative="1">
+      <w:start w:val="1"/>
+      <w:numFmt w:val="bullet"/>
+      <w:lvlText w:val=""/>
+      <w:lvlJc w:val="left"/>
+      <w:pPr>
+        <w:tabs>
+          <w:tab w:val="num" w:pos="2160"/>
+        </w:tabs>
+        <w:ind w:left="2160" w:hanging="360"/>
+      </w:pPr>
+      <w:rPr>
+        <w:rFonts w:ascii="Wingdings" w:hAnsi="Wingdings" w:hint="default"/>
+        <w:sz w:val="20"/>
+      </w:rPr>
+    </w:lvl>
+    <w:lvl w:ilvl="3" w:tentative="1">
+      <w:start w:val="1"/>
+      <w:numFmt w:val="bullet"/>
+      <w:lvlText w:val=""/>
+      <w:lvlJc w:val="left"/>
+      <w:pPr>
+        <w:tabs>
+          <w:tab w:val="num" w:pos="2880"/>
+        </w:tabs>
+        <w:ind w:left="2880" w:hanging="360"/>
+      </w:pPr>
+      <w:rPr>
+        <w:rFonts w:ascii="Wingdings" w:hAnsi="Wingdings" w:hint="default"/>
+        <w:sz w:val="20"/>
+      </w:rPr>
+    </w:lvl>
+    <w:lvl w:ilvl="4" w:tentative="1">
+      <w:start w:val="1"/>
+      <w:numFmt w:val="bullet"/>
+      <w:lvlText w:val=""/>
+      <w:lvlJc w:val="left"/>
+      <w:pPr>
+        <w:tabs>
+          <w:tab w:val="num" w:pos="3600"/>
+        </w:tabs>
+        <w:ind w:left="3600" w:hanging="360"/>
+      </w:pPr>
+      <w:rPr>
+        <w:rFonts w:ascii="Wingdings" w:hAnsi="Wingdings" w:hint="default"/>
+        <w:sz w:val="20"/>
+      </w:rPr>
+    </w:lvl>
+    <w:lvl w:ilvl="5" w:tentative="1">
+      <w:start w:val="1"/>
+      <w:numFmt w:val="bullet"/>
+      <w:lvlText w:val=""/>
+      <w:lvlJc w:val="left"/>
+      <w:pPr>
+        <w:tabs>
+          <w:tab w:val="num" w:pos="4320"/>
+        </w:tabs>
+        <w:ind w:left="4320" w:hanging="360"/>
+      </w:pPr>
+      <w:rPr>
+        <w:rFonts w:ascii="Wingdings" w:hAnsi="Wingdings" w:hint="default"/>
+        <w:sz w:val="20"/>
+      </w:rPr>
+    </w:lvl>
+    <w:lvl w:ilvl="6" w:tentative="1">
+      <w:start w:val="1"/>
+      <w:numFmt w:val="bullet"/>
+      <w:lvlText w:val=""/>
+      <w:lvlJc w:val="left"/>
+      <w:pPr>
+        <w:tabs>
+          <w:tab w:val="num" w:pos="5040"/>
+        </w:tabs>
+        <w:ind w:left="5040" w:hanging="360"/>
+      </w:pPr>
+      <w:rPr>
+        <w:rFonts w:ascii="Wingdings" w:hAnsi="Wingdings" w:hint="default"/>
+        <w:sz w:val="20"/>
+      </w:rPr>
+    </w:lvl>
+    <w:lvl w:ilvl="7" w:tentative="1">
+      <w:start w:val="1"/>
+      <w:numFmt w:val="bullet"/>
+      <w:lvlText w:val=""/>
+      <w:lvlJc w:val="left"/>
+      <w:pPr>
+        <w:tabs>
+          <w:tab w:val="num" w:pos="5760"/>
+        </w:tabs>
+        <w:ind w:left="5760" w:hanging="360"/>
+      </w:pPr>
+      <w:rPr>
+        <w:rFonts w:ascii="Wingdings" w:hAnsi="Wingdings" w:hint="default"/>
+        <w:sz w:val="20"/>
+      </w:rPr>
+    </w:lvl>
+    <w:lvl w:ilvl="8" w:tentative="1">
+      <w:start w:val="1"/>
+      <w:numFmt w:val="bullet"/>
+      <w:lvlText w:val=""/>
+      <w:lvlJc w:val="left"/>
+      <w:pPr>
+        <w:tabs>
+          <w:tab w:val="num" w:pos="6480"/>
+        </w:tabs>
+        <w:ind w:left="6480" w:hanging="360"/>
+      </w:pPr>
+      <w:rPr>
+        <w:rFonts w:ascii="Wingdings" w:hAnsi="Wingdings" w:hint="default"/>
+        <w:sz w:val="20"/>
+      </w:rPr>
+    </w:lvl>
+  </w:abstractNum>
+  <w:abstractNum w:abstractNumId="37" w15:restartNumberingAfterBreak="0">
     <w:nsid w:val="59D918B8"/>
     <w:multiLevelType w:val="multilevel"/>
     <w:tmpl w:val="E0662B58"/>
@@ -6590,7 +12468,7 @@
       </w:rPr>
     </w:lvl>
   </w:abstractNum>
-  <w:abstractNum w:abstractNumId="21" w15:restartNumberingAfterBreak="0">
+  <w:abstractNum w:abstractNumId="38" w15:restartNumberingAfterBreak="0">
     <w:nsid w:val="5ACE5370"/>
     <w:multiLevelType w:val="multilevel"/>
     <w:tmpl w:val="68063516"/>
@@ -6739,7 +12617,7 @@
       </w:rPr>
     </w:lvl>
   </w:abstractNum>
-  <w:abstractNum w:abstractNumId="22" w15:restartNumberingAfterBreak="0">
+  <w:abstractNum w:abstractNumId="39" w15:restartNumberingAfterBreak="0">
     <w:nsid w:val="5C323D2E"/>
     <w:multiLevelType w:val="multilevel"/>
     <w:tmpl w:val="8292B4D6"/>
@@ -6888,7 +12766,7 @@
       </w:rPr>
     </w:lvl>
   </w:abstractNum>
-  <w:abstractNum w:abstractNumId="23" w15:restartNumberingAfterBreak="0">
+  <w:abstractNum w:abstractNumId="40" w15:restartNumberingAfterBreak="0">
     <w:nsid w:val="5E0F3A0A"/>
     <w:multiLevelType w:val="multilevel"/>
     <w:tmpl w:val="9CBEAC88"/>
@@ -7037,7 +12915,454 @@
       </w:rPr>
     </w:lvl>
   </w:abstractNum>
-  <w:abstractNum w:abstractNumId="24" w15:restartNumberingAfterBreak="0">
+  <w:abstractNum w:abstractNumId="41" w15:restartNumberingAfterBreak="0">
+    <w:nsid w:val="60DA5E57"/>
+    <w:multiLevelType w:val="multilevel"/>
+    <w:tmpl w:val="07DAAEEA"/>
+    <w:lvl w:ilvl="0">
+      <w:start w:val="1"/>
+      <w:numFmt w:val="bullet"/>
+      <w:lvlText w:val=""/>
+      <w:lvlJc w:val="left"/>
+      <w:pPr>
+        <w:tabs>
+          <w:tab w:val="num" w:pos="720"/>
+        </w:tabs>
+        <w:ind w:left="720" w:hanging="360"/>
+      </w:pPr>
+      <w:rPr>
+        <w:rFonts w:ascii="Symbol" w:hAnsi="Symbol" w:hint="default"/>
+        <w:sz w:val="20"/>
+      </w:rPr>
+    </w:lvl>
+    <w:lvl w:ilvl="1" w:tentative="1">
+      <w:start w:val="1"/>
+      <w:numFmt w:val="bullet"/>
+      <w:lvlText w:val="o"/>
+      <w:lvlJc w:val="left"/>
+      <w:pPr>
+        <w:tabs>
+          <w:tab w:val="num" w:pos="1440"/>
+        </w:tabs>
+        <w:ind w:left="1440" w:hanging="360"/>
+      </w:pPr>
+      <w:rPr>
+        <w:rFonts w:ascii="Courier New" w:hAnsi="Courier New" w:hint="default"/>
+        <w:sz w:val="20"/>
+      </w:rPr>
+    </w:lvl>
+    <w:lvl w:ilvl="2" w:tentative="1">
+      <w:start w:val="1"/>
+      <w:numFmt w:val="bullet"/>
+      <w:lvlText w:val=""/>
+      <w:lvlJc w:val="left"/>
+      <w:pPr>
+        <w:tabs>
+          <w:tab w:val="num" w:pos="2160"/>
+        </w:tabs>
+        <w:ind w:left="2160" w:hanging="360"/>
+      </w:pPr>
+      <w:rPr>
+        <w:rFonts w:ascii="Wingdings" w:hAnsi="Wingdings" w:hint="default"/>
+        <w:sz w:val="20"/>
+      </w:rPr>
+    </w:lvl>
+    <w:lvl w:ilvl="3" w:tentative="1">
+      <w:start w:val="1"/>
+      <w:numFmt w:val="bullet"/>
+      <w:lvlText w:val=""/>
+      <w:lvlJc w:val="left"/>
+      <w:pPr>
+        <w:tabs>
+          <w:tab w:val="num" w:pos="2880"/>
+        </w:tabs>
+        <w:ind w:left="2880" w:hanging="360"/>
+      </w:pPr>
+      <w:rPr>
+        <w:rFonts w:ascii="Wingdings" w:hAnsi="Wingdings" w:hint="default"/>
+        <w:sz w:val="20"/>
+      </w:rPr>
+    </w:lvl>
+    <w:lvl w:ilvl="4" w:tentative="1">
+      <w:start w:val="1"/>
+      <w:numFmt w:val="bullet"/>
+      <w:lvlText w:val=""/>
+      <w:lvlJc w:val="left"/>
+      <w:pPr>
+        <w:tabs>
+          <w:tab w:val="num" w:pos="3600"/>
+        </w:tabs>
+        <w:ind w:left="3600" w:hanging="360"/>
+      </w:pPr>
+      <w:rPr>
+        <w:rFonts w:ascii="Wingdings" w:hAnsi="Wingdings" w:hint="default"/>
+        <w:sz w:val="20"/>
+      </w:rPr>
+    </w:lvl>
+    <w:lvl w:ilvl="5" w:tentative="1">
+      <w:start w:val="1"/>
+      <w:numFmt w:val="bullet"/>
+      <w:lvlText w:val=""/>
+      <w:lvlJc w:val="left"/>
+      <w:pPr>
+        <w:tabs>
+          <w:tab w:val="num" w:pos="4320"/>
+        </w:tabs>
+        <w:ind w:left="4320" w:hanging="360"/>
+      </w:pPr>
+      <w:rPr>
+        <w:rFonts w:ascii="Wingdings" w:hAnsi="Wingdings" w:hint="default"/>
+        <w:sz w:val="20"/>
+      </w:rPr>
+    </w:lvl>
+    <w:lvl w:ilvl="6" w:tentative="1">
+      <w:start w:val="1"/>
+      <w:numFmt w:val="bullet"/>
+      <w:lvlText w:val=""/>
+      <w:lvlJc w:val="left"/>
+      <w:pPr>
+        <w:tabs>
+          <w:tab w:val="num" w:pos="5040"/>
+        </w:tabs>
+        <w:ind w:left="5040" w:hanging="360"/>
+      </w:pPr>
+      <w:rPr>
+        <w:rFonts w:ascii="Wingdings" w:hAnsi="Wingdings" w:hint="default"/>
+        <w:sz w:val="20"/>
+      </w:rPr>
+    </w:lvl>
+    <w:lvl w:ilvl="7" w:tentative="1">
+      <w:start w:val="1"/>
+      <w:numFmt w:val="bullet"/>
+      <w:lvlText w:val=""/>
+      <w:lvlJc w:val="left"/>
+      <w:pPr>
+        <w:tabs>
+          <w:tab w:val="num" w:pos="5760"/>
+        </w:tabs>
+        <w:ind w:left="5760" w:hanging="360"/>
+      </w:pPr>
+      <w:rPr>
+        <w:rFonts w:ascii="Wingdings" w:hAnsi="Wingdings" w:hint="default"/>
+        <w:sz w:val="20"/>
+      </w:rPr>
+    </w:lvl>
+    <w:lvl w:ilvl="8" w:tentative="1">
+      <w:start w:val="1"/>
+      <w:numFmt w:val="bullet"/>
+      <w:lvlText w:val=""/>
+      <w:lvlJc w:val="left"/>
+      <w:pPr>
+        <w:tabs>
+          <w:tab w:val="num" w:pos="6480"/>
+        </w:tabs>
+        <w:ind w:left="6480" w:hanging="360"/>
+      </w:pPr>
+      <w:rPr>
+        <w:rFonts w:ascii="Wingdings" w:hAnsi="Wingdings" w:hint="default"/>
+        <w:sz w:val="20"/>
+      </w:rPr>
+    </w:lvl>
+  </w:abstractNum>
+  <w:abstractNum w:abstractNumId="42" w15:restartNumberingAfterBreak="0">
+    <w:nsid w:val="624D6D2F"/>
+    <w:multiLevelType w:val="multilevel"/>
+    <w:tmpl w:val="F51234B0"/>
+    <w:lvl w:ilvl="0">
+      <w:start w:val="1"/>
+      <w:numFmt w:val="bullet"/>
+      <w:lvlText w:val=""/>
+      <w:lvlJc w:val="left"/>
+      <w:pPr>
+        <w:tabs>
+          <w:tab w:val="num" w:pos="720"/>
+        </w:tabs>
+        <w:ind w:left="720" w:hanging="360"/>
+      </w:pPr>
+      <w:rPr>
+        <w:rFonts w:ascii="Symbol" w:hAnsi="Symbol" w:hint="default"/>
+        <w:sz w:val="20"/>
+      </w:rPr>
+    </w:lvl>
+    <w:lvl w:ilvl="1" w:tentative="1">
+      <w:start w:val="1"/>
+      <w:numFmt w:val="bullet"/>
+      <w:lvlText w:val="o"/>
+      <w:lvlJc w:val="left"/>
+      <w:pPr>
+        <w:tabs>
+          <w:tab w:val="num" w:pos="1440"/>
+        </w:tabs>
+        <w:ind w:left="1440" w:hanging="360"/>
+      </w:pPr>
+      <w:rPr>
+        <w:rFonts w:ascii="Courier New" w:hAnsi="Courier New" w:hint="default"/>
+        <w:sz w:val="20"/>
+      </w:rPr>
+    </w:lvl>
+    <w:lvl w:ilvl="2" w:tentative="1">
+      <w:start w:val="1"/>
+      <w:numFmt w:val="bullet"/>
+      <w:lvlText w:val=""/>
+      <w:lvlJc w:val="left"/>
+      <w:pPr>
+        <w:tabs>
+          <w:tab w:val="num" w:pos="2160"/>
+        </w:tabs>
+        <w:ind w:left="2160" w:hanging="360"/>
+      </w:pPr>
+      <w:rPr>
+        <w:rFonts w:ascii="Wingdings" w:hAnsi="Wingdings" w:hint="default"/>
+        <w:sz w:val="20"/>
+      </w:rPr>
+    </w:lvl>
+    <w:lvl w:ilvl="3" w:tentative="1">
+      <w:start w:val="1"/>
+      <w:numFmt w:val="bullet"/>
+      <w:lvlText w:val=""/>
+      <w:lvlJc w:val="left"/>
+      <w:pPr>
+        <w:tabs>
+          <w:tab w:val="num" w:pos="2880"/>
+        </w:tabs>
+        <w:ind w:left="2880" w:hanging="360"/>
+      </w:pPr>
+      <w:rPr>
+        <w:rFonts w:ascii="Wingdings" w:hAnsi="Wingdings" w:hint="default"/>
+        <w:sz w:val="20"/>
+      </w:rPr>
+    </w:lvl>
+    <w:lvl w:ilvl="4" w:tentative="1">
+      <w:start w:val="1"/>
+      <w:numFmt w:val="bullet"/>
+      <w:lvlText w:val=""/>
+      <w:lvlJc w:val="left"/>
+      <w:pPr>
+        <w:tabs>
+          <w:tab w:val="num" w:pos="3600"/>
+        </w:tabs>
+        <w:ind w:left="3600" w:hanging="360"/>
+      </w:pPr>
+      <w:rPr>
+        <w:rFonts w:ascii="Wingdings" w:hAnsi="Wingdings" w:hint="default"/>
+        <w:sz w:val="20"/>
+      </w:rPr>
+    </w:lvl>
+    <w:lvl w:ilvl="5" w:tentative="1">
+      <w:start w:val="1"/>
+      <w:numFmt w:val="bullet"/>
+      <w:lvlText w:val=""/>
+      <w:lvlJc w:val="left"/>
+      <w:pPr>
+        <w:tabs>
+          <w:tab w:val="num" w:pos="4320"/>
+        </w:tabs>
+        <w:ind w:left="4320" w:hanging="360"/>
+      </w:pPr>
+      <w:rPr>
+        <w:rFonts w:ascii="Wingdings" w:hAnsi="Wingdings" w:hint="default"/>
+        <w:sz w:val="20"/>
+      </w:rPr>
+    </w:lvl>
+    <w:lvl w:ilvl="6" w:tentative="1">
+      <w:start w:val="1"/>
+      <w:numFmt w:val="bullet"/>
+      <w:lvlText w:val=""/>
+      <w:lvlJc w:val="left"/>
+      <w:pPr>
+        <w:tabs>
+          <w:tab w:val="num" w:pos="5040"/>
+        </w:tabs>
+        <w:ind w:left="5040" w:hanging="360"/>
+      </w:pPr>
+      <w:rPr>
+        <w:rFonts w:ascii="Wingdings" w:hAnsi="Wingdings" w:hint="default"/>
+        <w:sz w:val="20"/>
+      </w:rPr>
+    </w:lvl>
+    <w:lvl w:ilvl="7" w:tentative="1">
+      <w:start w:val="1"/>
+      <w:numFmt w:val="bullet"/>
+      <w:lvlText w:val=""/>
+      <w:lvlJc w:val="left"/>
+      <w:pPr>
+        <w:tabs>
+          <w:tab w:val="num" w:pos="5760"/>
+        </w:tabs>
+        <w:ind w:left="5760" w:hanging="360"/>
+      </w:pPr>
+      <w:rPr>
+        <w:rFonts w:ascii="Wingdings" w:hAnsi="Wingdings" w:hint="default"/>
+        <w:sz w:val="20"/>
+      </w:rPr>
+    </w:lvl>
+    <w:lvl w:ilvl="8" w:tentative="1">
+      <w:start w:val="1"/>
+      <w:numFmt w:val="bullet"/>
+      <w:lvlText w:val=""/>
+      <w:lvlJc w:val="left"/>
+      <w:pPr>
+        <w:tabs>
+          <w:tab w:val="num" w:pos="6480"/>
+        </w:tabs>
+        <w:ind w:left="6480" w:hanging="360"/>
+      </w:pPr>
+      <w:rPr>
+        <w:rFonts w:ascii="Wingdings" w:hAnsi="Wingdings" w:hint="default"/>
+        <w:sz w:val="20"/>
+      </w:rPr>
+    </w:lvl>
+  </w:abstractNum>
+  <w:abstractNum w:abstractNumId="43" w15:restartNumberingAfterBreak="0">
+    <w:nsid w:val="63B319BD"/>
+    <w:multiLevelType w:val="multilevel"/>
+    <w:tmpl w:val="5366C04C"/>
+    <w:lvl w:ilvl="0">
+      <w:start w:val="1"/>
+      <w:numFmt w:val="bullet"/>
+      <w:lvlText w:val=""/>
+      <w:lvlJc w:val="left"/>
+      <w:pPr>
+        <w:tabs>
+          <w:tab w:val="num" w:pos="720"/>
+        </w:tabs>
+        <w:ind w:left="720" w:hanging="360"/>
+      </w:pPr>
+      <w:rPr>
+        <w:rFonts w:ascii="Symbol" w:hAnsi="Symbol" w:hint="default"/>
+        <w:sz w:val="20"/>
+      </w:rPr>
+    </w:lvl>
+    <w:lvl w:ilvl="1" w:tentative="1">
+      <w:start w:val="1"/>
+      <w:numFmt w:val="bullet"/>
+      <w:lvlText w:val="o"/>
+      <w:lvlJc w:val="left"/>
+      <w:pPr>
+        <w:tabs>
+          <w:tab w:val="num" w:pos="1440"/>
+        </w:tabs>
+        <w:ind w:left="1440" w:hanging="360"/>
+      </w:pPr>
+      <w:rPr>
+        <w:rFonts w:ascii="Courier New" w:hAnsi="Courier New" w:hint="default"/>
+        <w:sz w:val="20"/>
+      </w:rPr>
+    </w:lvl>
+    <w:lvl w:ilvl="2" w:tentative="1">
+      <w:start w:val="1"/>
+      <w:numFmt w:val="bullet"/>
+      <w:lvlText w:val=""/>
+      <w:lvlJc w:val="left"/>
+      <w:pPr>
+        <w:tabs>
+          <w:tab w:val="num" w:pos="2160"/>
+        </w:tabs>
+        <w:ind w:left="2160" w:hanging="360"/>
+      </w:pPr>
+      <w:rPr>
+        <w:rFonts w:ascii="Wingdings" w:hAnsi="Wingdings" w:hint="default"/>
+        <w:sz w:val="20"/>
+      </w:rPr>
+    </w:lvl>
+    <w:lvl w:ilvl="3" w:tentative="1">
+      <w:start w:val="1"/>
+      <w:numFmt w:val="bullet"/>
+      <w:lvlText w:val=""/>
+      <w:lvlJc w:val="left"/>
+      <w:pPr>
+        <w:tabs>
+          <w:tab w:val="num" w:pos="2880"/>
+        </w:tabs>
+        <w:ind w:left="2880" w:hanging="360"/>
+      </w:pPr>
+      <w:rPr>
+        <w:rFonts w:ascii="Wingdings" w:hAnsi="Wingdings" w:hint="default"/>
+        <w:sz w:val="20"/>
+      </w:rPr>
+    </w:lvl>
+    <w:lvl w:ilvl="4" w:tentative="1">
+      <w:start w:val="1"/>
+      <w:numFmt w:val="bullet"/>
+      <w:lvlText w:val=""/>
+      <w:lvlJc w:val="left"/>
+      <w:pPr>
+        <w:tabs>
+          <w:tab w:val="num" w:pos="3600"/>
+        </w:tabs>
+        <w:ind w:left="3600" w:hanging="360"/>
+      </w:pPr>
+      <w:rPr>
+        <w:rFonts w:ascii="Wingdings" w:hAnsi="Wingdings" w:hint="default"/>
+        <w:sz w:val="20"/>
+      </w:rPr>
+    </w:lvl>
+    <w:lvl w:ilvl="5" w:tentative="1">
+      <w:start w:val="1"/>
+      <w:numFmt w:val="bullet"/>
+      <w:lvlText w:val=""/>
+      <w:lvlJc w:val="left"/>
+      <w:pPr>
+        <w:tabs>
+          <w:tab w:val="num" w:pos="4320"/>
+        </w:tabs>
+        <w:ind w:left="4320" w:hanging="360"/>
+      </w:pPr>
+      <w:rPr>
+        <w:rFonts w:ascii="Wingdings" w:hAnsi="Wingdings" w:hint="default"/>
+        <w:sz w:val="20"/>
+      </w:rPr>
+    </w:lvl>
+    <w:lvl w:ilvl="6" w:tentative="1">
+      <w:start w:val="1"/>
+      <w:numFmt w:val="bullet"/>
+      <w:lvlText w:val=""/>
+      <w:lvlJc w:val="left"/>
+      <w:pPr>
+        <w:tabs>
+          <w:tab w:val="num" w:pos="5040"/>
+        </w:tabs>
+        <w:ind w:left="5040" w:hanging="360"/>
+      </w:pPr>
+      <w:rPr>
+        <w:rFonts w:ascii="Wingdings" w:hAnsi="Wingdings" w:hint="default"/>
+        <w:sz w:val="20"/>
+      </w:rPr>
+    </w:lvl>
+    <w:lvl w:ilvl="7" w:tentative="1">
+      <w:start w:val="1"/>
+      <w:numFmt w:val="bullet"/>
+      <w:lvlText w:val=""/>
+      <w:lvlJc w:val="left"/>
+      <w:pPr>
+        <w:tabs>
+          <w:tab w:val="num" w:pos="5760"/>
+        </w:tabs>
+        <w:ind w:left="5760" w:hanging="360"/>
+      </w:pPr>
+      <w:rPr>
+        <w:rFonts w:ascii="Wingdings" w:hAnsi="Wingdings" w:hint="default"/>
+        <w:sz w:val="20"/>
+      </w:rPr>
+    </w:lvl>
+    <w:lvl w:ilvl="8" w:tentative="1">
+      <w:start w:val="1"/>
+      <w:numFmt w:val="bullet"/>
+      <w:lvlText w:val=""/>
+      <w:lvlJc w:val="left"/>
+      <w:pPr>
+        <w:tabs>
+          <w:tab w:val="num" w:pos="6480"/>
+        </w:tabs>
+        <w:ind w:left="6480" w:hanging="360"/>
+      </w:pPr>
+      <w:rPr>
+        <w:rFonts w:ascii="Wingdings" w:hAnsi="Wingdings" w:hint="default"/>
+        <w:sz w:val="20"/>
+      </w:rPr>
+    </w:lvl>
+  </w:abstractNum>
+  <w:abstractNum w:abstractNumId="44" w15:restartNumberingAfterBreak="0">
     <w:nsid w:val="63E753C5"/>
     <w:multiLevelType w:val="multilevel"/>
     <w:tmpl w:val="C90A1FA4"/>
@@ -7186,7 +13511,901 @@
       </w:rPr>
     </w:lvl>
   </w:abstractNum>
-  <w:abstractNum w:abstractNumId="25" w15:restartNumberingAfterBreak="0">
+  <w:abstractNum w:abstractNumId="45" w15:restartNumberingAfterBreak="0">
+    <w:nsid w:val="670509B1"/>
+    <w:multiLevelType w:val="multilevel"/>
+    <w:tmpl w:val="0A68A386"/>
+    <w:lvl w:ilvl="0">
+      <w:start w:val="1"/>
+      <w:numFmt w:val="bullet"/>
+      <w:lvlText w:val=""/>
+      <w:lvlJc w:val="left"/>
+      <w:pPr>
+        <w:tabs>
+          <w:tab w:val="num" w:pos="720"/>
+        </w:tabs>
+        <w:ind w:left="720" w:hanging="360"/>
+      </w:pPr>
+      <w:rPr>
+        <w:rFonts w:ascii="Symbol" w:hAnsi="Symbol" w:hint="default"/>
+        <w:sz w:val="20"/>
+      </w:rPr>
+    </w:lvl>
+    <w:lvl w:ilvl="1" w:tentative="1">
+      <w:start w:val="1"/>
+      <w:numFmt w:val="bullet"/>
+      <w:lvlText w:val="o"/>
+      <w:lvlJc w:val="left"/>
+      <w:pPr>
+        <w:tabs>
+          <w:tab w:val="num" w:pos="1440"/>
+        </w:tabs>
+        <w:ind w:left="1440" w:hanging="360"/>
+      </w:pPr>
+      <w:rPr>
+        <w:rFonts w:ascii="Courier New" w:hAnsi="Courier New" w:hint="default"/>
+        <w:sz w:val="20"/>
+      </w:rPr>
+    </w:lvl>
+    <w:lvl w:ilvl="2" w:tentative="1">
+      <w:start w:val="1"/>
+      <w:numFmt w:val="bullet"/>
+      <w:lvlText w:val=""/>
+      <w:lvlJc w:val="left"/>
+      <w:pPr>
+        <w:tabs>
+          <w:tab w:val="num" w:pos="2160"/>
+        </w:tabs>
+        <w:ind w:left="2160" w:hanging="360"/>
+      </w:pPr>
+      <w:rPr>
+        <w:rFonts w:ascii="Wingdings" w:hAnsi="Wingdings" w:hint="default"/>
+        <w:sz w:val="20"/>
+      </w:rPr>
+    </w:lvl>
+    <w:lvl w:ilvl="3" w:tentative="1">
+      <w:start w:val="1"/>
+      <w:numFmt w:val="bullet"/>
+      <w:lvlText w:val=""/>
+      <w:lvlJc w:val="left"/>
+      <w:pPr>
+        <w:tabs>
+          <w:tab w:val="num" w:pos="2880"/>
+        </w:tabs>
+        <w:ind w:left="2880" w:hanging="360"/>
+      </w:pPr>
+      <w:rPr>
+        <w:rFonts w:ascii="Wingdings" w:hAnsi="Wingdings" w:hint="default"/>
+        <w:sz w:val="20"/>
+      </w:rPr>
+    </w:lvl>
+    <w:lvl w:ilvl="4" w:tentative="1">
+      <w:start w:val="1"/>
+      <w:numFmt w:val="bullet"/>
+      <w:lvlText w:val=""/>
+      <w:lvlJc w:val="left"/>
+      <w:pPr>
+        <w:tabs>
+          <w:tab w:val="num" w:pos="3600"/>
+        </w:tabs>
+        <w:ind w:left="3600" w:hanging="360"/>
+      </w:pPr>
+      <w:rPr>
+        <w:rFonts w:ascii="Wingdings" w:hAnsi="Wingdings" w:hint="default"/>
+        <w:sz w:val="20"/>
+      </w:rPr>
+    </w:lvl>
+    <w:lvl w:ilvl="5" w:tentative="1">
+      <w:start w:val="1"/>
+      <w:numFmt w:val="bullet"/>
+      <w:lvlText w:val=""/>
+      <w:lvlJc w:val="left"/>
+      <w:pPr>
+        <w:tabs>
+          <w:tab w:val="num" w:pos="4320"/>
+        </w:tabs>
+        <w:ind w:left="4320" w:hanging="360"/>
+      </w:pPr>
+      <w:rPr>
+        <w:rFonts w:ascii="Wingdings" w:hAnsi="Wingdings" w:hint="default"/>
+        <w:sz w:val="20"/>
+      </w:rPr>
+    </w:lvl>
+    <w:lvl w:ilvl="6" w:tentative="1">
+      <w:start w:val="1"/>
+      <w:numFmt w:val="bullet"/>
+      <w:lvlText w:val=""/>
+      <w:lvlJc w:val="left"/>
+      <w:pPr>
+        <w:tabs>
+          <w:tab w:val="num" w:pos="5040"/>
+        </w:tabs>
+        <w:ind w:left="5040" w:hanging="360"/>
+      </w:pPr>
+      <w:rPr>
+        <w:rFonts w:ascii="Wingdings" w:hAnsi="Wingdings" w:hint="default"/>
+        <w:sz w:val="20"/>
+      </w:rPr>
+    </w:lvl>
+    <w:lvl w:ilvl="7" w:tentative="1">
+      <w:start w:val="1"/>
+      <w:numFmt w:val="bullet"/>
+      <w:lvlText w:val=""/>
+      <w:lvlJc w:val="left"/>
+      <w:pPr>
+        <w:tabs>
+          <w:tab w:val="num" w:pos="5760"/>
+        </w:tabs>
+        <w:ind w:left="5760" w:hanging="360"/>
+      </w:pPr>
+      <w:rPr>
+        <w:rFonts w:ascii="Wingdings" w:hAnsi="Wingdings" w:hint="default"/>
+        <w:sz w:val="20"/>
+      </w:rPr>
+    </w:lvl>
+    <w:lvl w:ilvl="8" w:tentative="1">
+      <w:start w:val="1"/>
+      <w:numFmt w:val="bullet"/>
+      <w:lvlText w:val=""/>
+      <w:lvlJc w:val="left"/>
+      <w:pPr>
+        <w:tabs>
+          <w:tab w:val="num" w:pos="6480"/>
+        </w:tabs>
+        <w:ind w:left="6480" w:hanging="360"/>
+      </w:pPr>
+      <w:rPr>
+        <w:rFonts w:ascii="Wingdings" w:hAnsi="Wingdings" w:hint="default"/>
+        <w:sz w:val="20"/>
+      </w:rPr>
+    </w:lvl>
+  </w:abstractNum>
+  <w:abstractNum w:abstractNumId="46" w15:restartNumberingAfterBreak="0">
+    <w:nsid w:val="68AE1A80"/>
+    <w:multiLevelType w:val="multilevel"/>
+    <w:tmpl w:val="9FD6588C"/>
+    <w:lvl w:ilvl="0">
+      <w:start w:val="1"/>
+      <w:numFmt w:val="bullet"/>
+      <w:lvlText w:val=""/>
+      <w:lvlJc w:val="left"/>
+      <w:pPr>
+        <w:tabs>
+          <w:tab w:val="num" w:pos="720"/>
+        </w:tabs>
+        <w:ind w:left="720" w:hanging="360"/>
+      </w:pPr>
+      <w:rPr>
+        <w:rFonts w:ascii="Symbol" w:hAnsi="Symbol" w:hint="default"/>
+        <w:sz w:val="20"/>
+      </w:rPr>
+    </w:lvl>
+    <w:lvl w:ilvl="1" w:tentative="1">
+      <w:start w:val="1"/>
+      <w:numFmt w:val="bullet"/>
+      <w:lvlText w:val="o"/>
+      <w:lvlJc w:val="left"/>
+      <w:pPr>
+        <w:tabs>
+          <w:tab w:val="num" w:pos="1440"/>
+        </w:tabs>
+        <w:ind w:left="1440" w:hanging="360"/>
+      </w:pPr>
+      <w:rPr>
+        <w:rFonts w:ascii="Courier New" w:hAnsi="Courier New" w:hint="default"/>
+        <w:sz w:val="20"/>
+      </w:rPr>
+    </w:lvl>
+    <w:lvl w:ilvl="2" w:tentative="1">
+      <w:start w:val="1"/>
+      <w:numFmt w:val="bullet"/>
+      <w:lvlText w:val=""/>
+      <w:lvlJc w:val="left"/>
+      <w:pPr>
+        <w:tabs>
+          <w:tab w:val="num" w:pos="2160"/>
+        </w:tabs>
+        <w:ind w:left="2160" w:hanging="360"/>
+      </w:pPr>
+      <w:rPr>
+        <w:rFonts w:ascii="Wingdings" w:hAnsi="Wingdings" w:hint="default"/>
+        <w:sz w:val="20"/>
+      </w:rPr>
+    </w:lvl>
+    <w:lvl w:ilvl="3" w:tentative="1">
+      <w:start w:val="1"/>
+      <w:numFmt w:val="bullet"/>
+      <w:lvlText w:val=""/>
+      <w:lvlJc w:val="left"/>
+      <w:pPr>
+        <w:tabs>
+          <w:tab w:val="num" w:pos="2880"/>
+        </w:tabs>
+        <w:ind w:left="2880" w:hanging="360"/>
+      </w:pPr>
+      <w:rPr>
+        <w:rFonts w:ascii="Wingdings" w:hAnsi="Wingdings" w:hint="default"/>
+        <w:sz w:val="20"/>
+      </w:rPr>
+    </w:lvl>
+    <w:lvl w:ilvl="4" w:tentative="1">
+      <w:start w:val="1"/>
+      <w:numFmt w:val="bullet"/>
+      <w:lvlText w:val=""/>
+      <w:lvlJc w:val="left"/>
+      <w:pPr>
+        <w:tabs>
+          <w:tab w:val="num" w:pos="3600"/>
+        </w:tabs>
+        <w:ind w:left="3600" w:hanging="360"/>
+      </w:pPr>
+      <w:rPr>
+        <w:rFonts w:ascii="Wingdings" w:hAnsi="Wingdings" w:hint="default"/>
+        <w:sz w:val="20"/>
+      </w:rPr>
+    </w:lvl>
+    <w:lvl w:ilvl="5" w:tentative="1">
+      <w:start w:val="1"/>
+      <w:numFmt w:val="bullet"/>
+      <w:lvlText w:val=""/>
+      <w:lvlJc w:val="left"/>
+      <w:pPr>
+        <w:tabs>
+          <w:tab w:val="num" w:pos="4320"/>
+        </w:tabs>
+        <w:ind w:left="4320" w:hanging="360"/>
+      </w:pPr>
+      <w:rPr>
+        <w:rFonts w:ascii="Wingdings" w:hAnsi="Wingdings" w:hint="default"/>
+        <w:sz w:val="20"/>
+      </w:rPr>
+    </w:lvl>
+    <w:lvl w:ilvl="6" w:tentative="1">
+      <w:start w:val="1"/>
+      <w:numFmt w:val="bullet"/>
+      <w:lvlText w:val=""/>
+      <w:lvlJc w:val="left"/>
+      <w:pPr>
+        <w:tabs>
+          <w:tab w:val="num" w:pos="5040"/>
+        </w:tabs>
+        <w:ind w:left="5040" w:hanging="360"/>
+      </w:pPr>
+      <w:rPr>
+        <w:rFonts w:ascii="Wingdings" w:hAnsi="Wingdings" w:hint="default"/>
+        <w:sz w:val="20"/>
+      </w:rPr>
+    </w:lvl>
+    <w:lvl w:ilvl="7" w:tentative="1">
+      <w:start w:val="1"/>
+      <w:numFmt w:val="bullet"/>
+      <w:lvlText w:val=""/>
+      <w:lvlJc w:val="left"/>
+      <w:pPr>
+        <w:tabs>
+          <w:tab w:val="num" w:pos="5760"/>
+        </w:tabs>
+        <w:ind w:left="5760" w:hanging="360"/>
+      </w:pPr>
+      <w:rPr>
+        <w:rFonts w:ascii="Wingdings" w:hAnsi="Wingdings" w:hint="default"/>
+        <w:sz w:val="20"/>
+      </w:rPr>
+    </w:lvl>
+    <w:lvl w:ilvl="8" w:tentative="1">
+      <w:start w:val="1"/>
+      <w:numFmt w:val="bullet"/>
+      <w:lvlText w:val=""/>
+      <w:lvlJc w:val="left"/>
+      <w:pPr>
+        <w:tabs>
+          <w:tab w:val="num" w:pos="6480"/>
+        </w:tabs>
+        <w:ind w:left="6480" w:hanging="360"/>
+      </w:pPr>
+      <w:rPr>
+        <w:rFonts w:ascii="Wingdings" w:hAnsi="Wingdings" w:hint="default"/>
+        <w:sz w:val="20"/>
+      </w:rPr>
+    </w:lvl>
+  </w:abstractNum>
+  <w:abstractNum w:abstractNumId="47" w15:restartNumberingAfterBreak="0">
+    <w:nsid w:val="7266050A"/>
+    <w:multiLevelType w:val="multilevel"/>
+    <w:tmpl w:val="0EC4C3DA"/>
+    <w:lvl w:ilvl="0">
+      <w:start w:val="1"/>
+      <w:numFmt w:val="bullet"/>
+      <w:lvlText w:val=""/>
+      <w:lvlJc w:val="left"/>
+      <w:pPr>
+        <w:tabs>
+          <w:tab w:val="num" w:pos="720"/>
+        </w:tabs>
+        <w:ind w:left="720" w:hanging="360"/>
+      </w:pPr>
+      <w:rPr>
+        <w:rFonts w:ascii="Symbol" w:hAnsi="Symbol" w:hint="default"/>
+        <w:sz w:val="20"/>
+      </w:rPr>
+    </w:lvl>
+    <w:lvl w:ilvl="1" w:tentative="1">
+      <w:start w:val="1"/>
+      <w:numFmt w:val="bullet"/>
+      <w:lvlText w:val="o"/>
+      <w:lvlJc w:val="left"/>
+      <w:pPr>
+        <w:tabs>
+          <w:tab w:val="num" w:pos="1440"/>
+        </w:tabs>
+        <w:ind w:left="1440" w:hanging="360"/>
+      </w:pPr>
+      <w:rPr>
+        <w:rFonts w:ascii="Courier New" w:hAnsi="Courier New" w:hint="default"/>
+        <w:sz w:val="20"/>
+      </w:rPr>
+    </w:lvl>
+    <w:lvl w:ilvl="2" w:tentative="1">
+      <w:start w:val="1"/>
+      <w:numFmt w:val="bullet"/>
+      <w:lvlText w:val=""/>
+      <w:lvlJc w:val="left"/>
+      <w:pPr>
+        <w:tabs>
+          <w:tab w:val="num" w:pos="2160"/>
+        </w:tabs>
+        <w:ind w:left="2160" w:hanging="360"/>
+      </w:pPr>
+      <w:rPr>
+        <w:rFonts w:ascii="Wingdings" w:hAnsi="Wingdings" w:hint="default"/>
+        <w:sz w:val="20"/>
+      </w:rPr>
+    </w:lvl>
+    <w:lvl w:ilvl="3" w:tentative="1">
+      <w:start w:val="1"/>
+      <w:numFmt w:val="bullet"/>
+      <w:lvlText w:val=""/>
+      <w:lvlJc w:val="left"/>
+      <w:pPr>
+        <w:tabs>
+          <w:tab w:val="num" w:pos="2880"/>
+        </w:tabs>
+        <w:ind w:left="2880" w:hanging="360"/>
+      </w:pPr>
+      <w:rPr>
+        <w:rFonts w:ascii="Wingdings" w:hAnsi="Wingdings" w:hint="default"/>
+        <w:sz w:val="20"/>
+      </w:rPr>
+    </w:lvl>
+    <w:lvl w:ilvl="4" w:tentative="1">
+      <w:start w:val="1"/>
+      <w:numFmt w:val="bullet"/>
+      <w:lvlText w:val=""/>
+      <w:lvlJc w:val="left"/>
+      <w:pPr>
+        <w:tabs>
+          <w:tab w:val="num" w:pos="3600"/>
+        </w:tabs>
+        <w:ind w:left="3600" w:hanging="360"/>
+      </w:pPr>
+      <w:rPr>
+        <w:rFonts w:ascii="Wingdings" w:hAnsi="Wingdings" w:hint="default"/>
+        <w:sz w:val="20"/>
+      </w:rPr>
+    </w:lvl>
+    <w:lvl w:ilvl="5" w:tentative="1">
+      <w:start w:val="1"/>
+      <w:numFmt w:val="bullet"/>
+      <w:lvlText w:val=""/>
+      <w:lvlJc w:val="left"/>
+      <w:pPr>
+        <w:tabs>
+          <w:tab w:val="num" w:pos="4320"/>
+        </w:tabs>
+        <w:ind w:left="4320" w:hanging="360"/>
+      </w:pPr>
+      <w:rPr>
+        <w:rFonts w:ascii="Wingdings" w:hAnsi="Wingdings" w:hint="default"/>
+        <w:sz w:val="20"/>
+      </w:rPr>
+    </w:lvl>
+    <w:lvl w:ilvl="6" w:tentative="1">
+      <w:start w:val="1"/>
+      <w:numFmt w:val="bullet"/>
+      <w:lvlText w:val=""/>
+      <w:lvlJc w:val="left"/>
+      <w:pPr>
+        <w:tabs>
+          <w:tab w:val="num" w:pos="5040"/>
+        </w:tabs>
+        <w:ind w:left="5040" w:hanging="360"/>
+      </w:pPr>
+      <w:rPr>
+        <w:rFonts w:ascii="Wingdings" w:hAnsi="Wingdings" w:hint="default"/>
+        <w:sz w:val="20"/>
+      </w:rPr>
+    </w:lvl>
+    <w:lvl w:ilvl="7" w:tentative="1">
+      <w:start w:val="1"/>
+      <w:numFmt w:val="bullet"/>
+      <w:lvlText w:val=""/>
+      <w:lvlJc w:val="left"/>
+      <w:pPr>
+        <w:tabs>
+          <w:tab w:val="num" w:pos="5760"/>
+        </w:tabs>
+        <w:ind w:left="5760" w:hanging="360"/>
+      </w:pPr>
+      <w:rPr>
+        <w:rFonts w:ascii="Wingdings" w:hAnsi="Wingdings" w:hint="default"/>
+        <w:sz w:val="20"/>
+      </w:rPr>
+    </w:lvl>
+    <w:lvl w:ilvl="8" w:tentative="1">
+      <w:start w:val="1"/>
+      <w:numFmt w:val="bullet"/>
+      <w:lvlText w:val=""/>
+      <w:lvlJc w:val="left"/>
+      <w:pPr>
+        <w:tabs>
+          <w:tab w:val="num" w:pos="6480"/>
+        </w:tabs>
+        <w:ind w:left="6480" w:hanging="360"/>
+      </w:pPr>
+      <w:rPr>
+        <w:rFonts w:ascii="Wingdings" w:hAnsi="Wingdings" w:hint="default"/>
+        <w:sz w:val="20"/>
+      </w:rPr>
+    </w:lvl>
+  </w:abstractNum>
+  <w:abstractNum w:abstractNumId="48" w15:restartNumberingAfterBreak="0">
+    <w:nsid w:val="78A05848"/>
+    <w:multiLevelType w:val="multilevel"/>
+    <w:tmpl w:val="1C6E11DC"/>
+    <w:lvl w:ilvl="0">
+      <w:start w:val="1"/>
+      <w:numFmt w:val="bullet"/>
+      <w:lvlText w:val=""/>
+      <w:lvlJc w:val="left"/>
+      <w:pPr>
+        <w:tabs>
+          <w:tab w:val="num" w:pos="720"/>
+        </w:tabs>
+        <w:ind w:left="720" w:hanging="360"/>
+      </w:pPr>
+      <w:rPr>
+        <w:rFonts w:ascii="Symbol" w:hAnsi="Symbol" w:hint="default"/>
+        <w:sz w:val="20"/>
+      </w:rPr>
+    </w:lvl>
+    <w:lvl w:ilvl="1" w:tentative="1">
+      <w:start w:val="1"/>
+      <w:numFmt w:val="bullet"/>
+      <w:lvlText w:val="o"/>
+      <w:lvlJc w:val="left"/>
+      <w:pPr>
+        <w:tabs>
+          <w:tab w:val="num" w:pos="1440"/>
+        </w:tabs>
+        <w:ind w:left="1440" w:hanging="360"/>
+      </w:pPr>
+      <w:rPr>
+        <w:rFonts w:ascii="Courier New" w:hAnsi="Courier New" w:hint="default"/>
+        <w:sz w:val="20"/>
+      </w:rPr>
+    </w:lvl>
+    <w:lvl w:ilvl="2" w:tentative="1">
+      <w:start w:val="1"/>
+      <w:numFmt w:val="bullet"/>
+      <w:lvlText w:val=""/>
+      <w:lvlJc w:val="left"/>
+      <w:pPr>
+        <w:tabs>
+          <w:tab w:val="num" w:pos="2160"/>
+        </w:tabs>
+        <w:ind w:left="2160" w:hanging="360"/>
+      </w:pPr>
+      <w:rPr>
+        <w:rFonts w:ascii="Wingdings" w:hAnsi="Wingdings" w:hint="default"/>
+        <w:sz w:val="20"/>
+      </w:rPr>
+    </w:lvl>
+    <w:lvl w:ilvl="3" w:tentative="1">
+      <w:start w:val="1"/>
+      <w:numFmt w:val="bullet"/>
+      <w:lvlText w:val=""/>
+      <w:lvlJc w:val="left"/>
+      <w:pPr>
+        <w:tabs>
+          <w:tab w:val="num" w:pos="2880"/>
+        </w:tabs>
+        <w:ind w:left="2880" w:hanging="360"/>
+      </w:pPr>
+      <w:rPr>
+        <w:rFonts w:ascii="Wingdings" w:hAnsi="Wingdings" w:hint="default"/>
+        <w:sz w:val="20"/>
+      </w:rPr>
+    </w:lvl>
+    <w:lvl w:ilvl="4" w:tentative="1">
+      <w:start w:val="1"/>
+      <w:numFmt w:val="bullet"/>
+      <w:lvlText w:val=""/>
+      <w:lvlJc w:val="left"/>
+      <w:pPr>
+        <w:tabs>
+          <w:tab w:val="num" w:pos="3600"/>
+        </w:tabs>
+        <w:ind w:left="3600" w:hanging="360"/>
+      </w:pPr>
+      <w:rPr>
+        <w:rFonts w:ascii="Wingdings" w:hAnsi="Wingdings" w:hint="default"/>
+        <w:sz w:val="20"/>
+      </w:rPr>
+    </w:lvl>
+    <w:lvl w:ilvl="5" w:tentative="1">
+      <w:start w:val="1"/>
+      <w:numFmt w:val="bullet"/>
+      <w:lvlText w:val=""/>
+      <w:lvlJc w:val="left"/>
+      <w:pPr>
+        <w:tabs>
+          <w:tab w:val="num" w:pos="4320"/>
+        </w:tabs>
+        <w:ind w:left="4320" w:hanging="360"/>
+      </w:pPr>
+      <w:rPr>
+        <w:rFonts w:ascii="Wingdings" w:hAnsi="Wingdings" w:hint="default"/>
+        <w:sz w:val="20"/>
+      </w:rPr>
+    </w:lvl>
+    <w:lvl w:ilvl="6" w:tentative="1">
+      <w:start w:val="1"/>
+      <w:numFmt w:val="bullet"/>
+      <w:lvlText w:val=""/>
+      <w:lvlJc w:val="left"/>
+      <w:pPr>
+        <w:tabs>
+          <w:tab w:val="num" w:pos="5040"/>
+        </w:tabs>
+        <w:ind w:left="5040" w:hanging="360"/>
+      </w:pPr>
+      <w:rPr>
+        <w:rFonts w:ascii="Wingdings" w:hAnsi="Wingdings" w:hint="default"/>
+        <w:sz w:val="20"/>
+      </w:rPr>
+    </w:lvl>
+    <w:lvl w:ilvl="7" w:tentative="1">
+      <w:start w:val="1"/>
+      <w:numFmt w:val="bullet"/>
+      <w:lvlText w:val=""/>
+      <w:lvlJc w:val="left"/>
+      <w:pPr>
+        <w:tabs>
+          <w:tab w:val="num" w:pos="5760"/>
+        </w:tabs>
+        <w:ind w:left="5760" w:hanging="360"/>
+      </w:pPr>
+      <w:rPr>
+        <w:rFonts w:ascii="Wingdings" w:hAnsi="Wingdings" w:hint="default"/>
+        <w:sz w:val="20"/>
+      </w:rPr>
+    </w:lvl>
+    <w:lvl w:ilvl="8" w:tentative="1">
+      <w:start w:val="1"/>
+      <w:numFmt w:val="bullet"/>
+      <w:lvlText w:val=""/>
+      <w:lvlJc w:val="left"/>
+      <w:pPr>
+        <w:tabs>
+          <w:tab w:val="num" w:pos="6480"/>
+        </w:tabs>
+        <w:ind w:left="6480" w:hanging="360"/>
+      </w:pPr>
+      <w:rPr>
+        <w:rFonts w:ascii="Wingdings" w:hAnsi="Wingdings" w:hint="default"/>
+        <w:sz w:val="20"/>
+      </w:rPr>
+    </w:lvl>
+  </w:abstractNum>
+  <w:abstractNum w:abstractNumId="49" w15:restartNumberingAfterBreak="0">
+    <w:nsid w:val="7A6120FF"/>
+    <w:multiLevelType w:val="multilevel"/>
+    <w:tmpl w:val="35403B98"/>
+    <w:lvl w:ilvl="0">
+      <w:start w:val="1"/>
+      <w:numFmt w:val="bullet"/>
+      <w:lvlText w:val=""/>
+      <w:lvlJc w:val="left"/>
+      <w:pPr>
+        <w:tabs>
+          <w:tab w:val="num" w:pos="720"/>
+        </w:tabs>
+        <w:ind w:left="720" w:hanging="360"/>
+      </w:pPr>
+      <w:rPr>
+        <w:rFonts w:ascii="Symbol" w:hAnsi="Symbol" w:hint="default"/>
+        <w:sz w:val="20"/>
+      </w:rPr>
+    </w:lvl>
+    <w:lvl w:ilvl="1" w:tentative="1">
+      <w:start w:val="1"/>
+      <w:numFmt w:val="bullet"/>
+      <w:lvlText w:val="o"/>
+      <w:lvlJc w:val="left"/>
+      <w:pPr>
+        <w:tabs>
+          <w:tab w:val="num" w:pos="1440"/>
+        </w:tabs>
+        <w:ind w:left="1440" w:hanging="360"/>
+      </w:pPr>
+      <w:rPr>
+        <w:rFonts w:ascii="Courier New" w:hAnsi="Courier New" w:hint="default"/>
+        <w:sz w:val="20"/>
+      </w:rPr>
+    </w:lvl>
+    <w:lvl w:ilvl="2" w:tentative="1">
+      <w:start w:val="1"/>
+      <w:numFmt w:val="bullet"/>
+      <w:lvlText w:val=""/>
+      <w:lvlJc w:val="left"/>
+      <w:pPr>
+        <w:tabs>
+          <w:tab w:val="num" w:pos="2160"/>
+        </w:tabs>
+        <w:ind w:left="2160" w:hanging="360"/>
+      </w:pPr>
+      <w:rPr>
+        <w:rFonts w:ascii="Wingdings" w:hAnsi="Wingdings" w:hint="default"/>
+        <w:sz w:val="20"/>
+      </w:rPr>
+    </w:lvl>
+    <w:lvl w:ilvl="3" w:tentative="1">
+      <w:start w:val="1"/>
+      <w:numFmt w:val="bullet"/>
+      <w:lvlText w:val=""/>
+      <w:lvlJc w:val="left"/>
+      <w:pPr>
+        <w:tabs>
+          <w:tab w:val="num" w:pos="2880"/>
+        </w:tabs>
+        <w:ind w:left="2880" w:hanging="360"/>
+      </w:pPr>
+      <w:rPr>
+        <w:rFonts w:ascii="Wingdings" w:hAnsi="Wingdings" w:hint="default"/>
+        <w:sz w:val="20"/>
+      </w:rPr>
+    </w:lvl>
+    <w:lvl w:ilvl="4" w:tentative="1">
+      <w:start w:val="1"/>
+      <w:numFmt w:val="bullet"/>
+      <w:lvlText w:val=""/>
+      <w:lvlJc w:val="left"/>
+      <w:pPr>
+        <w:tabs>
+          <w:tab w:val="num" w:pos="3600"/>
+        </w:tabs>
+        <w:ind w:left="3600" w:hanging="360"/>
+      </w:pPr>
+      <w:rPr>
+        <w:rFonts w:ascii="Wingdings" w:hAnsi="Wingdings" w:hint="default"/>
+        <w:sz w:val="20"/>
+      </w:rPr>
+    </w:lvl>
+    <w:lvl w:ilvl="5" w:tentative="1">
+      <w:start w:val="1"/>
+      <w:numFmt w:val="bullet"/>
+      <w:lvlText w:val=""/>
+      <w:lvlJc w:val="left"/>
+      <w:pPr>
+        <w:tabs>
+          <w:tab w:val="num" w:pos="4320"/>
+        </w:tabs>
+        <w:ind w:left="4320" w:hanging="360"/>
+      </w:pPr>
+      <w:rPr>
+        <w:rFonts w:ascii="Wingdings" w:hAnsi="Wingdings" w:hint="default"/>
+        <w:sz w:val="20"/>
+      </w:rPr>
+    </w:lvl>
+    <w:lvl w:ilvl="6" w:tentative="1">
+      <w:start w:val="1"/>
+      <w:numFmt w:val="bullet"/>
+      <w:lvlText w:val=""/>
+      <w:lvlJc w:val="left"/>
+      <w:pPr>
+        <w:tabs>
+          <w:tab w:val="num" w:pos="5040"/>
+        </w:tabs>
+        <w:ind w:left="5040" w:hanging="360"/>
+      </w:pPr>
+      <w:rPr>
+        <w:rFonts w:ascii="Wingdings" w:hAnsi="Wingdings" w:hint="default"/>
+        <w:sz w:val="20"/>
+      </w:rPr>
+    </w:lvl>
+    <w:lvl w:ilvl="7" w:tentative="1">
+      <w:start w:val="1"/>
+      <w:numFmt w:val="bullet"/>
+      <w:lvlText w:val=""/>
+      <w:lvlJc w:val="left"/>
+      <w:pPr>
+        <w:tabs>
+          <w:tab w:val="num" w:pos="5760"/>
+        </w:tabs>
+        <w:ind w:left="5760" w:hanging="360"/>
+      </w:pPr>
+      <w:rPr>
+        <w:rFonts w:ascii="Wingdings" w:hAnsi="Wingdings" w:hint="default"/>
+        <w:sz w:val="20"/>
+      </w:rPr>
+    </w:lvl>
+    <w:lvl w:ilvl="8" w:tentative="1">
+      <w:start w:val="1"/>
+      <w:numFmt w:val="bullet"/>
+      <w:lvlText w:val=""/>
+      <w:lvlJc w:val="left"/>
+      <w:pPr>
+        <w:tabs>
+          <w:tab w:val="num" w:pos="6480"/>
+        </w:tabs>
+        <w:ind w:left="6480" w:hanging="360"/>
+      </w:pPr>
+      <w:rPr>
+        <w:rFonts w:ascii="Wingdings" w:hAnsi="Wingdings" w:hint="default"/>
+        <w:sz w:val="20"/>
+      </w:rPr>
+    </w:lvl>
+  </w:abstractNum>
+  <w:abstractNum w:abstractNumId="50" w15:restartNumberingAfterBreak="0">
+    <w:nsid w:val="7AFB3F68"/>
+    <w:multiLevelType w:val="multilevel"/>
+    <w:tmpl w:val="8B5CCAFE"/>
+    <w:lvl w:ilvl="0">
+      <w:start w:val="1"/>
+      <w:numFmt w:val="bullet"/>
+      <w:lvlText w:val=""/>
+      <w:lvlJc w:val="left"/>
+      <w:pPr>
+        <w:tabs>
+          <w:tab w:val="num" w:pos="720"/>
+        </w:tabs>
+        <w:ind w:left="720" w:hanging="360"/>
+      </w:pPr>
+      <w:rPr>
+        <w:rFonts w:ascii="Symbol" w:hAnsi="Symbol" w:hint="default"/>
+        <w:sz w:val="20"/>
+      </w:rPr>
+    </w:lvl>
+    <w:lvl w:ilvl="1" w:tentative="1">
+      <w:start w:val="1"/>
+      <w:numFmt w:val="bullet"/>
+      <w:lvlText w:val="o"/>
+      <w:lvlJc w:val="left"/>
+      <w:pPr>
+        <w:tabs>
+          <w:tab w:val="num" w:pos="1440"/>
+        </w:tabs>
+        <w:ind w:left="1440" w:hanging="360"/>
+      </w:pPr>
+      <w:rPr>
+        <w:rFonts w:ascii="Courier New" w:hAnsi="Courier New" w:hint="default"/>
+        <w:sz w:val="20"/>
+      </w:rPr>
+    </w:lvl>
+    <w:lvl w:ilvl="2" w:tentative="1">
+      <w:start w:val="1"/>
+      <w:numFmt w:val="bullet"/>
+      <w:lvlText w:val=""/>
+      <w:lvlJc w:val="left"/>
+      <w:pPr>
+        <w:tabs>
+          <w:tab w:val="num" w:pos="2160"/>
+        </w:tabs>
+        <w:ind w:left="2160" w:hanging="360"/>
+      </w:pPr>
+      <w:rPr>
+        <w:rFonts w:ascii="Wingdings" w:hAnsi="Wingdings" w:hint="default"/>
+        <w:sz w:val="20"/>
+      </w:rPr>
+    </w:lvl>
+    <w:lvl w:ilvl="3" w:tentative="1">
+      <w:start w:val="1"/>
+      <w:numFmt w:val="bullet"/>
+      <w:lvlText w:val=""/>
+      <w:lvlJc w:val="left"/>
+      <w:pPr>
+        <w:tabs>
+          <w:tab w:val="num" w:pos="2880"/>
+        </w:tabs>
+        <w:ind w:left="2880" w:hanging="360"/>
+      </w:pPr>
+      <w:rPr>
+        <w:rFonts w:ascii="Wingdings" w:hAnsi="Wingdings" w:hint="default"/>
+        <w:sz w:val="20"/>
+      </w:rPr>
+    </w:lvl>
+    <w:lvl w:ilvl="4" w:tentative="1">
+      <w:start w:val="1"/>
+      <w:numFmt w:val="bullet"/>
+      <w:lvlText w:val=""/>
+      <w:lvlJc w:val="left"/>
+      <w:pPr>
+        <w:tabs>
+          <w:tab w:val="num" w:pos="3600"/>
+        </w:tabs>
+        <w:ind w:left="3600" w:hanging="360"/>
+      </w:pPr>
+      <w:rPr>
+        <w:rFonts w:ascii="Wingdings" w:hAnsi="Wingdings" w:hint="default"/>
+        <w:sz w:val="20"/>
+      </w:rPr>
+    </w:lvl>
+    <w:lvl w:ilvl="5" w:tentative="1">
+      <w:start w:val="1"/>
+      <w:numFmt w:val="bullet"/>
+      <w:lvlText w:val=""/>
+      <w:lvlJc w:val="left"/>
+      <w:pPr>
+        <w:tabs>
+          <w:tab w:val="num" w:pos="4320"/>
+        </w:tabs>
+        <w:ind w:left="4320" w:hanging="360"/>
+      </w:pPr>
+      <w:rPr>
+        <w:rFonts w:ascii="Wingdings" w:hAnsi="Wingdings" w:hint="default"/>
+        <w:sz w:val="20"/>
+      </w:rPr>
+    </w:lvl>
+    <w:lvl w:ilvl="6" w:tentative="1">
+      <w:start w:val="1"/>
+      <w:numFmt w:val="bullet"/>
+      <w:lvlText w:val=""/>
+      <w:lvlJc w:val="left"/>
+      <w:pPr>
+        <w:tabs>
+          <w:tab w:val="num" w:pos="5040"/>
+        </w:tabs>
+        <w:ind w:left="5040" w:hanging="360"/>
+      </w:pPr>
+      <w:rPr>
+        <w:rFonts w:ascii="Wingdings" w:hAnsi="Wingdings" w:hint="default"/>
+        <w:sz w:val="20"/>
+      </w:rPr>
+    </w:lvl>
+    <w:lvl w:ilvl="7" w:tentative="1">
+      <w:start w:val="1"/>
+      <w:numFmt w:val="bullet"/>
+      <w:lvlText w:val=""/>
+      <w:lvlJc w:val="left"/>
+      <w:pPr>
+        <w:tabs>
+          <w:tab w:val="num" w:pos="5760"/>
+        </w:tabs>
+        <w:ind w:left="5760" w:hanging="360"/>
+      </w:pPr>
+      <w:rPr>
+        <w:rFonts w:ascii="Wingdings" w:hAnsi="Wingdings" w:hint="default"/>
+        <w:sz w:val="20"/>
+      </w:rPr>
+    </w:lvl>
+    <w:lvl w:ilvl="8" w:tentative="1">
+      <w:start w:val="1"/>
+      <w:numFmt w:val="bullet"/>
+      <w:lvlText w:val=""/>
+      <w:lvlJc w:val="left"/>
+      <w:pPr>
+        <w:tabs>
+          <w:tab w:val="num" w:pos="6480"/>
+        </w:tabs>
+        <w:ind w:left="6480" w:hanging="360"/>
+      </w:pPr>
+      <w:rPr>
+        <w:rFonts w:ascii="Wingdings" w:hAnsi="Wingdings" w:hint="default"/>
+        <w:sz w:val="20"/>
+      </w:rPr>
+    </w:lvl>
+  </w:abstractNum>
+  <w:abstractNum w:abstractNumId="51" w15:restartNumberingAfterBreak="0">
     <w:nsid w:val="7EF609A7"/>
     <w:multiLevelType w:val="multilevel"/>
     <w:tmpl w:val="0F5EE28C"/>
@@ -7336,82 +14555,160 @@
     </w:lvl>
   </w:abstractNum>
   <w:num w:numId="1" w16cid:durableId="677122671">
+    <w:abstractNumId w:val="40"/>
+  </w:num>
+  <w:num w:numId="2" w16cid:durableId="668872011">
+    <w:abstractNumId w:val="37"/>
+  </w:num>
+  <w:num w:numId="3" w16cid:durableId="787895005">
+    <w:abstractNumId w:val="34"/>
+  </w:num>
+  <w:num w:numId="4" w16cid:durableId="1702897867">
+    <w:abstractNumId w:val="12"/>
+  </w:num>
+  <w:num w:numId="5" w16cid:durableId="1259750622">
+    <w:abstractNumId w:val="14"/>
+  </w:num>
+  <w:num w:numId="6" w16cid:durableId="35156610">
+    <w:abstractNumId w:val="33"/>
+  </w:num>
+  <w:num w:numId="7" w16cid:durableId="1505589649">
+    <w:abstractNumId w:val="25"/>
+  </w:num>
+  <w:num w:numId="8" w16cid:durableId="1081877463">
+    <w:abstractNumId w:val="3"/>
+  </w:num>
+  <w:num w:numId="9" w16cid:durableId="1984462035">
+    <w:abstractNumId w:val="24"/>
+  </w:num>
+  <w:num w:numId="10" w16cid:durableId="544215772">
+    <w:abstractNumId w:val="8"/>
+  </w:num>
+  <w:num w:numId="11" w16cid:durableId="352851700">
+    <w:abstractNumId w:val="17"/>
+  </w:num>
+  <w:num w:numId="12" w16cid:durableId="2140684434">
+    <w:abstractNumId w:val="35"/>
+  </w:num>
+  <w:num w:numId="13" w16cid:durableId="1970165522">
+    <w:abstractNumId w:val="39"/>
+  </w:num>
+  <w:num w:numId="14" w16cid:durableId="1233849391">
+    <w:abstractNumId w:val="7"/>
+  </w:num>
+  <w:num w:numId="15" w16cid:durableId="1961643984">
+    <w:abstractNumId w:val="19"/>
+  </w:num>
+  <w:num w:numId="16" w16cid:durableId="1577327521">
+    <w:abstractNumId w:val="20"/>
+  </w:num>
+  <w:num w:numId="17" w16cid:durableId="84115063">
+    <w:abstractNumId w:val="18"/>
+  </w:num>
+  <w:num w:numId="18" w16cid:durableId="1686974722">
+    <w:abstractNumId w:val="51"/>
+  </w:num>
+  <w:num w:numId="19" w16cid:durableId="135950963">
+    <w:abstractNumId w:val="31"/>
+  </w:num>
+  <w:num w:numId="20" w16cid:durableId="251361096">
+    <w:abstractNumId w:val="2"/>
+  </w:num>
+  <w:num w:numId="21" w16cid:durableId="800423813">
+    <w:abstractNumId w:val="44"/>
+  </w:num>
+  <w:num w:numId="22" w16cid:durableId="1992753793">
+    <w:abstractNumId w:val="38"/>
+  </w:num>
+  <w:num w:numId="23" w16cid:durableId="1443920424">
+    <w:abstractNumId w:val="30"/>
+  </w:num>
+  <w:num w:numId="24" w16cid:durableId="906649192">
+    <w:abstractNumId w:val="11"/>
+  </w:num>
+  <w:num w:numId="25" w16cid:durableId="992177454">
+    <w:abstractNumId w:val="6"/>
+  </w:num>
+  <w:num w:numId="26" w16cid:durableId="857232318">
+    <w:abstractNumId w:val="28"/>
+  </w:num>
+  <w:num w:numId="27" w16cid:durableId="572131362">
+    <w:abstractNumId w:val="27"/>
+  </w:num>
+  <w:num w:numId="28" w16cid:durableId="1970358863">
+    <w:abstractNumId w:val="26"/>
+  </w:num>
+  <w:num w:numId="29" w16cid:durableId="1156341763">
+    <w:abstractNumId w:val="48"/>
+  </w:num>
+  <w:num w:numId="30" w16cid:durableId="1862281287">
+    <w:abstractNumId w:val="22"/>
+  </w:num>
+  <w:num w:numId="31" w16cid:durableId="2145195543">
+    <w:abstractNumId w:val="15"/>
+  </w:num>
+  <w:num w:numId="32" w16cid:durableId="228619963">
+    <w:abstractNumId w:val="21"/>
+  </w:num>
+  <w:num w:numId="33" w16cid:durableId="278488087">
+    <w:abstractNumId w:val="29"/>
+  </w:num>
+  <w:num w:numId="34" w16cid:durableId="1314991457">
+    <w:abstractNumId w:val="10"/>
+  </w:num>
+  <w:num w:numId="35" w16cid:durableId="664895469">
+    <w:abstractNumId w:val="16"/>
+  </w:num>
+  <w:num w:numId="36" w16cid:durableId="1227110524">
+    <w:abstractNumId w:val="5"/>
+  </w:num>
+  <w:num w:numId="37" w16cid:durableId="88547432">
+    <w:abstractNumId w:val="13"/>
+  </w:num>
+  <w:num w:numId="38" w16cid:durableId="1003362214">
+    <w:abstractNumId w:val="46"/>
+  </w:num>
+  <w:num w:numId="39" w16cid:durableId="1812818899">
+    <w:abstractNumId w:val="1"/>
+  </w:num>
+  <w:num w:numId="40" w16cid:durableId="569968949">
+    <w:abstractNumId w:val="32"/>
+  </w:num>
+  <w:num w:numId="41" w16cid:durableId="596909514">
+    <w:abstractNumId w:val="36"/>
+  </w:num>
+  <w:num w:numId="42" w16cid:durableId="208614115">
+    <w:abstractNumId w:val="50"/>
+  </w:num>
+  <w:num w:numId="43" w16cid:durableId="2044937396">
+    <w:abstractNumId w:val="41"/>
+  </w:num>
+  <w:num w:numId="44" w16cid:durableId="1657800342">
+    <w:abstractNumId w:val="49"/>
+  </w:num>
+  <w:num w:numId="45" w16cid:durableId="1353267867">
+    <w:abstractNumId w:val="42"/>
+  </w:num>
+  <w:num w:numId="46" w16cid:durableId="1149632617">
+    <w:abstractNumId w:val="4"/>
+  </w:num>
+  <w:num w:numId="47" w16cid:durableId="2050832016">
+    <w:abstractNumId w:val="45"/>
+  </w:num>
+  <w:num w:numId="48" w16cid:durableId="665132264">
+    <w:abstractNumId w:val="0"/>
+  </w:num>
+  <w:num w:numId="49" w16cid:durableId="464465789">
     <w:abstractNumId w:val="23"/>
   </w:num>
-  <w:num w:numId="2" w16cid:durableId="668872011">
-    <w:abstractNumId w:val="20"/>
-  </w:num>
-  <w:num w:numId="3" w16cid:durableId="787895005">
-    <w:abstractNumId w:val="18"/>
-  </w:num>
-  <w:num w:numId="4" w16cid:durableId="1702897867">
-    <w:abstractNumId w:val="6"/>
-  </w:num>
-  <w:num w:numId="5" w16cid:durableId="1259750622">
-    <w:abstractNumId w:val="7"/>
-  </w:num>
-  <w:num w:numId="6" w16cid:durableId="35156610">
-    <w:abstractNumId w:val="17"/>
-  </w:num>
-  <w:num w:numId="7" w16cid:durableId="1505589649">
-    <w:abstractNumId w:val="13"/>
-  </w:num>
-  <w:num w:numId="8" w16cid:durableId="1081877463">
-    <w:abstractNumId w:val="1"/>
-  </w:num>
-  <w:num w:numId="9" w16cid:durableId="1984462035">
-    <w:abstractNumId w:val="12"/>
-  </w:num>
-  <w:num w:numId="10" w16cid:durableId="544215772">
-    <w:abstractNumId w:val="4"/>
-  </w:num>
-  <w:num w:numId="11" w16cid:durableId="352851700">
-    <w:abstractNumId w:val="8"/>
-  </w:num>
-  <w:num w:numId="12" w16cid:durableId="2140684434">
-    <w:abstractNumId w:val="19"/>
-  </w:num>
-  <w:num w:numId="13" w16cid:durableId="1970165522">
-    <w:abstractNumId w:val="22"/>
-  </w:num>
-  <w:num w:numId="14" w16cid:durableId="1233849391">
-    <w:abstractNumId w:val="3"/>
-  </w:num>
-  <w:num w:numId="15" w16cid:durableId="1961643984">
-    <w:abstractNumId w:val="10"/>
-  </w:num>
-  <w:num w:numId="16" w16cid:durableId="1577327521">
-    <w:abstractNumId w:val="11"/>
-  </w:num>
-  <w:num w:numId="17" w16cid:durableId="84115063">
+  <w:num w:numId="50" w16cid:durableId="433719418">
     <w:abstractNumId w:val="9"/>
   </w:num>
-  <w:num w:numId="18" w16cid:durableId="1686974722">
-    <w:abstractNumId w:val="25"/>
+  <w:num w:numId="51" w16cid:durableId="381683220">
+    <w:abstractNumId w:val="47"/>
   </w:num>
-  <w:num w:numId="19" w16cid:durableId="135950963">
-    <w:abstractNumId w:val="16"/>
-  </w:num>
-  <w:num w:numId="20" w16cid:durableId="251361096">
-    <w:abstractNumId w:val="0"/>
-  </w:num>
-  <w:num w:numId="21" w16cid:durableId="800423813">
-    <w:abstractNumId w:val="24"/>
-  </w:num>
-  <w:num w:numId="22" w16cid:durableId="1992753793">
-    <w:abstractNumId w:val="21"/>
-  </w:num>
-  <w:num w:numId="23" w16cid:durableId="1443920424">
-    <w:abstractNumId w:val="15"/>
-  </w:num>
-  <w:num w:numId="24" w16cid:durableId="906649192">
-    <w:abstractNumId w:val="5"/>
-  </w:num>
-  <w:num w:numId="25" w16cid:durableId="992177454">
-    <w:abstractNumId w:val="2"/>
-  </w:num>
-  <w:num w:numId="26" w16cid:durableId="857232318">
-    <w:abstractNumId w:val="14"/>
+  <w:num w:numId="52" w16cid:durableId="1792162931">
+    <w:abstractNumId w:val="43"/>
   </w:num>
 </w:numbering>
 </file>
@@ -8336,6 +15633,17 @@
       <w:spacing w:val="5"/>
     </w:rPr>
   </w:style>
+  <w:style w:type="paragraph" w:styleId="NormalWeb">
+    <w:name w:val="Normal (Web)"/>
+    <w:basedOn w:val="a"/>
+    <w:uiPriority w:val="99"/>
+    <w:semiHidden/>
+    <w:unhideWhenUsed/>
+    <w:rsid w:val="00475E46"/>
+    <w:rPr>
+      <w:rFonts w:ascii="Times New Roman" w:hAnsi="Times New Roman" w:cs="Times New Roman"/>
+    </w:rPr>
+  </w:style>
 </w:styles>
 </file>
 
